--- a/public/templates/FSQ-WPS-Master.docx
+++ b/public/templates/FSQ-WPS-Master.docx
@@ -2,52 +2,146 @@
 <file path=word/document.xml><?xml version="1.0" encoding="utf-8"?>
 <w:document xmlns:wpc="http://schemas.microsoft.com/office/word/2010/wordprocessingCanvas" xmlns:mo="http://schemas.microsoft.com/office/mac/office/2008/main" xmlns:mc="http://schemas.openxmlformats.org/markup-compatibility/2006" xmlns:mv="urn:schemas-microsoft-com:mac:vml" xmlns:o="urn:schemas-microsoft-com:office:office" xmlns:r="http://schemas.openxmlformats.org/officeDocument/2006/relationships" xmlns:m="http://schemas.openxmlformats.org/officeDocument/2006/math" xmlns:v="urn:schemas-microsoft-com:vml" xmlns:wp14="http://schemas.microsoft.com/office/word/2010/wordprocessingDrawing" xmlns:wp="http://schemas.openxmlformats.org/drawingml/2006/wordprocessingDrawing" xmlns:w10="urn:schemas-microsoft-com:office:word" xmlns:w="http://schemas.openxmlformats.org/wordprocessingml/2006/main" xmlns:w14="http://schemas.microsoft.com/office/word/2010/wordml" xmlns:wpg="http://schemas.microsoft.com/office/word/2010/wordprocessingGroup" xmlns:wpi="http://schemas.microsoft.com/office/word/2010/wordprocessingInk" xmlns:wne="http://schemas.microsoft.com/office/word/2006/wordml" xmlns:wps="http://schemas.microsoft.com/office/word/2010/wordprocessingShape" mc:Ignorable="w14 wp14">
   <w:body>
-    <w:p>
-      <w:pPr>
-        <w:spacing w:before="0" w:after="120"/>
-        <w:jc w:val="center"/>
-      </w:pPr>
-      <w:r>
-        <w:rPr>
-          <w:rFonts w:ascii="Arial" w:hAnsi="Arial"/>
-          <w:b/>
-          <w:color w:val="153B77"/>
-          <w:sz w:val="32"/>
-        </w:rPr>
-        <w:t>WELDING PROCEDURE SPECIFICATION (WPS)</w:t>
-      </w:r>
-    </w:p>
     <w:tbl>
       <w:tblPr>
-        <w:tblW w:type="dxa" w:w="10200"/>
+        <w:tblW w:type="dxa" w:w="10680"/>
         <w:jc w:val="left"/>
         <w:tblLayout w:type="fixed"/>
         <w:tblLook w:firstColumn="1" w:firstRow="1" w:lastColumn="0" w:lastRow="0" w:noHBand="0" w:noVBand="1" w:val="04A0"/>
-        <w:tblInd w:w="105" w:type="dxa"/>
+        <w:tblInd w:w="70" w:type="dxa"/>
       </w:tblPr>
       <w:tblGrid>
-        <w:gridCol w:w="2550"/>
-        <w:gridCol w:w="2550"/>
-        <w:gridCol w:w="2550"/>
-        <w:gridCol w:w="2550"/>
+        <w:gridCol w:w="2100"/>
+        <w:gridCol w:w="5380"/>
+        <w:gridCol w:w="3200"/>
       </w:tblGrid>
       <w:tr>
         <w:tc>
           <w:tcPr>
-            <w:tcW w:type="dxa" w:w="2550"/>
-            <w:vAlign w:val="center"/>
-            <w:shd w:fill="EAF3F9" w:val="clear"/>
+            <w:tcW w:type="dxa" w:w="2100"/>
+            <w:vMerge w:val="restart"/>
             <w:tcMar>
-              <w:top w:w="65" w:type="dxa"/>
-              <w:start w:w="105" w:type="dxa"/>
-              <w:bottom w:w="75" w:type="dxa"/>
-              <w:end w:w="105" w:type="dxa"/>
+              <w:top w:w="35" w:type="dxa"/>
+              <w:start w:w="35" w:type="dxa"/>
+              <w:bottom w:w="35" w:type="dxa"/>
+              <w:end w:w="35" w:type="dxa"/>
             </w:tcMar>
             <w:tcBorders>
-              <w:top w:val="single" w:sz="5" w:color="B7C2CC"/>
-              <w:left w:val="single" w:sz="5" w:color="B7C2CC"/>
-              <w:bottom w:val="single" w:sz="5" w:color="B7C2CC"/>
-              <w:right w:val="single" w:sz="5" w:color="B7C2CC"/>
+              <w:top w:val="single" w:sz="5" w:color="7E929F"/>
+              <w:left w:val="single" w:sz="5" w:color="7E929F"/>
+              <w:bottom w:val="single" w:sz="5" w:color="7E929F"/>
+              <w:right w:val="single" w:sz="5" w:color="7E929F"/>
+            </w:tcBorders>
+            <w:shd w:fill="FFFFFF" w:val="clear"/>
+          </w:tcPr>
+          <w:p>
+            <w:pPr>
+              <w:spacing w:before="0" w:after="0" w:line="240" w:lineRule="auto"/>
+              <w:jc w:val="center"/>
+            </w:pPr>
+            <w:r/>
+            <w:r>
+              <w:drawing>
+                <wp:inline xmlns:a="http://schemas.openxmlformats.org/drawingml/2006/main" xmlns:pic="http://schemas.openxmlformats.org/drawingml/2006/picture">
+                  <wp:extent cx="810000" cy="810000"/>
+                  <wp:docPr id="1" name="Picture 1" descr="FSQ logo" title="FSQ logo"/>
+                  <wp:cNvGraphicFramePr>
+                    <a:graphicFrameLocks noChangeAspect="1"/>
+                  </wp:cNvGraphicFramePr>
+                  <a:graphic>
+                    <a:graphicData uri="http://schemas.openxmlformats.org/drawingml/2006/picture">
+                      <pic:pic>
+                        <pic:nvPicPr>
+                          <pic:cNvPr id="0" name="fsq-logo-clean.png"/>
+                          <pic:cNvPicPr/>
+                        </pic:nvPicPr>
+                        <pic:blipFill>
+                          <a:blip r:embed="rId9"/>
+                          <a:stretch>
+                            <a:fillRect/>
+                          </a:stretch>
+                        </pic:blipFill>
+                        <pic:spPr>
+                          <a:xfrm>
+                            <a:off x="0" y="0"/>
+                            <a:ext cx="810000" cy="810000"/>
+                          </a:xfrm>
+                          <a:prstGeom prst="rect"/>
+                        </pic:spPr>
+                      </pic:pic>
+                    </a:graphicData>
+                  </a:graphic>
+                </wp:inline>
+              </w:drawing>
+            </w:r>
+          </w:p>
+          <w:p>
+            <w:pPr>
+              <w:spacing w:before="0" w:after="0"/>
+              <w:jc w:val="center"/>
+            </w:pPr>
+            <w:r>
+              <w:rPr>
+                <w:rFonts w:ascii="Arial" w:hAnsi="Arial"/>
+                <w:b/>
+                <w:color w:val="143A63"/>
+                <w:sz w:val="15"/>
+              </w:rPr>
+              <w:t>FSQ</w:t>
+            </w:r>
+          </w:p>
+        </w:tc>
+        <w:tc>
+          <w:tcPr>
+            <w:tcW w:type="dxa" w:w="5380"/>
+            <w:vAlign w:val="center"/>
+            <w:tcMar>
+              <w:top w:w="45" w:type="dxa"/>
+              <w:start w:w="70" w:type="dxa"/>
+              <w:bottom w:w="45" w:type="dxa"/>
+              <w:end w:w="70" w:type="dxa"/>
+            </w:tcMar>
+            <w:shd w:fill="FFFFFF" w:val="clear"/>
+            <w:tcBorders>
+              <w:top w:val="single" w:sz="5" w:color="7E929F"/>
+              <w:left w:val="single" w:sz="5" w:color="7E929F"/>
+              <w:bottom w:val="single" w:sz="5" w:color="7E929F"/>
+              <w:right w:val="single" w:sz="5" w:color="7E929F"/>
+            </w:tcBorders>
+          </w:tcPr>
+          <w:p>
+            <w:pPr>
+              <w:spacing w:before="0" w:after="0" w:line="240" w:lineRule="auto"/>
+              <w:jc w:val="center"/>
+            </w:pPr>
+            <w:r/>
+            <w:r>
+              <w:rPr>
+                <w:rFonts w:ascii="Arial" w:hAnsi="Arial"/>
+                <w:b/>
+                <w:color w:val="143A63"/>
+                <w:sz w:val="24"/>
+              </w:rPr>
+              <w:t>WELDING PROCEDURE SPECIFICATION (WPS)</w:t>
+            </w:r>
+          </w:p>
+        </w:tc>
+        <w:tc>
+          <w:tcPr>
+            <w:tcW w:type="dxa" w:w="3200"/>
+            <w:vAlign w:val="center"/>
+            <w:tcMar>
+              <w:top w:w="45" w:type="dxa"/>
+              <w:start w:w="70" w:type="dxa"/>
+              <w:bottom w:w="45" w:type="dxa"/>
+              <w:end w:w="70" w:type="dxa"/>
+            </w:tcMar>
+            <w:shd w:fill="F4F7F9" w:val="clear"/>
+            <w:tcBorders>
+              <w:top w:val="single" w:sz="5" w:color="7E929F"/>
+              <w:left w:val="single" w:sz="5" w:color="7E929F"/>
+              <w:bottom w:val="single" w:sz="5" w:color="7E929F"/>
+              <w:right w:val="single" w:sz="5" w:color="7E929F"/>
             </w:tcBorders>
           </w:tcPr>
           <w:p>
@@ -59,10 +153,10 @@
               <w:rPr>
                 <w:rFonts w:ascii="Arial" w:hAnsi="Arial"/>
                 <w:b/>
-                <w:color w:val="153B77"/>
-                <w:sz w:val="14"/>
+                <w:color w:val="143A63"/>
+                <w:sz w:val="11"/>
               </w:rPr>
-              <w:t>WPS NO.</w:t>
+              <w:t>WPS NO. / REVISION</w:t>
             </w:r>
             <w:r>
               <w:br/>
@@ -71,29 +165,73 @@
               <w:rPr>
                 <w:rFonts w:ascii="Arial" w:hAnsi="Arial"/>
                 <w:b w:val="0"/>
-                <w:color w:val="172533"/>
-                <w:sz w:val="17"/>
+                <w:color w:val="17232C"/>
+                <w:sz w:val="14"/>
               </w:rPr>
-              <w:t>{{WPS_NO}}</w:t>
+              <w:t>{{WPS_NO}}  /  Rev. {{REVISION}}</w:t>
+            </w:r>
+          </w:p>
+        </w:tc>
+      </w:tr>
+      <w:tr>
+        <w:tc>
+          <w:tcPr>
+            <w:tcW w:type="dxa" w:w="2100"/>
+            <w:vMerge/>
+          </w:tcPr>
+          <w:p/>
+        </w:tc>
+        <w:tc>
+          <w:tcPr>
+            <w:tcW w:type="dxa" w:w="5380"/>
+            <w:vAlign w:val="center"/>
+            <w:tcMar>
+              <w:top w:w="45" w:type="dxa"/>
+              <w:start w:w="70" w:type="dxa"/>
+              <w:bottom w:w="45" w:type="dxa"/>
+              <w:end w:w="70" w:type="dxa"/>
+            </w:tcMar>
+            <w:shd w:fill="EAF4F8" w:val="clear"/>
+            <w:tcBorders>
+              <w:top w:val="single" w:sz="5" w:color="7E929F"/>
+              <w:left w:val="single" w:sz="5" w:color="7E929F"/>
+              <w:bottom w:val="single" w:sz="5" w:color="7E929F"/>
+              <w:right w:val="single" w:sz="5" w:color="7E929F"/>
+            </w:tcBorders>
+          </w:tcPr>
+          <w:p>
+            <w:pPr>
+              <w:spacing w:before="0" w:after="0" w:line="240" w:lineRule="auto"/>
+              <w:jc w:val="center"/>
+            </w:pPr>
+            <w:r/>
+            <w:r>
+              <w:rPr>
+                <w:rFonts w:ascii="Arial" w:hAnsi="Arial"/>
+                <w:b/>
+                <w:color w:val="1686B8"/>
+                <w:sz w:val="14"/>
+              </w:rPr>
+              <w:t>Prepared in accordance with {{STANDARD}}</w:t>
             </w:r>
           </w:p>
         </w:tc>
         <w:tc>
           <w:tcPr>
-            <w:tcW w:type="dxa" w:w="2550"/>
+            <w:tcW w:type="dxa" w:w="3200"/>
             <w:vAlign w:val="center"/>
+            <w:tcMar>
+              <w:top w:w="45" w:type="dxa"/>
+              <w:start w:w="70" w:type="dxa"/>
+              <w:bottom w:w="45" w:type="dxa"/>
+              <w:end w:w="70" w:type="dxa"/>
+            </w:tcMar>
             <w:shd w:fill="FFFFFF" w:val="clear"/>
-            <w:tcMar>
-              <w:top w:w="65" w:type="dxa"/>
-              <w:start w:w="105" w:type="dxa"/>
-              <w:bottom w:w="75" w:type="dxa"/>
-              <w:end w:w="105" w:type="dxa"/>
-            </w:tcMar>
             <w:tcBorders>
-              <w:top w:val="single" w:sz="5" w:color="B7C2CC"/>
-              <w:left w:val="single" w:sz="5" w:color="B7C2CC"/>
-              <w:bottom w:val="single" w:sz="5" w:color="B7C2CC"/>
-              <w:right w:val="single" w:sz="5" w:color="B7C2CC"/>
+              <w:top w:val="single" w:sz="5" w:color="7E929F"/>
+              <w:left w:val="single" w:sz="5" w:color="7E929F"/>
+              <w:bottom w:val="single" w:sz="5" w:color="7E929F"/>
+              <w:right w:val="single" w:sz="5" w:color="7E929F"/>
             </w:tcBorders>
           </w:tcPr>
           <w:p>
@@ -105,10 +243,10 @@
               <w:rPr>
                 <w:rFonts w:ascii="Arial" w:hAnsi="Arial"/>
                 <w:b/>
-                <w:color w:val="153B77"/>
-                <w:sz w:val="14"/>
+                <w:color w:val="143A63"/>
+                <w:sz w:val="11"/>
               </w:rPr>
-              <w:t>REVISION</w:t>
+              <w:t>STATUS / DATE</w:t>
             </w:r>
             <w:r>
               <w:br/>
@@ -117,29 +255,46 @@
               <w:rPr>
                 <w:rFonts w:ascii="Arial" w:hAnsi="Arial"/>
                 <w:b w:val="0"/>
-                <w:color w:val="172533"/>
-                <w:sz w:val="17"/>
+                <w:color w:val="17232C"/>
+                <w:sz w:val="14"/>
               </w:rPr>
-              <w:t>{{REVISION}}</w:t>
+              <w:t>{{STATUS}}  /  {{DATE}}</w:t>
             </w:r>
           </w:p>
         </w:tc>
+      </w:tr>
+    </w:tbl>
+    <w:tbl>
+      <w:tblPr>
+        <w:tblW w:type="dxa" w:w="10680"/>
+        <w:jc w:val="left"/>
+        <w:tblLayout w:type="fixed"/>
+        <w:tblLook w:firstColumn="1" w:firstRow="1" w:lastColumn="0" w:lastRow="0" w:noHBand="0" w:noVBand="1" w:val="04A0"/>
+        <w:tblInd w:w="70" w:type="dxa"/>
+      </w:tblPr>
+      <w:tblGrid>
+        <w:gridCol w:w="2670"/>
+        <w:gridCol w:w="2670"/>
+        <w:gridCol w:w="2670"/>
+        <w:gridCol w:w="2670"/>
+      </w:tblGrid>
+      <w:tr>
         <w:tc>
           <w:tcPr>
-            <w:tcW w:type="dxa" w:w="2550"/>
+            <w:tcW w:type="dxa" w:w="2670"/>
             <w:vAlign w:val="center"/>
-            <w:shd w:fill="EAF3F9" w:val="clear"/>
             <w:tcMar>
-              <w:top w:w="65" w:type="dxa"/>
-              <w:start w:w="105" w:type="dxa"/>
-              <w:bottom w:w="75" w:type="dxa"/>
-              <w:end w:w="105" w:type="dxa"/>
+              <w:top w:w="45" w:type="dxa"/>
+              <w:start w:w="70" w:type="dxa"/>
+              <w:bottom w:w="45" w:type="dxa"/>
+              <w:end w:w="70" w:type="dxa"/>
             </w:tcMar>
+            <w:shd w:fill="EAF4F8" w:val="clear"/>
             <w:tcBorders>
-              <w:top w:val="single" w:sz="5" w:color="B7C2CC"/>
-              <w:left w:val="single" w:sz="5" w:color="B7C2CC"/>
-              <w:bottom w:val="single" w:sz="5" w:color="B7C2CC"/>
-              <w:right w:val="single" w:sz="5" w:color="B7C2CC"/>
+              <w:top w:val="single" w:sz="5" w:color="7E929F"/>
+              <w:left w:val="single" w:sz="5" w:color="7E929F"/>
+              <w:bottom w:val="single" w:sz="5" w:color="7E929F"/>
+              <w:right w:val="single" w:sz="5" w:color="7E929F"/>
             </w:tcBorders>
           </w:tcPr>
           <w:p>
@@ -151,10 +306,10 @@
               <w:rPr>
                 <w:rFonts w:ascii="Arial" w:hAnsi="Arial"/>
                 <w:b/>
-                <w:color w:val="153B77"/>
-                <w:sz w:val="14"/>
+                <w:color w:val="143A63"/>
+                <w:sz w:val="11"/>
               </w:rPr>
-              <w:t>DATE</w:t>
+              <w:t>SUPPORTING WPQR</w:t>
             </w:r>
             <w:r>
               <w:br/>
@@ -163,29 +318,29 @@
               <w:rPr>
                 <w:rFonts w:ascii="Arial" w:hAnsi="Arial"/>
                 <w:b w:val="0"/>
-                <w:color w:val="172533"/>
-                <w:sz w:val="17"/>
+                <w:color w:val="17232C"/>
+                <w:sz w:val="14"/>
               </w:rPr>
-              <w:t>{{DATE}}</w:t>
+              <w:t>{{SUPPORTING_WPQR}}</w:t>
             </w:r>
           </w:p>
         </w:tc>
         <w:tc>
           <w:tcPr>
-            <w:tcW w:type="dxa" w:w="2550"/>
+            <w:tcW w:type="dxa" w:w="2670"/>
             <w:vAlign w:val="center"/>
+            <w:tcMar>
+              <w:top w:w="45" w:type="dxa"/>
+              <w:start w:w="70" w:type="dxa"/>
+              <w:bottom w:w="45" w:type="dxa"/>
+              <w:end w:w="70" w:type="dxa"/>
+            </w:tcMar>
             <w:shd w:fill="FFFFFF" w:val="clear"/>
-            <w:tcMar>
-              <w:top w:w="65" w:type="dxa"/>
-              <w:start w:w="105" w:type="dxa"/>
-              <w:bottom w:w="75" w:type="dxa"/>
-              <w:end w:w="105" w:type="dxa"/>
-            </w:tcMar>
             <w:tcBorders>
-              <w:top w:val="single" w:sz="5" w:color="B7C2CC"/>
-              <w:left w:val="single" w:sz="5" w:color="B7C2CC"/>
-              <w:bottom w:val="single" w:sz="5" w:color="B7C2CC"/>
-              <w:right w:val="single" w:sz="5" w:color="B7C2CC"/>
+              <w:top w:val="single" w:sz="5" w:color="7E929F"/>
+              <w:left w:val="single" w:sz="5" w:color="7E929F"/>
+              <w:bottom w:val="single" w:sz="5" w:color="7E929F"/>
+              <w:right w:val="single" w:sz="5" w:color="7E929F"/>
             </w:tcBorders>
           </w:tcPr>
           <w:p>
@@ -197,10 +352,10 @@
               <w:rPr>
                 <w:rFonts w:ascii="Arial" w:hAnsi="Arial"/>
                 <w:b/>
-                <w:color w:val="153B77"/>
-                <w:sz w:val="14"/>
+                <w:color w:val="143A63"/>
+                <w:sz w:val="11"/>
               </w:rPr>
-              <w:t>STANDARD</w:t>
+              <w:t>APPLICATION / SCOPE</w:t>
             </w:r>
             <w:r>
               <w:br/>
@@ -209,31 +364,29 @@
               <w:rPr>
                 <w:rFonts w:ascii="Arial" w:hAnsi="Arial"/>
                 <w:b w:val="0"/>
-                <w:color w:val="172533"/>
-                <w:sz w:val="17"/>
+                <w:color w:val="17232C"/>
+                <w:sz w:val="14"/>
               </w:rPr>
-              <w:t>{{STANDARD}}</w:t>
+              <w:t>{{APPLICATION_SCOPE}}</w:t>
             </w:r>
           </w:p>
         </w:tc>
-      </w:tr>
-      <w:tr>
         <w:tc>
           <w:tcPr>
-            <w:tcW w:type="dxa" w:w="2550"/>
+            <w:tcW w:type="dxa" w:w="2670"/>
             <w:vAlign w:val="center"/>
-            <w:shd w:fill="EAF3F9" w:val="clear"/>
             <w:tcMar>
-              <w:top w:w="65" w:type="dxa"/>
-              <w:start w:w="105" w:type="dxa"/>
-              <w:bottom w:w="75" w:type="dxa"/>
-              <w:end w:w="105" w:type="dxa"/>
+              <w:top w:w="45" w:type="dxa"/>
+              <w:start w:w="70" w:type="dxa"/>
+              <w:bottom w:w="45" w:type="dxa"/>
+              <w:end w:w="70" w:type="dxa"/>
             </w:tcMar>
+            <w:shd w:fill="FFFFFF" w:val="clear"/>
             <w:tcBorders>
-              <w:top w:val="single" w:sz="5" w:color="B7C2CC"/>
-              <w:left w:val="single" w:sz="5" w:color="B7C2CC"/>
-              <w:bottom w:val="single" w:sz="5" w:color="B7C2CC"/>
-              <w:right w:val="single" w:sz="5" w:color="B7C2CC"/>
+              <w:top w:val="single" w:sz="5" w:color="7E929F"/>
+              <w:left w:val="single" w:sz="5" w:color="7E929F"/>
+              <w:bottom w:val="single" w:sz="5" w:color="7E929F"/>
+              <w:right w:val="single" w:sz="5" w:color="7E929F"/>
             </w:tcBorders>
           </w:tcPr>
           <w:p>
@@ -245,10 +398,10 @@
               <w:rPr>
                 <w:rFonts w:ascii="Arial" w:hAnsi="Arial"/>
                 <w:b/>
-                <w:color w:val="153B77"/>
-                <w:sz w:val="14"/>
+                <w:color w:val="143A63"/>
+                <w:sz w:val="11"/>
               </w:rPr>
-              <w:t>PREPARED BY</w:t>
+              <w:t>WELDING PROCESS</w:t>
             </w:r>
             <w:r>
               <w:br/>
@@ -257,29 +410,29 @@
               <w:rPr>
                 <w:rFonts w:ascii="Arial" w:hAnsi="Arial"/>
                 <w:b w:val="0"/>
-                <w:color w:val="172533"/>
-                <w:sz w:val="17"/>
+                <w:color w:val="17232C"/>
+                <w:sz w:val="14"/>
               </w:rPr>
-              <w:t>{{PREPARED_BY}}</w:t>
+              <w:t>{{WELDING_PROCESS}}</w:t>
             </w:r>
           </w:p>
         </w:tc>
         <w:tc>
           <w:tcPr>
-            <w:tcW w:type="dxa" w:w="2550"/>
+            <w:tcW w:type="dxa" w:w="2670"/>
             <w:vAlign w:val="center"/>
+            <w:tcMar>
+              <w:top w:w="45" w:type="dxa"/>
+              <w:start w:w="70" w:type="dxa"/>
+              <w:bottom w:w="45" w:type="dxa"/>
+              <w:end w:w="70" w:type="dxa"/>
+            </w:tcMar>
             <w:shd w:fill="FFFFFF" w:val="clear"/>
-            <w:tcMar>
-              <w:top w:w="65" w:type="dxa"/>
-              <w:start w:w="105" w:type="dxa"/>
-              <w:bottom w:w="75" w:type="dxa"/>
-              <w:end w:w="105" w:type="dxa"/>
-            </w:tcMar>
             <w:tcBorders>
-              <w:top w:val="single" w:sz="5" w:color="B7C2CC"/>
-              <w:left w:val="single" w:sz="5" w:color="B7C2CC"/>
-              <w:bottom w:val="single" w:sz="5" w:color="B7C2CC"/>
-              <w:right w:val="single" w:sz="5" w:color="B7C2CC"/>
+              <w:top w:val="single" w:sz="5" w:color="7E929F"/>
+              <w:left w:val="single" w:sz="5" w:color="7E929F"/>
+              <w:bottom w:val="single" w:sz="5" w:color="7E929F"/>
+              <w:right w:val="single" w:sz="5" w:color="7E929F"/>
             </w:tcBorders>
           </w:tcPr>
           <w:p>
@@ -291,10 +444,10 @@
               <w:rPr>
                 <w:rFonts w:ascii="Arial" w:hAnsi="Arial"/>
                 <w:b/>
-                <w:color w:val="153B77"/>
-                <w:sz w:val="14"/>
+                <w:color w:val="143A63"/>
+                <w:sz w:val="11"/>
               </w:rPr>
-              <w:t>APPROVED BY</w:t>
+              <w:t>WELDING POSITION</w:t>
             </w:r>
             <w:r>
               <w:br/>
@@ -303,29 +456,31 @@
               <w:rPr>
                 <w:rFonts w:ascii="Arial" w:hAnsi="Arial"/>
                 <w:b w:val="0"/>
-                <w:color w:val="172533"/>
-                <w:sz w:val="17"/>
+                <w:color w:val="17232C"/>
+                <w:sz w:val="14"/>
               </w:rPr>
-              <w:t>{{APPROVED_BY}}</w:t>
+              <w:t>{{WELDING_POSITION}}</w:t>
             </w:r>
           </w:p>
         </w:tc>
+      </w:tr>
+      <w:tr>
         <w:tc>
           <w:tcPr>
-            <w:tcW w:type="dxa" w:w="2550"/>
+            <w:tcW w:type="dxa" w:w="2670"/>
             <w:vAlign w:val="center"/>
-            <w:shd w:fill="EAF3F9" w:val="clear"/>
             <w:tcMar>
-              <w:top w:w="65" w:type="dxa"/>
-              <w:start w:w="105" w:type="dxa"/>
-              <w:bottom w:w="75" w:type="dxa"/>
-              <w:end w:w="105" w:type="dxa"/>
+              <w:top w:w="45" w:type="dxa"/>
+              <w:start w:w="70" w:type="dxa"/>
+              <w:bottom w:w="45" w:type="dxa"/>
+              <w:end w:w="70" w:type="dxa"/>
             </w:tcMar>
+            <w:shd w:fill="EAF4F8" w:val="clear"/>
             <w:tcBorders>
-              <w:top w:val="single" w:sz="5" w:color="B7C2CC"/>
-              <w:left w:val="single" w:sz="5" w:color="B7C2CC"/>
-              <w:bottom w:val="single" w:sz="5" w:color="B7C2CC"/>
-              <w:right w:val="single" w:sz="5" w:color="B7C2CC"/>
+              <w:top w:val="single" w:sz="5" w:color="7E929F"/>
+              <w:left w:val="single" w:sz="5" w:color="7E929F"/>
+              <w:bottom w:val="single" w:sz="5" w:color="7E929F"/>
+              <w:right w:val="single" w:sz="5" w:color="7E929F"/>
             </w:tcBorders>
           </w:tcPr>
           <w:p>
@@ -337,10 +492,10 @@
               <w:rPr>
                 <w:rFonts w:ascii="Arial" w:hAnsi="Arial"/>
                 <w:b/>
-                <w:color w:val="153B77"/>
-                <w:sz w:val="14"/>
+                <w:color w:val="143A63"/>
+                <w:sz w:val="11"/>
               </w:rPr>
-              <w:t>APPROVAL DATE</w:t>
+              <w:t>JOINT TYPE</w:t>
             </w:r>
             <w:r>
               <w:br/>
@@ -349,29 +504,29 @@
               <w:rPr>
                 <w:rFonts w:ascii="Arial" w:hAnsi="Arial"/>
                 <w:b w:val="0"/>
-                <w:color w:val="172533"/>
-                <w:sz w:val="17"/>
+                <w:color w:val="17232C"/>
+                <w:sz w:val="14"/>
               </w:rPr>
-              <w:t>{{APPROVAL_DATE}}</w:t>
+              <w:t>{{JOINT_TYPE}}</w:t>
             </w:r>
           </w:p>
         </w:tc>
         <w:tc>
           <w:tcPr>
-            <w:tcW w:type="dxa" w:w="2550"/>
+            <w:tcW w:type="dxa" w:w="2670"/>
             <w:vAlign w:val="center"/>
+            <w:tcMar>
+              <w:top w:w="45" w:type="dxa"/>
+              <w:start w:w="70" w:type="dxa"/>
+              <w:bottom w:w="45" w:type="dxa"/>
+              <w:end w:w="70" w:type="dxa"/>
+            </w:tcMar>
             <w:shd w:fill="FFFFFF" w:val="clear"/>
-            <w:tcMar>
-              <w:top w:w="65" w:type="dxa"/>
-              <w:start w:w="105" w:type="dxa"/>
-              <w:bottom w:w="75" w:type="dxa"/>
-              <w:end w:w="105" w:type="dxa"/>
-            </w:tcMar>
             <w:tcBorders>
-              <w:top w:val="single" w:sz="5" w:color="B7C2CC"/>
-              <w:left w:val="single" w:sz="5" w:color="B7C2CC"/>
-              <w:bottom w:val="single" w:sz="5" w:color="B7C2CC"/>
-              <w:right w:val="single" w:sz="5" w:color="B7C2CC"/>
+              <w:top w:val="single" w:sz="5" w:color="7E929F"/>
+              <w:left w:val="single" w:sz="5" w:color="7E929F"/>
+              <w:bottom w:val="single" w:sz="5" w:color="7E929F"/>
+              <w:right w:val="single" w:sz="5" w:color="7E929F"/>
             </w:tcBorders>
           </w:tcPr>
           <w:p>
@@ -383,10 +538,10 @@
               <w:rPr>
                 <w:rFonts w:ascii="Arial" w:hAnsi="Arial"/>
                 <w:b/>
-                <w:color w:val="153B77"/>
-                <w:sz w:val="14"/>
+                <w:color w:val="143A63"/>
+                <w:sz w:val="11"/>
               </w:rPr>
-              <w:t>SUPPORTING WPQR</w:t>
+              <w:t>PRODUCT TYPE</w:t>
             </w:r>
             <w:r>
               <w:br/>
@@ -395,10 +550,102 @@
               <w:rPr>
                 <w:rFonts w:ascii="Arial" w:hAnsi="Arial"/>
                 <w:b w:val="0"/>
-                <w:color w:val="172533"/>
-                <w:sz w:val="17"/>
+                <w:color w:val="17232C"/>
+                <w:sz w:val="14"/>
               </w:rPr>
-              <w:t>{{SUPPORTING_WPQR}}</w:t>
+              <w:t>{{PRODUCT_TYPE}}</w:t>
+            </w:r>
+          </w:p>
+        </w:tc>
+        <w:tc>
+          <w:tcPr>
+            <w:tcW w:type="dxa" w:w="2670"/>
+            <w:vAlign w:val="center"/>
+            <w:tcMar>
+              <w:top w:w="45" w:type="dxa"/>
+              <w:start w:w="70" w:type="dxa"/>
+              <w:bottom w:w="45" w:type="dxa"/>
+              <w:end w:w="70" w:type="dxa"/>
+            </w:tcMar>
+            <w:shd w:fill="FFFFFF" w:val="clear"/>
+            <w:tcBorders>
+              <w:top w:val="single" w:sz="5" w:color="7E929F"/>
+              <w:left w:val="single" w:sz="5" w:color="7E929F"/>
+              <w:bottom w:val="single" w:sz="5" w:color="7E929F"/>
+              <w:right w:val="single" w:sz="5" w:color="7E929F"/>
+            </w:tcBorders>
+          </w:tcPr>
+          <w:p>
+            <w:pPr>
+              <w:spacing w:before="0" w:after="0" w:line="240" w:lineRule="auto"/>
+            </w:pPr>
+            <w:r/>
+            <w:r>
+              <w:rPr>
+                <w:rFonts w:ascii="Arial" w:hAnsi="Arial"/>
+                <w:b/>
+                <w:color w:val="143A63"/>
+                <w:sz w:val="11"/>
+              </w:rPr>
+              <w:t>PREPARED BY</w:t>
+            </w:r>
+            <w:r>
+              <w:br/>
+            </w:r>
+            <w:r>
+              <w:rPr>
+                <w:rFonts w:ascii="Arial" w:hAnsi="Arial"/>
+                <w:b w:val="0"/>
+                <w:color w:val="17232C"/>
+                <w:sz w:val="14"/>
+              </w:rPr>
+              <w:t>{{PREPARED_BY}}</w:t>
+            </w:r>
+          </w:p>
+        </w:tc>
+        <w:tc>
+          <w:tcPr>
+            <w:tcW w:type="dxa" w:w="2670"/>
+            <w:vAlign w:val="center"/>
+            <w:tcMar>
+              <w:top w:w="45" w:type="dxa"/>
+              <w:start w:w="70" w:type="dxa"/>
+              <w:bottom w:w="45" w:type="dxa"/>
+              <w:end w:w="70" w:type="dxa"/>
+            </w:tcMar>
+            <w:shd w:fill="FFFFFF" w:val="clear"/>
+            <w:tcBorders>
+              <w:top w:val="single" w:sz="5" w:color="7E929F"/>
+              <w:left w:val="single" w:sz="5" w:color="7E929F"/>
+              <w:bottom w:val="single" w:sz="5" w:color="7E929F"/>
+              <w:right w:val="single" w:sz="5" w:color="7E929F"/>
+            </w:tcBorders>
+          </w:tcPr>
+          <w:p>
+            <w:pPr>
+              <w:spacing w:before="0" w:after="0" w:line="240" w:lineRule="auto"/>
+            </w:pPr>
+            <w:r/>
+            <w:r>
+              <w:rPr>
+                <w:rFonts w:ascii="Arial" w:hAnsi="Arial"/>
+                <w:b/>
+                <w:color w:val="143A63"/>
+                <w:sz w:val="11"/>
+              </w:rPr>
+              <w:t>TECHNICAL REVIEWER</w:t>
+            </w:r>
+            <w:r>
+              <w:br/>
+            </w:r>
+            <w:r>
+              <w:rPr>
+                <w:rFonts w:ascii="Arial" w:hAnsi="Arial"/>
+                <w:b w:val="0"/>
+                <w:color w:val="17232C"/>
+                <w:sz w:val="14"/>
+              </w:rPr>
+              <w:t>{{TECHNICAL_REVIEWER}}</w:t>
             </w:r>
           </w:p>
         </w:tc>
@@ -406,33 +653,33 @@
     </w:tbl>
     <w:tbl>
       <w:tblPr>
-        <w:tblW w:type="dxa" w:w="10200"/>
+        <w:tblW w:type="dxa" w:w="10680"/>
         <w:jc w:val="left"/>
         <w:tblLayout w:type="fixed"/>
         <w:tblLook w:firstColumn="1" w:firstRow="1" w:lastColumn="0" w:lastRow="0" w:noHBand="0" w:noVBand="1" w:val="04A0"/>
-        <w:tblInd w:w="105" w:type="dxa"/>
+        <w:tblInd w:w="70" w:type="dxa"/>
       </w:tblPr>
       <w:tblGrid>
-        <w:gridCol w:w="10200"/>
+        <w:gridCol w:w="10680"/>
       </w:tblGrid>
       <w:tr>
         <w:tc>
           <w:tcPr>
-            <w:tcW w:type="dxa" w:w="10200"/>
+            <w:tcW w:type="dxa" w:w="10680"/>
             <w:vAlign w:val="center"/>
             <w:tcMar>
-              <w:top w:w="75" w:type="dxa"/>
-              <w:start w:w="105" w:type="dxa"/>
-              <w:bottom w:w="75" w:type="dxa"/>
-              <w:end w:w="105" w:type="dxa"/>
+              <w:top w:w="45" w:type="dxa"/>
+              <w:start w:w="70" w:type="dxa"/>
+              <w:bottom w:w="45" w:type="dxa"/>
+              <w:end w:w="70" w:type="dxa"/>
             </w:tcMar>
+            <w:shd w:fill="143A63" w:val="clear"/>
             <w:tcBorders>
-              <w:top w:val="single" w:sz="5" w:color="B7C2CC"/>
-              <w:left w:val="single" w:sz="5" w:color="B7C2CC"/>
-              <w:bottom w:val="single" w:sz="5" w:color="B7C2CC"/>
-              <w:right w:val="single" w:sz="5" w:color="B7C2CC"/>
+              <w:top w:val="single" w:sz="5" w:color="7E929F"/>
+              <w:left w:val="single" w:sz="5" w:color="7E929F"/>
+              <w:bottom w:val="single" w:sz="5" w:color="7E929F"/>
+              <w:right w:val="single" w:sz="5" w:color="7E929F"/>
             </w:tcBorders>
-            <w:shd w:fill="FFF4D6" w:val="clear"/>
           </w:tcPr>
           <w:p>
             <w:pPr>
@@ -444,58 +691,46 @@
               <w:rPr>
                 <w:rFonts w:ascii="Arial" w:hAnsi="Arial"/>
                 <w:b/>
-                <w:color w:val="7A4B00"/>
-                <w:sz w:val="15"/>
+                <w:color w:val="FFFFFF"/>
+                <w:sz w:val="12"/>
               </w:rPr>
-              <w:t>CONTROL NOTE: This WPS is valid only after competent review and approval. Every technical value must be traceable to the supporting WPQR/WPS sources.</w:t>
+              <w:t>PARENT MATERIALS AND QUALIFIED RANGE</w:t>
             </w:r>
           </w:p>
         </w:tc>
       </w:tr>
     </w:tbl>
-    <w:p>
-      <w:pPr>
-        <w:spacing w:before="140" w:after="60"/>
-      </w:pPr>
-      <w:r>
-        <w:rPr>
-          <w:rFonts w:ascii="Arial" w:hAnsi="Arial"/>
-          <w:b/>
-          <w:color w:val="153B77"/>
-          <w:sz w:val="19"/>
-        </w:rPr>
-        <w:t>1  APPLICATION AND WELDING PROCESS</w:t>
-      </w:r>
-    </w:p>
     <w:tbl>
       <w:tblPr>
-        <w:tblW w:type="dxa" w:w="10200"/>
+        <w:tblW w:type="dxa" w:w="10680"/>
         <w:jc w:val="left"/>
         <w:tblLayout w:type="fixed"/>
         <w:tblLook w:firstColumn="1" w:firstRow="1" w:lastColumn="0" w:lastRow="0" w:noHBand="0" w:noVBand="1" w:val="04A0"/>
-        <w:tblInd w:w="105" w:type="dxa"/>
+        <w:tblInd w:w="70" w:type="dxa"/>
       </w:tblPr>
       <w:tblGrid>
-        <w:gridCol w:w="5100"/>
-        <w:gridCol w:w="5100"/>
+        <w:gridCol w:w="2670"/>
+        <w:gridCol w:w="2670"/>
+        <w:gridCol w:w="2670"/>
+        <w:gridCol w:w="2670"/>
       </w:tblGrid>
       <w:tr>
         <w:tc>
           <w:tcPr>
-            <w:tcW w:type="dxa" w:w="5100"/>
+            <w:tcW w:type="dxa" w:w="2670"/>
             <w:vAlign w:val="center"/>
-            <w:shd w:fill="F3F5F7" w:val="clear"/>
             <w:tcMar>
-              <w:top w:w="65" w:type="dxa"/>
-              <w:start w:w="105" w:type="dxa"/>
-              <w:bottom w:w="75" w:type="dxa"/>
-              <w:end w:w="105" w:type="dxa"/>
+              <w:top w:w="45" w:type="dxa"/>
+              <w:start w:w="70" w:type="dxa"/>
+              <w:bottom w:w="45" w:type="dxa"/>
+              <w:end w:w="70" w:type="dxa"/>
             </w:tcMar>
+            <w:shd w:fill="FFFFFF" w:val="clear"/>
             <w:tcBorders>
-              <w:top w:val="single" w:sz="5" w:color="B7C2CC"/>
-              <w:left w:val="single" w:sz="5" w:color="B7C2CC"/>
-              <w:bottom w:val="single" w:sz="5" w:color="B7C2CC"/>
-              <w:right w:val="single" w:sz="5" w:color="B7C2CC"/>
+              <w:top w:val="single" w:sz="5" w:color="7E929F"/>
+              <w:left w:val="single" w:sz="5" w:color="7E929F"/>
+              <w:bottom w:val="single" w:sz="5" w:color="7E929F"/>
+              <w:right w:val="single" w:sz="5" w:color="7E929F"/>
             </w:tcBorders>
           </w:tcPr>
           <w:p>
@@ -507,10 +742,10 @@
               <w:rPr>
                 <w:rFonts w:ascii="Arial" w:hAnsi="Arial"/>
                 <w:b/>
-                <w:color w:val="153B77"/>
-                <w:sz w:val="14"/>
+                <w:color w:val="143A63"/>
+                <w:sz w:val="11"/>
               </w:rPr>
-              <w:t>APPLICATION / SCOPE</w:t>
+              <w:t>PARENT MATERIAL 1</w:t>
             </w:r>
             <w:r>
               <w:br/>
@@ -519,29 +754,29 @@
               <w:rPr>
                 <w:rFonts w:ascii="Arial" w:hAnsi="Arial"/>
                 <w:b w:val="0"/>
-                <w:color w:val="172533"/>
-                <w:sz w:val="17"/>
+                <w:color w:val="17232C"/>
+                <w:sz w:val="14"/>
               </w:rPr>
-              <w:t>{{APPLICATION_SCOPE}}</w:t>
+              <w:t>{{PARENT_MATERIAL_1}}</w:t>
             </w:r>
           </w:p>
         </w:tc>
         <w:tc>
           <w:tcPr>
-            <w:tcW w:type="dxa" w:w="5100"/>
+            <w:tcW w:type="dxa" w:w="2670"/>
             <w:vAlign w:val="center"/>
+            <w:tcMar>
+              <w:top w:w="45" w:type="dxa"/>
+              <w:start w:w="70" w:type="dxa"/>
+              <w:bottom w:w="45" w:type="dxa"/>
+              <w:end w:w="70" w:type="dxa"/>
+            </w:tcMar>
             <w:shd w:fill="FFFFFF" w:val="clear"/>
-            <w:tcMar>
-              <w:top w:w="65" w:type="dxa"/>
-              <w:start w:w="105" w:type="dxa"/>
-              <w:bottom w:w="75" w:type="dxa"/>
-              <w:end w:w="105" w:type="dxa"/>
-            </w:tcMar>
             <w:tcBorders>
-              <w:top w:val="single" w:sz="5" w:color="B7C2CC"/>
-              <w:left w:val="single" w:sz="5" w:color="B7C2CC"/>
-              <w:bottom w:val="single" w:sz="5" w:color="B7C2CC"/>
-              <w:right w:val="single" w:sz="5" w:color="B7C2CC"/>
+              <w:top w:val="single" w:sz="5" w:color="7E929F"/>
+              <w:left w:val="single" w:sz="5" w:color="7E929F"/>
+              <w:bottom w:val="single" w:sz="5" w:color="7E929F"/>
+              <w:right w:val="single" w:sz="5" w:color="7E929F"/>
             </w:tcBorders>
           </w:tcPr>
           <w:p>
@@ -553,10 +788,10 @@
               <w:rPr>
                 <w:rFonts w:ascii="Arial" w:hAnsi="Arial"/>
                 <w:b/>
-                <w:color w:val="153B77"/>
-                <w:sz w:val="14"/>
+                <w:color w:val="143A63"/>
+                <w:sz w:val="11"/>
               </w:rPr>
-              <w:t>WELDING PROCESS (ISO 4063)</w:t>
+              <w:t>MATERIAL GROUP 1</w:t>
             </w:r>
             <w:r>
               <w:br/>
@@ -565,31 +800,29 @@
               <w:rPr>
                 <w:rFonts w:ascii="Arial" w:hAnsi="Arial"/>
                 <w:b w:val="0"/>
-                <w:color w:val="172533"/>
-                <w:sz w:val="17"/>
+                <w:color w:val="17232C"/>
+                <w:sz w:val="14"/>
               </w:rPr>
-              <w:t>{{WELDING_PROCESS}}</w:t>
+              <w:t>{{MATERIAL_GROUP_1}}</w:t>
             </w:r>
           </w:p>
         </w:tc>
-      </w:tr>
-      <w:tr>
         <w:tc>
           <w:tcPr>
-            <w:tcW w:type="dxa" w:w="5100"/>
+            <w:tcW w:type="dxa" w:w="2670"/>
             <w:vAlign w:val="center"/>
-            <w:shd w:fill="F3F5F7" w:val="clear"/>
             <w:tcMar>
-              <w:top w:w="65" w:type="dxa"/>
-              <w:start w:w="105" w:type="dxa"/>
-              <w:bottom w:w="75" w:type="dxa"/>
-              <w:end w:w="105" w:type="dxa"/>
+              <w:top w:w="45" w:type="dxa"/>
+              <w:start w:w="70" w:type="dxa"/>
+              <w:bottom w:w="45" w:type="dxa"/>
+              <w:end w:w="70" w:type="dxa"/>
             </w:tcMar>
+            <w:shd w:fill="FFFFFF" w:val="clear"/>
             <w:tcBorders>
-              <w:top w:val="single" w:sz="5" w:color="B7C2CC"/>
-              <w:left w:val="single" w:sz="5" w:color="B7C2CC"/>
-              <w:bottom w:val="single" w:sz="5" w:color="B7C2CC"/>
-              <w:right w:val="single" w:sz="5" w:color="B7C2CC"/>
+              <w:top w:val="single" w:sz="5" w:color="7E929F"/>
+              <w:left w:val="single" w:sz="5" w:color="7E929F"/>
+              <w:bottom w:val="single" w:sz="5" w:color="7E929F"/>
+              <w:right w:val="single" w:sz="5" w:color="7E929F"/>
             </w:tcBorders>
           </w:tcPr>
           <w:p>
@@ -601,10 +834,10 @@
               <w:rPr>
                 <w:rFonts w:ascii="Arial" w:hAnsi="Arial"/>
                 <w:b/>
-                <w:color w:val="153B77"/>
-                <w:sz w:val="14"/>
+                <w:color w:val="143A63"/>
+                <w:sz w:val="11"/>
               </w:rPr>
-              <w:t>JOINT TYPE</w:t>
+              <w:t>PARENT MATERIAL 2</w:t>
             </w:r>
             <w:r>
               <w:br/>
@@ -613,29 +846,29 @@
               <w:rPr>
                 <w:rFonts w:ascii="Arial" w:hAnsi="Arial"/>
                 <w:b w:val="0"/>
-                <w:color w:val="172533"/>
-                <w:sz w:val="17"/>
+                <w:color w:val="17232C"/>
+                <w:sz w:val="14"/>
               </w:rPr>
-              <w:t>{{JOINT_TYPE}}</w:t>
+              <w:t>{{PARENT_MATERIAL_2}}</w:t>
             </w:r>
           </w:p>
         </w:tc>
         <w:tc>
           <w:tcPr>
-            <w:tcW w:type="dxa" w:w="5100"/>
+            <w:tcW w:type="dxa" w:w="2670"/>
             <w:vAlign w:val="center"/>
+            <w:tcMar>
+              <w:top w:w="45" w:type="dxa"/>
+              <w:start w:w="70" w:type="dxa"/>
+              <w:bottom w:w="45" w:type="dxa"/>
+              <w:end w:w="70" w:type="dxa"/>
+            </w:tcMar>
             <w:shd w:fill="FFFFFF" w:val="clear"/>
-            <w:tcMar>
-              <w:top w:w="65" w:type="dxa"/>
-              <w:start w:w="105" w:type="dxa"/>
-              <w:bottom w:w="75" w:type="dxa"/>
-              <w:end w:w="105" w:type="dxa"/>
-            </w:tcMar>
             <w:tcBorders>
-              <w:top w:val="single" w:sz="5" w:color="B7C2CC"/>
-              <w:left w:val="single" w:sz="5" w:color="B7C2CC"/>
-              <w:bottom w:val="single" w:sz="5" w:color="B7C2CC"/>
-              <w:right w:val="single" w:sz="5" w:color="B7C2CC"/>
+              <w:top w:val="single" w:sz="5" w:color="7E929F"/>
+              <w:left w:val="single" w:sz="5" w:color="7E929F"/>
+              <w:bottom w:val="single" w:sz="5" w:color="7E929F"/>
+              <w:right w:val="single" w:sz="5" w:color="7E929F"/>
             </w:tcBorders>
           </w:tcPr>
           <w:p>
@@ -647,10 +880,10 @@
               <w:rPr>
                 <w:rFonts w:ascii="Arial" w:hAnsi="Arial"/>
                 <w:b/>
-                <w:color w:val="153B77"/>
-                <w:sz w:val="14"/>
+                <w:color w:val="143A63"/>
+                <w:sz w:val="11"/>
               </w:rPr>
-              <w:t>WELDING POSITION</w:t>
+              <w:t>MATERIAL GROUP 2</w:t>
             </w:r>
             <w:r>
               <w:br/>
@@ -659,10 +892,10 @@
               <w:rPr>
                 <w:rFonts w:ascii="Arial" w:hAnsi="Arial"/>
                 <w:b w:val="0"/>
-                <w:color w:val="172533"/>
-                <w:sz w:val="17"/>
+                <w:color w:val="17232C"/>
+                <w:sz w:val="14"/>
               </w:rPr>
-              <w:t>{{WELDING_POSITION}}</w:t>
+              <w:t>{{MATERIAL_GROUP_2}}</w:t>
             </w:r>
           </w:p>
         </w:tc>
@@ -670,20 +903,20 @@
       <w:tr>
         <w:tc>
           <w:tcPr>
-            <w:tcW w:type="dxa" w:w="5100"/>
+            <w:tcW w:type="dxa" w:w="2670"/>
             <w:vAlign w:val="center"/>
-            <w:shd w:fill="F3F5F7" w:val="clear"/>
             <w:tcMar>
-              <w:top w:w="65" w:type="dxa"/>
-              <w:start w:w="105" w:type="dxa"/>
-              <w:bottom w:w="75" w:type="dxa"/>
-              <w:end w:w="105" w:type="dxa"/>
+              <w:top w:w="45" w:type="dxa"/>
+              <w:start w:w="70" w:type="dxa"/>
+              <w:bottom w:w="45" w:type="dxa"/>
+              <w:end w:w="70" w:type="dxa"/>
             </w:tcMar>
+            <w:shd w:fill="F4F7F9" w:val="clear"/>
             <w:tcBorders>
-              <w:top w:val="single" w:sz="5" w:color="B7C2CC"/>
-              <w:left w:val="single" w:sz="5" w:color="B7C2CC"/>
-              <w:bottom w:val="single" w:sz="5" w:color="B7C2CC"/>
-              <w:right w:val="single" w:sz="5" w:color="B7C2CC"/>
+              <w:top w:val="single" w:sz="5" w:color="7E929F"/>
+              <w:left w:val="single" w:sz="5" w:color="7E929F"/>
+              <w:bottom w:val="single" w:sz="5" w:color="7E929F"/>
+              <w:right w:val="single" w:sz="5" w:color="7E929F"/>
             </w:tcBorders>
           </w:tcPr>
           <w:p>
@@ -695,10 +928,10 @@
               <w:rPr>
                 <w:rFonts w:ascii="Arial" w:hAnsi="Arial"/>
                 <w:b/>
-                <w:color w:val="153B77"/>
-                <w:sz w:val="14"/>
+                <w:color w:val="143A63"/>
+                <w:sz w:val="11"/>
               </w:rPr>
-              <w:t>PRODUCT TYPE</w:t>
+              <w:t>THICKNESS RANGE</w:t>
             </w:r>
             <w:r>
               <w:br/>
@@ -707,29 +940,29 @@
               <w:rPr>
                 <w:rFonts w:ascii="Arial" w:hAnsi="Arial"/>
                 <w:b w:val="0"/>
-                <w:color w:val="172533"/>
-                <w:sz w:val="17"/>
+                <w:color w:val="17232C"/>
+                <w:sz w:val="14"/>
               </w:rPr>
-              <w:t>{{PRODUCT_TYPE}}</w:t>
+              <w:t>{{THICKNESS_RANGE}}</w:t>
             </w:r>
           </w:p>
         </w:tc>
         <w:tc>
           <w:tcPr>
-            <w:tcW w:type="dxa" w:w="5100"/>
+            <w:tcW w:type="dxa" w:w="2670"/>
             <w:vAlign w:val="center"/>
+            <w:tcMar>
+              <w:top w:w="45" w:type="dxa"/>
+              <w:start w:w="70" w:type="dxa"/>
+              <w:bottom w:w="45" w:type="dxa"/>
+              <w:end w:w="70" w:type="dxa"/>
+            </w:tcMar>
             <w:shd w:fill="FFFFFF" w:val="clear"/>
-            <w:tcMar>
-              <w:top w:w="65" w:type="dxa"/>
-              <w:start w:w="105" w:type="dxa"/>
-              <w:bottom w:w="75" w:type="dxa"/>
-              <w:end w:w="105" w:type="dxa"/>
-            </w:tcMar>
             <w:tcBorders>
-              <w:top w:val="single" w:sz="5" w:color="B7C2CC"/>
-              <w:left w:val="single" w:sz="5" w:color="B7C2CC"/>
-              <w:bottom w:val="single" w:sz="5" w:color="B7C2CC"/>
-              <w:right w:val="single" w:sz="5" w:color="B7C2CC"/>
+              <w:top w:val="single" w:sz="5" w:color="7E929F"/>
+              <w:left w:val="single" w:sz="5" w:color="7E929F"/>
+              <w:bottom w:val="single" w:sz="5" w:color="7E929F"/>
+              <w:right w:val="single" w:sz="5" w:color="7E929F"/>
             </w:tcBorders>
           </w:tcPr>
           <w:p>
@@ -741,10 +974,10 @@
               <w:rPr>
                 <w:rFonts w:ascii="Arial" w:hAnsi="Arial"/>
                 <w:b/>
-                <w:color w:val="153B77"/>
-                <w:sz w:val="14"/>
+                <w:color w:val="143A63"/>
+                <w:sz w:val="11"/>
               </w:rPr>
-              <w:t>WELDING DIRECTION</w:t>
+              <w:t>DIAMETER RANGE</w:t>
             </w:r>
             <w:r>
               <w:br/>
@@ -753,58 +986,29 @@
               <w:rPr>
                 <w:rFonts w:ascii="Arial" w:hAnsi="Arial"/>
                 <w:b w:val="0"/>
-                <w:color w:val="172533"/>
-                <w:sz w:val="17"/>
+                <w:color w:val="17232C"/>
+                <w:sz w:val="14"/>
               </w:rPr>
-              <w:t>{{WELDING_DIRECTION}}</w:t>
+              <w:t>{{DIAMETER_RANGE}}</w:t>
             </w:r>
           </w:p>
         </w:tc>
-      </w:tr>
-    </w:tbl>
-    <w:p>
-      <w:pPr>
-        <w:spacing w:before="140" w:after="60"/>
-      </w:pPr>
-      <w:r>
-        <w:rPr>
-          <w:rFonts w:ascii="Arial" w:hAnsi="Arial"/>
-          <w:b/>
-          <w:color w:val="153B77"/>
-          <w:sz w:val="19"/>
-        </w:rPr>
-        <w:t>2  JOINT DESIGN AND PARENT MATERIALS</w:t>
-      </w:r>
-    </w:p>
-    <w:tbl>
-      <w:tblPr>
-        <w:tblW w:type="dxa" w:w="10200"/>
-        <w:jc w:val="left"/>
-        <w:tblLayout w:type="fixed"/>
-        <w:tblLook w:firstColumn="1" w:firstRow="1" w:lastColumn="0" w:lastRow="0" w:noHBand="0" w:noVBand="1" w:val="04A0"/>
-        <w:tblInd w:w="105" w:type="dxa"/>
-      </w:tblPr>
-      <w:tblGrid>
-        <w:gridCol w:w="5100"/>
-        <w:gridCol w:w="5100"/>
-      </w:tblGrid>
-      <w:tr>
         <w:tc>
           <w:tcPr>
-            <w:tcW w:type="dxa" w:w="5100"/>
+            <w:tcW w:type="dxa" w:w="2670"/>
             <w:vAlign w:val="center"/>
-            <w:shd w:fill="F3F5F7" w:val="clear"/>
             <w:tcMar>
-              <w:top w:w="65" w:type="dxa"/>
-              <w:start w:w="105" w:type="dxa"/>
-              <w:bottom w:w="75" w:type="dxa"/>
-              <w:end w:w="105" w:type="dxa"/>
+              <w:top w:w="45" w:type="dxa"/>
+              <w:start w:w="70" w:type="dxa"/>
+              <w:bottom w:w="45" w:type="dxa"/>
+              <w:end w:w="70" w:type="dxa"/>
             </w:tcMar>
+            <w:shd w:fill="F4F7F9" w:val="clear"/>
             <w:tcBorders>
-              <w:top w:val="single" w:sz="5" w:color="B7C2CC"/>
-              <w:left w:val="single" w:sz="5" w:color="B7C2CC"/>
-              <w:bottom w:val="single" w:sz="5" w:color="B7C2CC"/>
-              <w:right w:val="single" w:sz="5" w:color="B7C2CC"/>
+              <w:top w:val="single" w:sz="5" w:color="7E929F"/>
+              <w:left w:val="single" w:sz="5" w:color="7E929F"/>
+              <w:bottom w:val="single" w:sz="5" w:color="7E929F"/>
+              <w:right w:val="single" w:sz="5" w:color="7E929F"/>
             </w:tcBorders>
           </w:tcPr>
           <w:p>
@@ -816,10 +1020,10 @@
               <w:rPr>
                 <w:rFonts w:ascii="Arial" w:hAnsi="Arial"/>
                 <w:b/>
-                <w:color w:val="153B77"/>
-                <w:sz w:val="14"/>
+                <w:color w:val="143A63"/>
+                <w:sz w:val="11"/>
               </w:rPr>
-              <w:t>PARENT MATERIAL 1</w:t>
+              <w:t>PREHEAT</w:t>
             </w:r>
             <w:r>
               <w:br/>
@@ -828,29 +1032,29 @@
               <w:rPr>
                 <w:rFonts w:ascii="Arial" w:hAnsi="Arial"/>
                 <w:b w:val="0"/>
-                <w:color w:val="172533"/>
-                <w:sz w:val="17"/>
+                <w:color w:val="17232C"/>
+                <w:sz w:val="14"/>
               </w:rPr>
-              <w:t>{{PARENT_MATERIAL_1}}</w:t>
+              <w:t>{{PREHEAT}}</w:t>
             </w:r>
           </w:p>
         </w:tc>
         <w:tc>
           <w:tcPr>
-            <w:tcW w:type="dxa" w:w="5100"/>
+            <w:tcW w:type="dxa" w:w="2670"/>
             <w:vAlign w:val="center"/>
+            <w:tcMar>
+              <w:top w:w="45" w:type="dxa"/>
+              <w:start w:w="70" w:type="dxa"/>
+              <w:bottom w:w="45" w:type="dxa"/>
+              <w:end w:w="70" w:type="dxa"/>
+            </w:tcMar>
             <w:shd w:fill="FFFFFF" w:val="clear"/>
-            <w:tcMar>
-              <w:top w:w="65" w:type="dxa"/>
-              <w:start w:w="105" w:type="dxa"/>
-              <w:bottom w:w="75" w:type="dxa"/>
-              <w:end w:w="105" w:type="dxa"/>
-            </w:tcMar>
             <w:tcBorders>
-              <w:top w:val="single" w:sz="5" w:color="B7C2CC"/>
-              <w:left w:val="single" w:sz="5" w:color="B7C2CC"/>
-              <w:bottom w:val="single" w:sz="5" w:color="B7C2CC"/>
-              <w:right w:val="single" w:sz="5" w:color="B7C2CC"/>
+              <w:top w:val="single" w:sz="5" w:color="7E929F"/>
+              <w:left w:val="single" w:sz="5" w:color="7E929F"/>
+              <w:bottom w:val="single" w:sz="5" w:color="7E929F"/>
+              <w:right w:val="single" w:sz="5" w:color="7E929F"/>
             </w:tcBorders>
           </w:tcPr>
           <w:p>
@@ -862,10 +1066,10 @@
               <w:rPr>
                 <w:rFonts w:ascii="Arial" w:hAnsi="Arial"/>
                 <w:b/>
-                <w:color w:val="153B77"/>
-                <w:sz w:val="14"/>
+                <w:color w:val="143A63"/>
+                <w:sz w:val="11"/>
               </w:rPr>
-              <w:t>MATERIAL GROUP 1</w:t>
+              <w:t>MAX. INTERPASS</w:t>
             </w:r>
             <w:r>
               <w:br/>
@@ -874,31 +1078,256 @@
               <w:rPr>
                 <w:rFonts w:ascii="Arial" w:hAnsi="Arial"/>
                 <w:b w:val="0"/>
-                <w:color w:val="172533"/>
-                <w:sz w:val="17"/>
+                <w:color w:val="17232C"/>
+                <w:sz w:val="14"/>
               </w:rPr>
-              <w:t>{{MATERIAL_GROUP_1}}</w:t>
+              <w:t>{{INTERPASS}}</w:t>
             </w:r>
           </w:p>
         </w:tc>
       </w:tr>
+    </w:tbl>
+    <w:tbl>
+      <w:tblPr>
+        <w:tblW w:type="dxa" w:w="10680"/>
+        <w:jc w:val="left"/>
+        <w:tblLayout w:type="fixed"/>
+        <w:tblLook w:firstColumn="1" w:firstRow="1" w:lastColumn="0" w:lastRow="0" w:noHBand="0" w:noVBand="1" w:val="04A0"/>
+        <w:tblInd w:w="70" w:type="dxa"/>
+      </w:tblPr>
+      <w:tblGrid>
+        <w:gridCol w:w="10680"/>
+      </w:tblGrid>
       <w:tr>
         <w:tc>
           <w:tcPr>
-            <w:tcW w:type="dxa" w:w="5100"/>
+            <w:tcW w:type="dxa" w:w="10680"/>
             <w:vAlign w:val="center"/>
-            <w:shd w:fill="F3F5F7" w:val="clear"/>
             <w:tcMar>
-              <w:top w:w="65" w:type="dxa"/>
-              <w:start w:w="105" w:type="dxa"/>
-              <w:bottom w:w="75" w:type="dxa"/>
-              <w:end w:w="105" w:type="dxa"/>
+              <w:top w:w="45" w:type="dxa"/>
+              <w:start w:w="70" w:type="dxa"/>
+              <w:bottom w:w="45" w:type="dxa"/>
+              <w:end w:w="70" w:type="dxa"/>
+            </w:tcMar>
+            <w:shd w:fill="143A63" w:val="clear"/>
+            <w:tcBorders>
+              <w:top w:val="single" w:sz="5" w:color="7E929F"/>
+              <w:left w:val="single" w:sz="5" w:color="7E929F"/>
+              <w:bottom w:val="single" w:sz="5" w:color="7E929F"/>
+              <w:right w:val="single" w:sz="5" w:color="7E929F"/>
+            </w:tcBorders>
+          </w:tcPr>
+          <w:p>
+            <w:pPr>
+              <w:spacing w:before="0" w:after="0" w:line="240" w:lineRule="auto"/>
+              <w:jc w:val="left"/>
+            </w:pPr>
+            <w:r/>
+            <w:r>
+              <w:rPr>
+                <w:rFonts w:ascii="Arial" w:hAnsi="Arial"/>
+                <w:b/>
+                <w:color w:val="FFFFFF"/>
+                <w:sz w:val="12"/>
+              </w:rPr>
+              <w:t>JOINT DESIGN AND PREPARATION</w:t>
+            </w:r>
+          </w:p>
+        </w:tc>
+      </w:tr>
+    </w:tbl>
+    <w:tbl>
+      <w:tblPr>
+        <w:tblW w:type="dxa" w:w="10680"/>
+        <w:jc w:val="left"/>
+        <w:tblLayout w:type="fixed"/>
+        <w:tblLook w:firstColumn="1" w:firstRow="1" w:lastColumn="0" w:lastRow="0" w:noHBand="0" w:noVBand="1" w:val="04A0"/>
+        <w:tblInd w:w="70" w:type="dxa"/>
+      </w:tblPr>
+      <w:tblGrid>
+        <w:gridCol w:w="5340"/>
+        <w:gridCol w:w="5340"/>
+      </w:tblGrid>
+      <w:tr>
+        <w:tc>
+          <w:tcPr>
+            <w:tcW w:type="dxa" w:w="5340"/>
+            <w:tcMar>
+              <w:top w:w="35" w:type="dxa"/>
+              <w:start w:w="50" w:type="dxa"/>
+              <w:bottom w:w="35" w:type="dxa"/>
+              <w:end w:w="50" w:type="dxa"/>
             </w:tcMar>
             <w:tcBorders>
-              <w:top w:val="single" w:sz="5" w:color="B7C2CC"/>
-              <w:left w:val="single" w:sz="5" w:color="B7C2CC"/>
-              <w:bottom w:val="single" w:sz="5" w:color="B7C2CC"/>
-              <w:right w:val="single" w:sz="5" w:color="B7C2CC"/>
+              <w:top w:val="single" w:sz="5" w:color="7E929F"/>
+              <w:left w:val="single" w:sz="5" w:color="7E929F"/>
+              <w:bottom w:val="single" w:sz="5" w:color="7E929F"/>
+              <w:right w:val="single" w:sz="5" w:color="7E929F"/>
+            </w:tcBorders>
+          </w:tcPr>
+          <w:p>
+            <w:pPr>
+              <w:spacing w:before="0" w:after="0" w:line="240" w:lineRule="auto"/>
+              <w:jc w:val="center"/>
+            </w:pPr>
+            <w:r/>
+            <w:r>
+              <w:rPr>
+                <w:rFonts w:ascii="Arial" w:hAnsi="Arial"/>
+                <w:b/>
+                <w:color w:val="143A63"/>
+                <w:sz w:val="12"/>
+              </w:rPr>
+              <w:t>BUTT WELD</w:t>
+            </w:r>
+          </w:p>
+          <w:p>
+            <w:pPr>
+              <w:spacing w:before="0" w:after="0"/>
+              <w:jc w:val="center"/>
+            </w:pPr>
+            <w:r>
+              <w:drawing>
+                <wp:inline xmlns:a="http://schemas.openxmlformats.org/drawingml/2006/main" xmlns:pic="http://schemas.openxmlformats.org/drawingml/2006/picture">
+                  <wp:extent cx="2556000" cy="1022400"/>
+                  <wp:docPr id="2" name="Picture 2" descr="butt weld joint sketch"/>
+                  <wp:cNvGraphicFramePr>
+                    <a:graphicFrameLocks noChangeAspect="1"/>
+                  </wp:cNvGraphicFramePr>
+                  <a:graphic>
+                    <a:graphicData uri="http://schemas.openxmlformats.org/drawingml/2006/picture">
+                      <pic:pic>
+                        <pic:nvPicPr>
+                          <pic:cNvPr id="0" name="wps-butt-weld.png"/>
+                          <pic:cNvPicPr/>
+                        </pic:nvPicPr>
+                        <pic:blipFill>
+                          <a:blip r:embed="rId10"/>
+                          <a:stretch>
+                            <a:fillRect/>
+                          </a:stretch>
+                        </pic:blipFill>
+                        <pic:spPr>
+                          <a:xfrm>
+                            <a:off x="0" y="0"/>
+                            <a:ext cx="2556000" cy="1022400"/>
+                          </a:xfrm>
+                          <a:prstGeom prst="rect"/>
+                        </pic:spPr>
+                      </pic:pic>
+                    </a:graphicData>
+                  </a:graphic>
+                </wp:inline>
+              </w:drawing>
+            </w:r>
+          </w:p>
+        </w:tc>
+        <w:tc>
+          <w:tcPr>
+            <w:tcW w:type="dxa" w:w="5340"/>
+            <w:tcMar>
+              <w:top w:w="35" w:type="dxa"/>
+              <w:start w:w="50" w:type="dxa"/>
+              <w:bottom w:w="35" w:type="dxa"/>
+              <w:end w:w="50" w:type="dxa"/>
+            </w:tcMar>
+            <w:tcBorders>
+              <w:top w:val="single" w:sz="5" w:color="7E929F"/>
+              <w:left w:val="single" w:sz="5" w:color="7E929F"/>
+              <w:bottom w:val="single" w:sz="5" w:color="7E929F"/>
+              <w:right w:val="single" w:sz="5" w:color="7E929F"/>
+            </w:tcBorders>
+          </w:tcPr>
+          <w:p>
+            <w:pPr>
+              <w:spacing w:before="0" w:after="0" w:line="240" w:lineRule="auto"/>
+              <w:jc w:val="center"/>
+            </w:pPr>
+            <w:r/>
+            <w:r>
+              <w:rPr>
+                <w:rFonts w:ascii="Arial" w:hAnsi="Arial"/>
+                <w:b/>
+                <w:color w:val="143A63"/>
+                <w:sz w:val="12"/>
+              </w:rPr>
+              <w:t>FILLET WELD</w:t>
+            </w:r>
+          </w:p>
+          <w:p>
+            <w:pPr>
+              <w:spacing w:before="0" w:after="0"/>
+              <w:jc w:val="center"/>
+            </w:pPr>
+            <w:r>
+              <w:drawing>
+                <wp:inline xmlns:a="http://schemas.openxmlformats.org/drawingml/2006/main" xmlns:pic="http://schemas.openxmlformats.org/drawingml/2006/picture">
+                  <wp:extent cx="2556000" cy="1022400"/>
+                  <wp:docPr id="3" name="Picture 3" descr="fillet weld joint sketch"/>
+                  <wp:cNvGraphicFramePr>
+                    <a:graphicFrameLocks noChangeAspect="1"/>
+                  </wp:cNvGraphicFramePr>
+                  <a:graphic>
+                    <a:graphicData uri="http://schemas.openxmlformats.org/drawingml/2006/picture">
+                      <pic:pic>
+                        <pic:nvPicPr>
+                          <pic:cNvPr id="0" name="wps-fillet-weld.png"/>
+                          <pic:cNvPicPr/>
+                        </pic:nvPicPr>
+                        <pic:blipFill>
+                          <a:blip r:embed="rId11"/>
+                          <a:stretch>
+                            <a:fillRect/>
+                          </a:stretch>
+                        </pic:blipFill>
+                        <pic:spPr>
+                          <a:xfrm>
+                            <a:off x="0" y="0"/>
+                            <a:ext cx="2556000" cy="1022400"/>
+                          </a:xfrm>
+                          <a:prstGeom prst="rect"/>
+                        </pic:spPr>
+                      </pic:pic>
+                    </a:graphicData>
+                  </a:graphic>
+                </wp:inline>
+              </w:drawing>
+            </w:r>
+          </w:p>
+        </w:tc>
+      </w:tr>
+    </w:tbl>
+    <w:tbl>
+      <w:tblPr>
+        <w:tblW w:type="dxa" w:w="10680"/>
+        <w:jc w:val="left"/>
+        <w:tblLayout w:type="fixed"/>
+        <w:tblLook w:firstColumn="1" w:firstRow="1" w:lastColumn="0" w:lastRow="0" w:noHBand="0" w:noVBand="1" w:val="04A0"/>
+        <w:tblInd w:w="70" w:type="dxa"/>
+      </w:tblPr>
+      <w:tblGrid>
+        <w:gridCol w:w="2670"/>
+        <w:gridCol w:w="2670"/>
+        <w:gridCol w:w="2670"/>
+        <w:gridCol w:w="2670"/>
+      </w:tblGrid>
+      <w:tr>
+        <w:tc>
+          <w:tcPr>
+            <w:tcW w:type="dxa" w:w="2670"/>
+            <w:vAlign w:val="center"/>
+            <w:tcMar>
+              <w:top w:w="45" w:type="dxa"/>
+              <w:start w:w="70" w:type="dxa"/>
+              <w:bottom w:w="45" w:type="dxa"/>
+              <w:end w:w="70" w:type="dxa"/>
+            </w:tcMar>
+            <w:shd w:fill="FFFFFF" w:val="clear"/>
+            <w:tcBorders>
+              <w:top w:val="single" w:sz="5" w:color="7E929F"/>
+              <w:left w:val="single" w:sz="5" w:color="7E929F"/>
+              <w:bottom w:val="single" w:sz="5" w:color="7E929F"/>
+              <w:right w:val="single" w:sz="5" w:color="7E929F"/>
             </w:tcBorders>
           </w:tcPr>
           <w:p>
@@ -910,10 +1339,10 @@
               <w:rPr>
                 <w:rFonts w:ascii="Arial" w:hAnsi="Arial"/>
                 <w:b/>
-                <w:color w:val="153B77"/>
-                <w:sz w:val="14"/>
+                <w:color w:val="143A63"/>
+                <w:sz w:val="11"/>
               </w:rPr>
-              <w:t>PARENT MATERIAL 2</w:t>
+              <w:t>JOINT PREPARATION</w:t>
             </w:r>
             <w:r>
               <w:br/>
@@ -922,29 +1351,29 @@
               <w:rPr>
                 <w:rFonts w:ascii="Arial" w:hAnsi="Arial"/>
                 <w:b w:val="0"/>
-                <w:color w:val="172533"/>
-                <w:sz w:val="17"/>
+                <w:color w:val="17232C"/>
+                <w:sz w:val="14"/>
               </w:rPr>
-              <w:t>{{PARENT_MATERIAL_2}}</w:t>
+              <w:t>{{JOINT_PREPARATION}}</w:t>
             </w:r>
           </w:p>
         </w:tc>
         <w:tc>
           <w:tcPr>
-            <w:tcW w:type="dxa" w:w="5100"/>
+            <w:tcW w:type="dxa" w:w="2670"/>
             <w:vAlign w:val="center"/>
+            <w:tcMar>
+              <w:top w:w="45" w:type="dxa"/>
+              <w:start w:w="70" w:type="dxa"/>
+              <w:bottom w:w="45" w:type="dxa"/>
+              <w:end w:w="70" w:type="dxa"/>
+            </w:tcMar>
             <w:shd w:fill="FFFFFF" w:val="clear"/>
-            <w:tcMar>
-              <w:top w:w="65" w:type="dxa"/>
-              <w:start w:w="105" w:type="dxa"/>
-              <w:bottom w:w="75" w:type="dxa"/>
-              <w:end w:w="105" w:type="dxa"/>
-            </w:tcMar>
             <w:tcBorders>
-              <w:top w:val="single" w:sz="5" w:color="B7C2CC"/>
-              <w:left w:val="single" w:sz="5" w:color="B7C2CC"/>
-              <w:bottom w:val="single" w:sz="5" w:color="B7C2CC"/>
-              <w:right w:val="single" w:sz="5" w:color="B7C2CC"/>
+              <w:top w:val="single" w:sz="5" w:color="7E929F"/>
+              <w:left w:val="single" w:sz="5" w:color="7E929F"/>
+              <w:bottom w:val="single" w:sz="5" w:color="7E929F"/>
+              <w:right w:val="single" w:sz="5" w:color="7E929F"/>
             </w:tcBorders>
           </w:tcPr>
           <w:p>
@@ -956,10 +1385,10 @@
               <w:rPr>
                 <w:rFonts w:ascii="Arial" w:hAnsi="Arial"/>
                 <w:b/>
-                <w:color w:val="153B77"/>
-                <w:sz w:val="14"/>
+                <w:color w:val="143A63"/>
+                <w:sz w:val="11"/>
               </w:rPr>
-              <w:t>MATERIAL GROUP 2</w:t>
+              <w:t>ROOT GAP / FACE / ANGLE</w:t>
             </w:r>
             <w:r>
               <w:br/>
@@ -968,31 +1397,29 @@
               <w:rPr>
                 <w:rFonts w:ascii="Arial" w:hAnsi="Arial"/>
                 <w:b w:val="0"/>
-                <w:color w:val="172533"/>
-                <w:sz w:val="17"/>
+                <w:color w:val="17232C"/>
+                <w:sz w:val="14"/>
               </w:rPr>
-              <w:t>{{MATERIAL_GROUP_2}}</w:t>
+              <w:t>{{JOINT_DIMENSIONS}}</w:t>
             </w:r>
           </w:p>
         </w:tc>
-      </w:tr>
-      <w:tr>
         <w:tc>
           <w:tcPr>
-            <w:tcW w:type="dxa" w:w="5100"/>
+            <w:tcW w:type="dxa" w:w="2670"/>
             <w:vAlign w:val="center"/>
-            <w:shd w:fill="F3F5F7" w:val="clear"/>
             <w:tcMar>
-              <w:top w:w="65" w:type="dxa"/>
-              <w:start w:w="105" w:type="dxa"/>
-              <w:bottom w:w="75" w:type="dxa"/>
-              <w:end w:w="105" w:type="dxa"/>
+              <w:top w:w="45" w:type="dxa"/>
+              <w:start w:w="70" w:type="dxa"/>
+              <w:bottom w:w="45" w:type="dxa"/>
+              <w:end w:w="70" w:type="dxa"/>
             </w:tcMar>
+            <w:shd w:fill="FFFFFF" w:val="clear"/>
             <w:tcBorders>
-              <w:top w:val="single" w:sz="5" w:color="B7C2CC"/>
-              <w:left w:val="single" w:sz="5" w:color="B7C2CC"/>
-              <w:bottom w:val="single" w:sz="5" w:color="B7C2CC"/>
-              <w:right w:val="single" w:sz="5" w:color="B7C2CC"/>
+              <w:top w:val="single" w:sz="5" w:color="7E929F"/>
+              <w:left w:val="single" w:sz="5" w:color="7E929F"/>
+              <w:bottom w:val="single" w:sz="5" w:color="7E929F"/>
+              <w:right w:val="single" w:sz="5" w:color="7E929F"/>
             </w:tcBorders>
           </w:tcPr>
           <w:p>
@@ -1004,10 +1431,10 @@
               <w:rPr>
                 <w:rFonts w:ascii="Arial" w:hAnsi="Arial"/>
                 <w:b/>
-                <w:color w:val="153B77"/>
-                <w:sz w:val="14"/>
+                <w:color w:val="143A63"/>
+                <w:sz w:val="11"/>
               </w:rPr>
-              <w:t>QUALIFIED THICKNESS RANGE</w:t>
+              <w:t>BACKING / GOUGING</w:t>
             </w:r>
             <w:r>
               <w:br/>
@@ -1016,29 +1443,29 @@
               <w:rPr>
                 <w:rFonts w:ascii="Arial" w:hAnsi="Arial"/>
                 <w:b w:val="0"/>
-                <w:color w:val="172533"/>
-                <w:sz w:val="17"/>
+                <w:color w:val="17232C"/>
+                <w:sz w:val="14"/>
               </w:rPr>
-              <w:t>{{THICKNESS_RANGE}}</w:t>
+              <w:t>{{BACKING_GOUGING}}</w:t>
             </w:r>
           </w:p>
         </w:tc>
         <w:tc>
           <w:tcPr>
-            <w:tcW w:type="dxa" w:w="5100"/>
+            <w:tcW w:type="dxa" w:w="2670"/>
             <w:vAlign w:val="center"/>
+            <w:tcMar>
+              <w:top w:w="45" w:type="dxa"/>
+              <w:start w:w="70" w:type="dxa"/>
+              <w:bottom w:w="45" w:type="dxa"/>
+              <w:end w:w="70" w:type="dxa"/>
+            </w:tcMar>
             <w:shd w:fill="FFFFFF" w:val="clear"/>
-            <w:tcMar>
-              <w:top w:w="65" w:type="dxa"/>
-              <w:start w:w="105" w:type="dxa"/>
-              <w:bottom w:w="75" w:type="dxa"/>
-              <w:end w:w="105" w:type="dxa"/>
-            </w:tcMar>
             <w:tcBorders>
-              <w:top w:val="single" w:sz="5" w:color="B7C2CC"/>
-              <w:left w:val="single" w:sz="5" w:color="B7C2CC"/>
-              <w:bottom w:val="single" w:sz="5" w:color="B7C2CC"/>
-              <w:right w:val="single" w:sz="5" w:color="B7C2CC"/>
+              <w:top w:val="single" w:sz="5" w:color="7E929F"/>
+              <w:left w:val="single" w:sz="5" w:color="7E929F"/>
+              <w:bottom w:val="single" w:sz="5" w:color="7E929F"/>
+              <w:right w:val="single" w:sz="5" w:color="7E929F"/>
             </w:tcBorders>
           </w:tcPr>
           <w:p>
@@ -1050,10 +1477,10 @@
               <w:rPr>
                 <w:rFonts w:ascii="Arial" w:hAnsi="Arial"/>
                 <w:b/>
-                <w:color w:val="153B77"/>
-                <w:sz w:val="14"/>
+                <w:color w:val="143A63"/>
+                <w:sz w:val="11"/>
               </w:rPr>
-              <w:t>QUALIFIED DIAMETER RANGE</w:t>
+              <w:t>FIT-UP / TACK WELDING</w:t>
             </w:r>
             <w:r>
               <w:br/>
@@ -1062,10 +1489,10 @@
               <w:rPr>
                 <w:rFonts w:ascii="Arial" w:hAnsi="Arial"/>
                 <w:b w:val="0"/>
-                <w:color w:val="172533"/>
-                <w:sz w:val="17"/>
+                <w:color w:val="17232C"/>
+                <w:sz w:val="14"/>
               </w:rPr>
-              <w:t>{{DIAMETER_RANGE}}</w:t>
+              <w:t>{{FITUP_TACK}}</w:t>
             </w:r>
           </w:p>
         </w:tc>
@@ -1073,20 +1500,20 @@
       <w:tr>
         <w:tc>
           <w:tcPr>
-            <w:tcW w:type="dxa" w:w="5100"/>
+            <w:tcW w:type="dxa" w:w="2670"/>
             <w:vAlign w:val="center"/>
-            <w:shd w:fill="F3F5F7" w:val="clear"/>
             <w:tcMar>
-              <w:top w:w="65" w:type="dxa"/>
-              <w:start w:w="105" w:type="dxa"/>
-              <w:bottom w:w="75" w:type="dxa"/>
-              <w:end w:w="105" w:type="dxa"/>
+              <w:top w:w="45" w:type="dxa"/>
+              <w:start w:w="70" w:type="dxa"/>
+              <w:bottom w:w="45" w:type="dxa"/>
+              <w:end w:w="70" w:type="dxa"/>
             </w:tcMar>
+            <w:shd w:fill="FFFFFF" w:val="clear"/>
             <w:tcBorders>
-              <w:top w:val="single" w:sz="5" w:color="B7C2CC"/>
-              <w:left w:val="single" w:sz="5" w:color="B7C2CC"/>
-              <w:bottom w:val="single" w:sz="5" w:color="B7C2CC"/>
-              <w:right w:val="single" w:sz="5" w:color="B7C2CC"/>
+              <w:top w:val="single" w:sz="5" w:color="7E929F"/>
+              <w:left w:val="single" w:sz="5" w:color="7E929F"/>
+              <w:bottom w:val="single" w:sz="5" w:color="7E929F"/>
+              <w:right w:val="single" w:sz="5" w:color="7E929F"/>
             </w:tcBorders>
           </w:tcPr>
           <w:p>
@@ -1098,10 +1525,10 @@
               <w:rPr>
                 <w:rFonts w:ascii="Arial" w:hAnsi="Arial"/>
                 <w:b/>
-                <w:color w:val="153B77"/>
-                <w:sz w:val="14"/>
+                <w:color w:val="143A63"/>
+                <w:sz w:val="11"/>
               </w:rPr>
-              <w:t>JOINT PREPARATION</w:t>
+              <w:t>CLEANING</w:t>
             </w:r>
             <w:r>
               <w:br/>
@@ -1110,29 +1537,29 @@
               <w:rPr>
                 <w:rFonts w:ascii="Arial" w:hAnsi="Arial"/>
                 <w:b w:val="0"/>
-                <w:color w:val="172533"/>
-                <w:sz w:val="17"/>
+                <w:color w:val="17232C"/>
+                <w:sz w:val="14"/>
               </w:rPr>
-              <w:t>{{JOINT_PREPARATION}}</w:t>
+              <w:t>{{INTERPASS_CLEANING}}</w:t>
             </w:r>
           </w:p>
         </w:tc>
         <w:tc>
           <w:tcPr>
-            <w:tcW w:type="dxa" w:w="5100"/>
+            <w:tcW w:type="dxa" w:w="2670"/>
             <w:vAlign w:val="center"/>
+            <w:tcMar>
+              <w:top w:w="45" w:type="dxa"/>
+              <w:start w:w="70" w:type="dxa"/>
+              <w:bottom w:w="45" w:type="dxa"/>
+              <w:end w:w="70" w:type="dxa"/>
+            </w:tcMar>
             <w:shd w:fill="FFFFFF" w:val="clear"/>
-            <w:tcMar>
-              <w:top w:w="65" w:type="dxa"/>
-              <w:start w:w="105" w:type="dxa"/>
-              <w:bottom w:w="75" w:type="dxa"/>
-              <w:end w:w="105" w:type="dxa"/>
-            </w:tcMar>
             <w:tcBorders>
-              <w:top w:val="single" w:sz="5" w:color="B7C2CC"/>
-              <w:left w:val="single" w:sz="5" w:color="B7C2CC"/>
-              <w:bottom w:val="single" w:sz="5" w:color="B7C2CC"/>
-              <w:right w:val="single" w:sz="5" w:color="B7C2CC"/>
+              <w:top w:val="single" w:sz="5" w:color="7E929F"/>
+              <w:left w:val="single" w:sz="5" w:color="7E929F"/>
+              <w:bottom w:val="single" w:sz="5" w:color="7E929F"/>
+              <w:right w:val="single" w:sz="5" w:color="7E929F"/>
             </w:tcBorders>
           </w:tcPr>
           <w:p>
@@ -1144,10 +1571,10 @@
               <w:rPr>
                 <w:rFonts w:ascii="Arial" w:hAnsi="Arial"/>
                 <w:b/>
-                <w:color w:val="153B77"/>
-                <w:sz w:val="14"/>
+                <w:color w:val="143A63"/>
+                <w:sz w:val="11"/>
               </w:rPr>
-              <w:t>ROOT GAP / ROOT FACE / ANGLE</w:t>
+              <w:t>BACK GOUGING METHOD</w:t>
             </w:r>
             <w:r>
               <w:br/>
@@ -1156,31 +1583,29 @@
               <w:rPr>
                 <w:rFonts w:ascii="Arial" w:hAnsi="Arial"/>
                 <w:b w:val="0"/>
-                <w:color w:val="172533"/>
-                <w:sz w:val="17"/>
+                <w:color w:val="17232C"/>
+                <w:sz w:val="14"/>
               </w:rPr>
-              <w:t>{{JOINT_DIMENSIONS}}</w:t>
+              <w:t>{{BACK_GOUGING_METHOD}}</w:t>
             </w:r>
           </w:p>
         </w:tc>
-      </w:tr>
-      <w:tr>
         <w:tc>
           <w:tcPr>
-            <w:tcW w:type="dxa" w:w="5100"/>
+            <w:tcW w:type="dxa" w:w="2670"/>
             <w:vAlign w:val="center"/>
-            <w:shd w:fill="F3F5F7" w:val="clear"/>
             <w:tcMar>
-              <w:top w:w="65" w:type="dxa"/>
-              <w:start w:w="105" w:type="dxa"/>
-              <w:bottom w:w="75" w:type="dxa"/>
-              <w:end w:w="105" w:type="dxa"/>
+              <w:top w:w="45" w:type="dxa"/>
+              <w:start w:w="70" w:type="dxa"/>
+              <w:bottom w:w="45" w:type="dxa"/>
+              <w:end w:w="70" w:type="dxa"/>
             </w:tcMar>
+            <w:shd w:fill="FFFFFF" w:val="clear"/>
             <w:tcBorders>
-              <w:top w:val="single" w:sz="5" w:color="B7C2CC"/>
-              <w:left w:val="single" w:sz="5" w:color="B7C2CC"/>
-              <w:bottom w:val="single" w:sz="5" w:color="B7C2CC"/>
-              <w:right w:val="single" w:sz="5" w:color="B7C2CC"/>
+              <w:top w:val="single" w:sz="5" w:color="7E929F"/>
+              <w:left w:val="single" w:sz="5" w:color="7E929F"/>
+              <w:bottom w:val="single" w:sz="5" w:color="7E929F"/>
+              <w:right w:val="single" w:sz="5" w:color="7E929F"/>
             </w:tcBorders>
           </w:tcPr>
           <w:p>
@@ -1192,10 +1617,10 @@
               <w:rPr>
                 <w:rFonts w:ascii="Arial" w:hAnsi="Arial"/>
                 <w:b/>
-                <w:color w:val="153B77"/>
-                <w:sz w:val="14"/>
+                <w:color w:val="143A63"/>
+                <w:sz w:val="11"/>
               </w:rPr>
-              <w:t>BACKING / GOUGING</w:t>
+              <w:t>WELDING SEQUENCE</w:t>
             </w:r>
             <w:r>
               <w:br/>
@@ -1204,29 +1629,29 @@
               <w:rPr>
                 <w:rFonts w:ascii="Arial" w:hAnsi="Arial"/>
                 <w:b w:val="0"/>
-                <w:color w:val="172533"/>
-                <w:sz w:val="17"/>
+                <w:color w:val="17232C"/>
+                <w:sz w:val="14"/>
               </w:rPr>
-              <w:t>{{BACKING_GOUGING}}</w:t>
+              <w:t>{{WELDING_SEQUENCE}}</w:t>
             </w:r>
           </w:p>
         </w:tc>
         <w:tc>
           <w:tcPr>
-            <w:tcW w:type="dxa" w:w="5100"/>
+            <w:tcW w:type="dxa" w:w="2670"/>
             <w:vAlign w:val="center"/>
+            <w:tcMar>
+              <w:top w:w="45" w:type="dxa"/>
+              <w:start w:w="70" w:type="dxa"/>
+              <w:bottom w:w="45" w:type="dxa"/>
+              <w:end w:w="70" w:type="dxa"/>
+            </w:tcMar>
             <w:shd w:fill="FFFFFF" w:val="clear"/>
-            <w:tcMar>
-              <w:top w:w="65" w:type="dxa"/>
-              <w:start w:w="105" w:type="dxa"/>
-              <w:bottom w:w="75" w:type="dxa"/>
-              <w:end w:w="105" w:type="dxa"/>
-            </w:tcMar>
             <w:tcBorders>
-              <w:top w:val="single" w:sz="5" w:color="B7C2CC"/>
-              <w:left w:val="single" w:sz="5" w:color="B7C2CC"/>
-              <w:bottom w:val="single" w:sz="5" w:color="B7C2CC"/>
-              <w:right w:val="single" w:sz="5" w:color="B7C2CC"/>
+              <w:top w:val="single" w:sz="5" w:color="7E929F"/>
+              <w:left w:val="single" w:sz="5" w:color="7E929F"/>
+              <w:bottom w:val="single" w:sz="5" w:color="7E929F"/>
+              <w:right w:val="single" w:sz="5" w:color="7E929F"/>
             </w:tcBorders>
           </w:tcPr>
           <w:p>
@@ -1238,10 +1663,10 @@
               <w:rPr>
                 <w:rFonts w:ascii="Arial" w:hAnsi="Arial"/>
                 <w:b/>
-                <w:color w:val="153B77"/>
-                <w:sz w:val="14"/>
+                <w:color w:val="143A63"/>
+                <w:sz w:val="11"/>
               </w:rPr>
-              <w:t>FIT-UP / TACK WELDING</w:t>
+              <w:t>CURRENT / POLARITY</w:t>
             </w:r>
             <w:r>
               <w:br/>
@@ -1250,63 +1675,95 @@
               <w:rPr>
                 <w:rFonts w:ascii="Arial" w:hAnsi="Arial"/>
                 <w:b w:val="0"/>
-                <w:color w:val="172533"/>
-                <w:sz w:val="17"/>
+                <w:color w:val="17232C"/>
+                <w:sz w:val="14"/>
               </w:rPr>
-              <w:t>{{FITUP_TACK}}</w:t>
+              <w:t>{{CURRENT_POLARITY}}</w:t>
             </w:r>
           </w:p>
         </w:tc>
       </w:tr>
     </w:tbl>
-    <w:p>
-      <w:r>
-        <w:br w:type="page"/>
-      </w:r>
-    </w:p>
-    <w:p>
-      <w:pPr>
-        <w:spacing w:before="140" w:after="60"/>
-      </w:pPr>
-      <w:r>
-        <w:rPr>
-          <w:rFonts w:ascii="Arial" w:hAnsi="Arial"/>
-          <w:b/>
-          <w:color w:val="153B77"/>
-          <w:sz w:val="19"/>
-        </w:rPr>
-        <w:t>3  WELDING CONSUMABLES AND SHIELDING</w:t>
-      </w:r>
-    </w:p>
     <w:tbl>
       <w:tblPr>
-        <w:tblW w:type="dxa" w:w="10200"/>
+        <w:tblW w:type="dxa" w:w="10680"/>
         <w:jc w:val="left"/>
         <w:tblLayout w:type="fixed"/>
         <w:tblLook w:firstColumn="1" w:firstRow="1" w:lastColumn="0" w:lastRow="0" w:noHBand="0" w:noVBand="1" w:val="04A0"/>
-        <w:tblInd w:w="105" w:type="dxa"/>
+        <w:tblInd w:w="70" w:type="dxa"/>
       </w:tblPr>
       <w:tblGrid>
-        <w:gridCol w:w="5100"/>
-        <w:gridCol w:w="5100"/>
+        <w:gridCol w:w="10680"/>
       </w:tblGrid>
       <w:tr>
         <w:tc>
           <w:tcPr>
-            <w:tcW w:type="dxa" w:w="5100"/>
+            <w:tcW w:type="dxa" w:w="10680"/>
             <w:vAlign w:val="center"/>
-            <w:shd w:fill="F3F5F7" w:val="clear"/>
             <w:tcMar>
-              <w:top w:w="65" w:type="dxa"/>
-              <w:start w:w="105" w:type="dxa"/>
-              <w:bottom w:w="75" w:type="dxa"/>
-              <w:end w:w="105" w:type="dxa"/>
+              <w:top w:w="45" w:type="dxa"/>
+              <w:start w:w="70" w:type="dxa"/>
+              <w:bottom w:w="45" w:type="dxa"/>
+              <w:end w:w="70" w:type="dxa"/>
             </w:tcMar>
+            <w:shd w:fill="143A63" w:val="clear"/>
             <w:tcBorders>
-              <w:top w:val="single" w:sz="5" w:color="B7C2CC"/>
-              <w:left w:val="single" w:sz="5" w:color="B7C2CC"/>
-              <w:bottom w:val="single" w:sz="5" w:color="B7C2CC"/>
-              <w:right w:val="single" w:sz="5" w:color="B7C2CC"/>
+              <w:top w:val="single" w:sz="5" w:color="7E929F"/>
+              <w:left w:val="single" w:sz="5" w:color="7E929F"/>
+              <w:bottom w:val="single" w:sz="5" w:color="7E929F"/>
+              <w:right w:val="single" w:sz="5" w:color="7E929F"/>
+            </w:tcBorders>
+          </w:tcPr>
+          <w:p>
+            <w:pPr>
+              <w:spacing w:before="0" w:after="0" w:line="240" w:lineRule="auto"/>
+              <w:jc w:val="left"/>
+            </w:pPr>
+            <w:r/>
+            <w:r>
+              <w:rPr>
+                <w:rFonts w:ascii="Arial" w:hAnsi="Arial"/>
+                <w:b/>
+                <w:color w:val="FFFFFF"/>
+                <w:sz w:val="12"/>
+              </w:rPr>
+              <w:t>WELDING CONSUMABLES AND GAS</w:t>
+            </w:r>
+          </w:p>
+        </w:tc>
+      </w:tr>
+    </w:tbl>
+    <w:tbl>
+      <w:tblPr>
+        <w:tblW w:type="dxa" w:w="10680"/>
+        <w:jc w:val="left"/>
+        <w:tblLayout w:type="fixed"/>
+        <w:tblLook w:firstColumn="1" w:firstRow="1" w:lastColumn="0" w:lastRow="0" w:noHBand="0" w:noVBand="1" w:val="04A0"/>
+        <w:tblInd w:w="70" w:type="dxa"/>
+      </w:tblPr>
+      <w:tblGrid>
+        <w:gridCol w:w="2670"/>
+        <w:gridCol w:w="2670"/>
+        <w:gridCol w:w="2670"/>
+        <w:gridCol w:w="2670"/>
+      </w:tblGrid>
+      <w:tr>
+        <w:tc>
+          <w:tcPr>
+            <w:tcW w:type="dxa" w:w="2670"/>
+            <w:vAlign w:val="center"/>
+            <w:tcMar>
+              <w:top w:w="45" w:type="dxa"/>
+              <w:start w:w="70" w:type="dxa"/>
+              <w:bottom w:w="45" w:type="dxa"/>
+              <w:end w:w="70" w:type="dxa"/>
+            </w:tcMar>
+            <w:shd w:fill="EAF4F8" w:val="clear"/>
+            <w:tcBorders>
+              <w:top w:val="single" w:sz="5" w:color="7E929F"/>
+              <w:left w:val="single" w:sz="5" w:color="7E929F"/>
+              <w:bottom w:val="single" w:sz="5" w:color="7E929F"/>
+              <w:right w:val="single" w:sz="5" w:color="7E929F"/>
             </w:tcBorders>
           </w:tcPr>
           <w:p>
@@ -1318,8 +1775,8 @@
               <w:rPr>
                 <w:rFonts w:ascii="Arial" w:hAnsi="Arial"/>
                 <w:b/>
-                <w:color w:val="153B77"/>
-                <w:sz w:val="14"/>
+                <w:color w:val="143A63"/>
+                <w:sz w:val="11"/>
               </w:rPr>
               <w:t>FILLER CLASSIFICATION</w:t>
             </w:r>
@@ -1330,8 +1787,8 @@
               <w:rPr>
                 <w:rFonts w:ascii="Arial" w:hAnsi="Arial"/>
                 <w:b w:val="0"/>
-                <w:color w:val="172533"/>
-                <w:sz w:val="17"/>
+                <w:color w:val="17232C"/>
+                <w:sz w:val="14"/>
               </w:rPr>
               <w:t>{{FILLER_CLASSIFICATION}}</w:t>
             </w:r>
@@ -1339,20 +1796,20 @@
         </w:tc>
         <w:tc>
           <w:tcPr>
-            <w:tcW w:type="dxa" w:w="5100"/>
+            <w:tcW w:type="dxa" w:w="2670"/>
             <w:vAlign w:val="center"/>
+            <w:tcMar>
+              <w:top w:w="45" w:type="dxa"/>
+              <w:start w:w="70" w:type="dxa"/>
+              <w:bottom w:w="45" w:type="dxa"/>
+              <w:end w:w="70" w:type="dxa"/>
+            </w:tcMar>
             <w:shd w:fill="FFFFFF" w:val="clear"/>
-            <w:tcMar>
-              <w:top w:w="65" w:type="dxa"/>
-              <w:start w:w="105" w:type="dxa"/>
-              <w:bottom w:w="75" w:type="dxa"/>
-              <w:end w:w="105" w:type="dxa"/>
-            </w:tcMar>
             <w:tcBorders>
-              <w:top w:val="single" w:sz="5" w:color="B7C2CC"/>
-              <w:left w:val="single" w:sz="5" w:color="B7C2CC"/>
-              <w:bottom w:val="single" w:sz="5" w:color="B7C2CC"/>
-              <w:right w:val="single" w:sz="5" w:color="B7C2CC"/>
+              <w:top w:val="single" w:sz="5" w:color="7E929F"/>
+              <w:left w:val="single" w:sz="5" w:color="7E929F"/>
+              <w:bottom w:val="single" w:sz="5" w:color="7E929F"/>
+              <w:right w:val="single" w:sz="5" w:color="7E929F"/>
             </w:tcBorders>
           </w:tcPr>
           <w:p>
@@ -1364,10 +1821,10 @@
               <w:rPr>
                 <w:rFonts w:ascii="Arial" w:hAnsi="Arial"/>
                 <w:b/>
-                <w:color w:val="153B77"/>
-                <w:sz w:val="14"/>
+                <w:color w:val="143A63"/>
+                <w:sz w:val="11"/>
               </w:rPr>
-              <w:t>TRADE NAME</w:t>
+              <w:t>FILLER DIAMETER</w:t>
             </w:r>
             <w:r>
               <w:br/>
@@ -1376,31 +1833,29 @@
               <w:rPr>
                 <w:rFonts w:ascii="Arial" w:hAnsi="Arial"/>
                 <w:b w:val="0"/>
-                <w:color w:val="172533"/>
-                <w:sz w:val="17"/>
+                <w:color w:val="17232C"/>
+                <w:sz w:val="14"/>
               </w:rPr>
-              <w:t>{{FILLER_TRADE_NAME}}</w:t>
+              <w:t>{{FILLER_DIAMETER}}</w:t>
             </w:r>
           </w:p>
         </w:tc>
-      </w:tr>
-      <w:tr>
         <w:tc>
           <w:tcPr>
-            <w:tcW w:type="dxa" w:w="5100"/>
+            <w:tcW w:type="dxa" w:w="2670"/>
             <w:vAlign w:val="center"/>
-            <w:shd w:fill="F3F5F7" w:val="clear"/>
             <w:tcMar>
-              <w:top w:w="65" w:type="dxa"/>
-              <w:start w:w="105" w:type="dxa"/>
-              <w:bottom w:w="75" w:type="dxa"/>
-              <w:end w:w="105" w:type="dxa"/>
+              <w:top w:w="45" w:type="dxa"/>
+              <w:start w:w="70" w:type="dxa"/>
+              <w:bottom w:w="45" w:type="dxa"/>
+              <w:end w:w="70" w:type="dxa"/>
             </w:tcMar>
+            <w:shd w:fill="EAF4F8" w:val="clear"/>
             <w:tcBorders>
-              <w:top w:val="single" w:sz="5" w:color="B7C2CC"/>
-              <w:left w:val="single" w:sz="5" w:color="B7C2CC"/>
-              <w:bottom w:val="single" w:sz="5" w:color="B7C2CC"/>
-              <w:right w:val="single" w:sz="5" w:color="B7C2CC"/>
+              <w:top w:val="single" w:sz="5" w:color="7E929F"/>
+              <w:left w:val="single" w:sz="5" w:color="7E929F"/>
+              <w:bottom w:val="single" w:sz="5" w:color="7E929F"/>
+              <w:right w:val="single" w:sz="5" w:color="7E929F"/>
             </w:tcBorders>
           </w:tcPr>
           <w:p>
@@ -1412,10 +1867,10 @@
               <w:rPr>
                 <w:rFonts w:ascii="Arial" w:hAnsi="Arial"/>
                 <w:b/>
-                <w:color w:val="153B77"/>
-                <w:sz w:val="14"/>
+                <w:color w:val="143A63"/>
+                <w:sz w:val="11"/>
               </w:rPr>
-              <w:t>FILLER DIAMETER</w:t>
+              <w:t>SHIELDING GAS</w:t>
             </w:r>
             <w:r>
               <w:br/>
@@ -1424,29 +1879,29 @@
               <w:rPr>
                 <w:rFonts w:ascii="Arial" w:hAnsi="Arial"/>
                 <w:b w:val="0"/>
-                <w:color w:val="172533"/>
-                <w:sz w:val="17"/>
+                <w:color w:val="17232C"/>
+                <w:sz w:val="14"/>
               </w:rPr>
-              <w:t>{{FILLER_DIAMETER}}</w:t>
+              <w:t>{{SHIELDING_GAS}}</w:t>
             </w:r>
           </w:p>
         </w:tc>
         <w:tc>
           <w:tcPr>
-            <w:tcW w:type="dxa" w:w="5100"/>
+            <w:tcW w:type="dxa" w:w="2670"/>
             <w:vAlign w:val="center"/>
+            <w:tcMar>
+              <w:top w:w="45" w:type="dxa"/>
+              <w:start w:w="70" w:type="dxa"/>
+              <w:bottom w:w="45" w:type="dxa"/>
+              <w:end w:w="70" w:type="dxa"/>
+            </w:tcMar>
             <w:shd w:fill="FFFFFF" w:val="clear"/>
-            <w:tcMar>
-              <w:top w:w="65" w:type="dxa"/>
-              <w:start w:w="105" w:type="dxa"/>
-              <w:bottom w:w="75" w:type="dxa"/>
-              <w:end w:w="105" w:type="dxa"/>
-            </w:tcMar>
             <w:tcBorders>
-              <w:top w:val="single" w:sz="5" w:color="B7C2CC"/>
-              <w:left w:val="single" w:sz="5" w:color="B7C2CC"/>
-              <w:bottom w:val="single" w:sz="5" w:color="B7C2CC"/>
-              <w:right w:val="single" w:sz="5" w:color="B7C2CC"/>
+              <w:top w:val="single" w:sz="5" w:color="7E929F"/>
+              <w:left w:val="single" w:sz="5" w:color="7E929F"/>
+              <w:bottom w:val="single" w:sz="5" w:color="7E929F"/>
+              <w:right w:val="single" w:sz="5" w:color="7E929F"/>
             </w:tcBorders>
           </w:tcPr>
           <w:p>
@@ -1458,10 +1913,10 @@
               <w:rPr>
                 <w:rFonts w:ascii="Arial" w:hAnsi="Arial"/>
                 <w:b/>
-                <w:color w:val="153B77"/>
-                <w:sz w:val="14"/>
+                <w:color w:val="143A63"/>
+                <w:sz w:val="11"/>
               </w:rPr>
-              <w:t>BATCH / HANDLING</w:t>
+              <w:t>GAS FLOW</w:t>
             </w:r>
             <w:r>
               <w:br/>
@@ -1470,10 +1925,10 @@
               <w:rPr>
                 <w:rFonts w:ascii="Arial" w:hAnsi="Arial"/>
                 <w:b w:val="0"/>
-                <w:color w:val="172533"/>
-                <w:sz w:val="17"/>
+                <w:color w:val="17232C"/>
+                <w:sz w:val="14"/>
               </w:rPr>
-              <w:t>{{CONSUMABLE_HANDLING}}</w:t>
+              <w:t>{{GAS_FLOW}}</w:t>
             </w:r>
           </w:p>
         </w:tc>
@@ -1481,20 +1936,20 @@
       <w:tr>
         <w:tc>
           <w:tcPr>
-            <w:tcW w:type="dxa" w:w="5100"/>
+            <w:tcW w:type="dxa" w:w="2670"/>
             <w:vAlign w:val="center"/>
-            <w:shd w:fill="F3F5F7" w:val="clear"/>
             <w:tcMar>
-              <w:top w:w="65" w:type="dxa"/>
-              <w:start w:w="105" w:type="dxa"/>
-              <w:bottom w:w="75" w:type="dxa"/>
-              <w:end w:w="105" w:type="dxa"/>
+              <w:top w:w="45" w:type="dxa"/>
+              <w:start w:w="70" w:type="dxa"/>
+              <w:bottom w:w="45" w:type="dxa"/>
+              <w:end w:w="70" w:type="dxa"/>
             </w:tcMar>
+            <w:shd w:fill="FFFFFF" w:val="clear"/>
             <w:tcBorders>
-              <w:top w:val="single" w:sz="5" w:color="B7C2CC"/>
-              <w:left w:val="single" w:sz="5" w:color="B7C2CC"/>
-              <w:bottom w:val="single" w:sz="5" w:color="B7C2CC"/>
-              <w:right w:val="single" w:sz="5" w:color="B7C2CC"/>
+              <w:top w:val="single" w:sz="5" w:color="7E929F"/>
+              <w:left w:val="single" w:sz="5" w:color="7E929F"/>
+              <w:bottom w:val="single" w:sz="5" w:color="7E929F"/>
+              <w:right w:val="single" w:sz="5" w:color="7E929F"/>
             </w:tcBorders>
           </w:tcPr>
           <w:p>
@@ -1506,10 +1961,10 @@
               <w:rPr>
                 <w:rFonts w:ascii="Arial" w:hAnsi="Arial"/>
                 <w:b/>
-                <w:color w:val="153B77"/>
-                <w:sz w:val="14"/>
+                <w:color w:val="143A63"/>
+                <w:sz w:val="11"/>
               </w:rPr>
-              <w:t>SHIELDING GAS</w:t>
+              <w:t>TRADE NAME</w:t>
             </w:r>
             <w:r>
               <w:br/>
@@ -1518,29 +1973,29 @@
               <w:rPr>
                 <w:rFonts w:ascii="Arial" w:hAnsi="Arial"/>
                 <w:b w:val="0"/>
-                <w:color w:val="172533"/>
-                <w:sz w:val="17"/>
+                <w:color w:val="17232C"/>
+                <w:sz w:val="14"/>
               </w:rPr>
-              <w:t>{{SHIELDING_GAS}}</w:t>
+              <w:t>{{FILLER_TRADE_NAME}}</w:t>
             </w:r>
           </w:p>
         </w:tc>
         <w:tc>
           <w:tcPr>
-            <w:tcW w:type="dxa" w:w="5100"/>
+            <w:tcW w:type="dxa" w:w="2670"/>
             <w:vAlign w:val="center"/>
+            <w:tcMar>
+              <w:top w:w="45" w:type="dxa"/>
+              <w:start w:w="70" w:type="dxa"/>
+              <w:bottom w:w="45" w:type="dxa"/>
+              <w:end w:w="70" w:type="dxa"/>
+            </w:tcMar>
             <w:shd w:fill="FFFFFF" w:val="clear"/>
-            <w:tcMar>
-              <w:top w:w="65" w:type="dxa"/>
-              <w:start w:w="105" w:type="dxa"/>
-              <w:bottom w:w="75" w:type="dxa"/>
-              <w:end w:w="105" w:type="dxa"/>
-            </w:tcMar>
             <w:tcBorders>
-              <w:top w:val="single" w:sz="5" w:color="B7C2CC"/>
-              <w:left w:val="single" w:sz="5" w:color="B7C2CC"/>
-              <w:bottom w:val="single" w:sz="5" w:color="B7C2CC"/>
-              <w:right w:val="single" w:sz="5" w:color="B7C2CC"/>
+              <w:top w:val="single" w:sz="5" w:color="7E929F"/>
+              <w:left w:val="single" w:sz="5" w:color="7E929F"/>
+              <w:bottom w:val="single" w:sz="5" w:color="7E929F"/>
+              <w:right w:val="single" w:sz="5" w:color="7E929F"/>
             </w:tcBorders>
           </w:tcPr>
           <w:p>
@@ -1552,10 +2007,10 @@
               <w:rPr>
                 <w:rFonts w:ascii="Arial" w:hAnsi="Arial"/>
                 <w:b/>
-                <w:color w:val="153B77"/>
-                <w:sz w:val="14"/>
+                <w:color w:val="143A63"/>
+                <w:sz w:val="11"/>
               </w:rPr>
-              <w:t>GAS FLOW</w:t>
+              <w:t>CONSUMABLE HANDLING</w:t>
             </w:r>
             <w:r>
               <w:br/>
@@ -1564,31 +2019,29 @@
               <w:rPr>
                 <w:rFonts w:ascii="Arial" w:hAnsi="Arial"/>
                 <w:b w:val="0"/>
-                <w:color w:val="172533"/>
-                <w:sz w:val="17"/>
+                <w:color w:val="17232C"/>
+                <w:sz w:val="14"/>
               </w:rPr>
-              <w:t>{{GAS_FLOW}}</w:t>
+              <w:t>{{CONSUMABLE_HANDLING}}</w:t>
             </w:r>
           </w:p>
         </w:tc>
-      </w:tr>
-      <w:tr>
         <w:tc>
           <w:tcPr>
-            <w:tcW w:type="dxa" w:w="5100"/>
+            <w:tcW w:type="dxa" w:w="2670"/>
             <w:vAlign w:val="center"/>
-            <w:shd w:fill="F3F5F7" w:val="clear"/>
             <w:tcMar>
-              <w:top w:w="65" w:type="dxa"/>
-              <w:start w:w="105" w:type="dxa"/>
-              <w:bottom w:w="75" w:type="dxa"/>
-              <w:end w:w="105" w:type="dxa"/>
+              <w:top w:w="45" w:type="dxa"/>
+              <w:start w:w="70" w:type="dxa"/>
+              <w:bottom w:w="45" w:type="dxa"/>
+              <w:end w:w="70" w:type="dxa"/>
             </w:tcMar>
+            <w:shd w:fill="FFFFFF" w:val="clear"/>
             <w:tcBorders>
-              <w:top w:val="single" w:sz="5" w:color="B7C2CC"/>
-              <w:left w:val="single" w:sz="5" w:color="B7C2CC"/>
-              <w:bottom w:val="single" w:sz="5" w:color="B7C2CC"/>
-              <w:right w:val="single" w:sz="5" w:color="B7C2CC"/>
+              <w:top w:val="single" w:sz="5" w:color="7E929F"/>
+              <w:left w:val="single" w:sz="5" w:color="7E929F"/>
+              <w:bottom w:val="single" w:sz="5" w:color="7E929F"/>
+              <w:right w:val="single" w:sz="5" w:color="7E929F"/>
             </w:tcBorders>
           </w:tcPr>
           <w:p>
@@ -1600,8 +2053,8 @@
               <w:rPr>
                 <w:rFonts w:ascii="Arial" w:hAnsi="Arial"/>
                 <w:b/>
-                <w:color w:val="153B77"/>
-                <w:sz w:val="14"/>
+                <w:color w:val="143A63"/>
+                <w:sz w:val="11"/>
               </w:rPr>
               <w:t>BACKING GAS</w:t>
             </w:r>
@@ -1612,8 +2065,8 @@
               <w:rPr>
                 <w:rFonts w:ascii="Arial" w:hAnsi="Arial"/>
                 <w:b w:val="0"/>
-                <w:color w:val="172533"/>
-                <w:sz w:val="17"/>
+                <w:color w:val="17232C"/>
+                <w:sz w:val="14"/>
               </w:rPr>
               <w:t>{{BACKING_GAS}}</w:t>
             </w:r>
@@ -1621,20 +2074,20 @@
         </w:tc>
         <w:tc>
           <w:tcPr>
-            <w:tcW w:type="dxa" w:w="5100"/>
+            <w:tcW w:type="dxa" w:w="2670"/>
             <w:vAlign w:val="center"/>
+            <w:tcMar>
+              <w:top w:w="45" w:type="dxa"/>
+              <w:start w:w="70" w:type="dxa"/>
+              <w:bottom w:w="45" w:type="dxa"/>
+              <w:end w:w="70" w:type="dxa"/>
+            </w:tcMar>
             <w:shd w:fill="FFFFFF" w:val="clear"/>
-            <w:tcMar>
-              <w:top w:w="65" w:type="dxa"/>
-              <w:start w:w="105" w:type="dxa"/>
-              <w:bottom w:w="75" w:type="dxa"/>
-              <w:end w:w="105" w:type="dxa"/>
-            </w:tcMar>
             <w:tcBorders>
-              <w:top w:val="single" w:sz="5" w:color="B7C2CC"/>
-              <w:left w:val="single" w:sz="5" w:color="B7C2CC"/>
-              <w:bottom w:val="single" w:sz="5" w:color="B7C2CC"/>
-              <w:right w:val="single" w:sz="5" w:color="B7C2CC"/>
+              <w:top w:val="single" w:sz="5" w:color="7E929F"/>
+              <w:left w:val="single" w:sz="5" w:color="7E929F"/>
+              <w:bottom w:val="single" w:sz="5" w:color="7E929F"/>
+              <w:right w:val="single" w:sz="5" w:color="7E929F"/>
             </w:tcBorders>
           </w:tcPr>
           <w:p>
@@ -1646,10 +2099,10 @@
               <w:rPr>
                 <w:rFonts w:ascii="Arial" w:hAnsi="Arial"/>
                 <w:b/>
-                <w:color w:val="153B77"/>
-                <w:sz w:val="14"/>
+                <w:color w:val="143A63"/>
+                <w:sz w:val="11"/>
               </w:rPr>
-              <w:t>BACKING GAS FLOW</w:t>
+              <w:t>TUNGSTEN / OTHER</w:t>
             </w:r>
             <w:r>
               <w:br/>
@@ -1658,157 +2111,98 @@
               <w:rPr>
                 <w:rFonts w:ascii="Arial" w:hAnsi="Arial"/>
                 <w:b w:val="0"/>
-                <w:color w:val="172533"/>
-                <w:sz w:val="17"/>
+                <w:color w:val="17232C"/>
+                <w:sz w:val="14"/>
               </w:rPr>
-              <w:t>{{BACKING_GAS_FLOW}}</w:t>
+              <w:t>{{TUNGSTEN}}</w:t>
             </w:r>
           </w:p>
         </w:tc>
       </w:tr>
+    </w:tbl>
+    <w:tbl>
+      <w:tblPr>
+        <w:tblW w:type="dxa" w:w="10680"/>
+        <w:jc w:val="left"/>
+        <w:tblLayout w:type="fixed"/>
+        <w:tblLook w:firstColumn="1" w:firstRow="1" w:lastColumn="0" w:lastRow="0" w:noHBand="0" w:noVBand="1" w:val="04A0"/>
+        <w:tblInd w:w="70" w:type="dxa"/>
+      </w:tblPr>
+      <w:tblGrid>
+        <w:gridCol w:w="10680"/>
+      </w:tblGrid>
       <w:tr>
         <w:tc>
           <w:tcPr>
-            <w:tcW w:type="dxa" w:w="5100"/>
+            <w:tcW w:type="dxa" w:w="10680"/>
             <w:vAlign w:val="center"/>
-            <w:shd w:fill="F3F5F7" w:val="clear"/>
             <w:tcMar>
-              <w:top w:w="65" w:type="dxa"/>
-              <w:start w:w="105" w:type="dxa"/>
-              <w:bottom w:w="75" w:type="dxa"/>
-              <w:end w:w="105" w:type="dxa"/>
+              <w:top w:w="45" w:type="dxa"/>
+              <w:start w:w="70" w:type="dxa"/>
+              <w:bottom w:w="45" w:type="dxa"/>
+              <w:end w:w="70" w:type="dxa"/>
             </w:tcMar>
+            <w:shd w:fill="143A63" w:val="clear"/>
             <w:tcBorders>
-              <w:top w:val="single" w:sz="5" w:color="B7C2CC"/>
-              <w:left w:val="single" w:sz="5" w:color="B7C2CC"/>
-              <w:bottom w:val="single" w:sz="5" w:color="B7C2CC"/>
-              <w:right w:val="single" w:sz="5" w:color="B7C2CC"/>
+              <w:top w:val="single" w:sz="5" w:color="7E929F"/>
+              <w:left w:val="single" w:sz="5" w:color="7E929F"/>
+              <w:bottom w:val="single" w:sz="5" w:color="7E929F"/>
+              <w:right w:val="single" w:sz="5" w:color="7E929F"/>
             </w:tcBorders>
           </w:tcPr>
           <w:p>
             <w:pPr>
               <w:spacing w:before="0" w:after="0" w:line="240" w:lineRule="auto"/>
+              <w:jc w:val="left"/>
             </w:pPr>
             <w:r/>
             <w:r>
               <w:rPr>
                 <w:rFonts w:ascii="Arial" w:hAnsi="Arial"/>
                 <w:b/>
-                <w:color w:val="153B77"/>
-                <w:sz w:val="14"/>
+                <w:color w:val="FFFFFF"/>
+                <w:sz w:val="12"/>
               </w:rPr>
-              <w:t>TUNGSTEN TYPE / SIZE</w:t>
-            </w:r>
-            <w:r>
-              <w:br/>
-            </w:r>
-            <w:r>
-              <w:rPr>
-                <w:rFonts w:ascii="Arial" w:hAnsi="Arial"/>
-                <w:b w:val="0"/>
-                <w:color w:val="172533"/>
-                <w:sz w:val="17"/>
-              </w:rPr>
-              <w:t>{{TUNGSTEN}}</w:t>
-            </w:r>
-          </w:p>
-        </w:tc>
-        <w:tc>
-          <w:tcPr>
-            <w:tcW w:type="dxa" w:w="5100"/>
-            <w:vAlign w:val="center"/>
-            <w:shd w:fill="FFFFFF" w:val="clear"/>
-            <w:tcMar>
-              <w:top w:w="65" w:type="dxa"/>
-              <w:start w:w="105" w:type="dxa"/>
-              <w:bottom w:w="75" w:type="dxa"/>
-              <w:end w:w="105" w:type="dxa"/>
-            </w:tcMar>
-            <w:tcBorders>
-              <w:top w:val="single" w:sz="5" w:color="B7C2CC"/>
-              <w:left w:val="single" w:sz="5" w:color="B7C2CC"/>
-              <w:bottom w:val="single" w:sz="5" w:color="B7C2CC"/>
-              <w:right w:val="single" w:sz="5" w:color="B7C2CC"/>
-            </w:tcBorders>
-          </w:tcPr>
-          <w:p>
-            <w:pPr>
-              <w:spacing w:before="0" w:after="0" w:line="240" w:lineRule="auto"/>
-            </w:pPr>
-            <w:r/>
-            <w:r>
-              <w:rPr>
-                <w:rFonts w:ascii="Arial" w:hAnsi="Arial"/>
-                <w:b/>
-                <w:color w:val="153B77"/>
-                <w:sz w:val="14"/>
-              </w:rPr>
-              <w:t>FLUX / OTHER CONSUMABLE</w:t>
-            </w:r>
-            <w:r>
-              <w:br/>
-            </w:r>
-            <w:r>
-              <w:rPr>
-                <w:rFonts w:ascii="Arial" w:hAnsi="Arial"/>
-                <w:b w:val="0"/>
-                <w:color w:val="172533"/>
-                <w:sz w:val="17"/>
-              </w:rPr>
-              <w:t>{{FLUX_OTHER}}</w:t>
+              <w:t>WELDING PARAMETERS</w:t>
             </w:r>
           </w:p>
         </w:tc>
       </w:tr>
     </w:tbl>
-    <w:p>
-      <w:pPr>
-        <w:spacing w:before="140" w:after="60"/>
-      </w:pPr>
-      <w:r>
-        <w:rPr>
-          <w:rFonts w:ascii="Arial" w:hAnsi="Arial"/>
-          <w:b/>
-          <w:color w:val="153B77"/>
-          <w:sz w:val="19"/>
-        </w:rPr>
-        <w:t>4  ELECTRICAL AND WELDING PARAMETERS</w:t>
-      </w:r>
-    </w:p>
     <w:tbl>
       <w:tblPr>
-        <w:tblW w:type="dxa" w:w="10200"/>
+        <w:tblW w:type="dxa" w:w="10680"/>
         <w:jc w:val="left"/>
         <w:tblLayout w:type="fixed"/>
         <w:tblLook w:firstColumn="1" w:firstRow="1" w:lastColumn="0" w:lastRow="0" w:noHBand="0" w:noVBand="1" w:val="04A0"/>
-        <w:tblInd w:w="105" w:type="dxa"/>
+        <w:tblInd w:w="70" w:type="dxa"/>
       </w:tblPr>
       <w:tblGrid>
-        <w:gridCol w:w="900"/>
-        <w:gridCol w:w="2150"/>
-        <w:gridCol w:w="1350"/>
-        <w:gridCol w:w="1350"/>
-        <w:gridCol w:w="1350"/>
-        <w:gridCol w:w="3100"/>
+        <w:gridCol w:w="700"/>
+        <w:gridCol w:w="2250"/>
+        <w:gridCol w:w="1500"/>
+        <w:gridCol w:w="1500"/>
+        <w:gridCol w:w="1600"/>
+        <w:gridCol w:w="3130"/>
       </w:tblGrid>
       <w:tr>
         <w:tc>
           <w:tcPr>
-            <w:tcW w:type="dxa" w:w="900"/>
+            <w:tcW w:type="dxa" w:w="700"/>
             <w:vAlign w:val="center"/>
             <w:tcMar>
-              <w:top w:w="75" w:type="dxa"/>
-              <w:start w:w="105" w:type="dxa"/>
-              <w:bottom w:w="75" w:type="dxa"/>
-              <w:end w:w="105" w:type="dxa"/>
+              <w:top w:w="45" w:type="dxa"/>
+              <w:start w:w="70" w:type="dxa"/>
+              <w:bottom w:w="45" w:type="dxa"/>
+              <w:end w:w="70" w:type="dxa"/>
             </w:tcMar>
+            <w:shd w:fill="143A63" w:val="clear"/>
             <w:tcBorders>
-              <w:top w:val="single" w:sz="5" w:color="B7C2CC"/>
-              <w:left w:val="single" w:sz="5" w:color="B7C2CC"/>
-              <w:bottom w:val="single" w:sz="5" w:color="B7C2CC"/>
-              <w:right w:val="single" w:sz="5" w:color="B7C2CC"/>
+              <w:top w:val="single" w:sz="5" w:color="7E929F"/>
+              <w:left w:val="single" w:sz="5" w:color="7E929F"/>
+              <w:bottom w:val="single" w:sz="5" w:color="7E929F"/>
+              <w:right w:val="single" w:sz="5" w:color="7E929F"/>
             </w:tcBorders>
-            <w:shd w:fill="153B77" w:val="clear"/>
           </w:tcPr>
           <w:p>
             <w:pPr>
@@ -1821,7 +2215,7 @@
                 <w:rFonts w:ascii="Arial" w:hAnsi="Arial"/>
                 <w:b/>
                 <w:color w:val="FFFFFF"/>
-                <w:sz w:val="14"/>
+                <w:sz w:val="11"/>
               </w:rPr>
               <w:t>RUN</w:t>
             </w:r>
@@ -1829,21 +2223,21 @@
         </w:tc>
         <w:tc>
           <w:tcPr>
-            <w:tcW w:type="dxa" w:w="2150"/>
+            <w:tcW w:type="dxa" w:w="2250"/>
             <w:vAlign w:val="center"/>
             <w:tcMar>
-              <w:top w:w="75" w:type="dxa"/>
-              <w:start w:w="105" w:type="dxa"/>
-              <w:bottom w:w="75" w:type="dxa"/>
-              <w:end w:w="105" w:type="dxa"/>
+              <w:top w:w="45" w:type="dxa"/>
+              <w:start w:w="70" w:type="dxa"/>
+              <w:bottom w:w="45" w:type="dxa"/>
+              <w:end w:w="70" w:type="dxa"/>
             </w:tcMar>
+            <w:shd w:fill="143A63" w:val="clear"/>
             <w:tcBorders>
-              <w:top w:val="single" w:sz="5" w:color="B7C2CC"/>
-              <w:left w:val="single" w:sz="5" w:color="B7C2CC"/>
-              <w:bottom w:val="single" w:sz="5" w:color="B7C2CC"/>
-              <w:right w:val="single" w:sz="5" w:color="B7C2CC"/>
+              <w:top w:val="single" w:sz="5" w:color="7E929F"/>
+              <w:left w:val="single" w:sz="5" w:color="7E929F"/>
+              <w:bottom w:val="single" w:sz="5" w:color="7E929F"/>
+              <w:right w:val="single" w:sz="5" w:color="7E929F"/>
             </w:tcBorders>
-            <w:shd w:fill="153B77" w:val="clear"/>
           </w:tcPr>
           <w:p>
             <w:pPr>
@@ -1856,7 +2250,7 @@
                 <w:rFonts w:ascii="Arial" w:hAnsi="Arial"/>
                 <w:b/>
                 <w:color w:val="FFFFFF"/>
-                <w:sz w:val="14"/>
+                <w:sz w:val="11"/>
               </w:rPr>
               <w:t>PROCESS / FILLER</w:t>
             </w:r>
@@ -1864,21 +2258,21 @@
         </w:tc>
         <w:tc>
           <w:tcPr>
-            <w:tcW w:type="dxa" w:w="1350"/>
+            <w:tcW w:type="dxa" w:w="1500"/>
             <w:vAlign w:val="center"/>
             <w:tcMar>
-              <w:top w:w="75" w:type="dxa"/>
-              <w:start w:w="105" w:type="dxa"/>
-              <w:bottom w:w="75" w:type="dxa"/>
-              <w:end w:w="105" w:type="dxa"/>
+              <w:top w:w="45" w:type="dxa"/>
+              <w:start w:w="70" w:type="dxa"/>
+              <w:bottom w:w="45" w:type="dxa"/>
+              <w:end w:w="70" w:type="dxa"/>
             </w:tcMar>
+            <w:shd w:fill="143A63" w:val="clear"/>
             <w:tcBorders>
-              <w:top w:val="single" w:sz="5" w:color="B7C2CC"/>
-              <w:left w:val="single" w:sz="5" w:color="B7C2CC"/>
-              <w:bottom w:val="single" w:sz="5" w:color="B7C2CC"/>
-              <w:right w:val="single" w:sz="5" w:color="B7C2CC"/>
+              <w:top w:val="single" w:sz="5" w:color="7E929F"/>
+              <w:left w:val="single" w:sz="5" w:color="7E929F"/>
+              <w:bottom w:val="single" w:sz="5" w:color="7E929F"/>
+              <w:right w:val="single" w:sz="5" w:color="7E929F"/>
             </w:tcBorders>
-            <w:shd w:fill="153B77" w:val="clear"/>
           </w:tcPr>
           <w:p>
             <w:pPr>
@@ -1891,7 +2285,7 @@
                 <w:rFonts w:ascii="Arial" w:hAnsi="Arial"/>
                 <w:b/>
                 <w:color w:val="FFFFFF"/>
-                <w:sz w:val="14"/>
+                <w:sz w:val="11"/>
               </w:rPr>
               <w:t>CURRENT A</w:t>
             </w:r>
@@ -1899,21 +2293,21 @@
         </w:tc>
         <w:tc>
           <w:tcPr>
-            <w:tcW w:type="dxa" w:w="1350"/>
+            <w:tcW w:type="dxa" w:w="1500"/>
             <w:vAlign w:val="center"/>
             <w:tcMar>
-              <w:top w:w="75" w:type="dxa"/>
-              <w:start w:w="105" w:type="dxa"/>
-              <w:bottom w:w="75" w:type="dxa"/>
-              <w:end w:w="105" w:type="dxa"/>
+              <w:top w:w="45" w:type="dxa"/>
+              <w:start w:w="70" w:type="dxa"/>
+              <w:bottom w:w="45" w:type="dxa"/>
+              <w:end w:w="70" w:type="dxa"/>
             </w:tcMar>
+            <w:shd w:fill="143A63" w:val="clear"/>
             <w:tcBorders>
-              <w:top w:val="single" w:sz="5" w:color="B7C2CC"/>
-              <w:left w:val="single" w:sz="5" w:color="B7C2CC"/>
-              <w:bottom w:val="single" w:sz="5" w:color="B7C2CC"/>
-              <w:right w:val="single" w:sz="5" w:color="B7C2CC"/>
+              <w:top w:val="single" w:sz="5" w:color="7E929F"/>
+              <w:left w:val="single" w:sz="5" w:color="7E929F"/>
+              <w:bottom w:val="single" w:sz="5" w:color="7E929F"/>
+              <w:right w:val="single" w:sz="5" w:color="7E929F"/>
             </w:tcBorders>
-            <w:shd w:fill="153B77" w:val="clear"/>
           </w:tcPr>
           <w:p>
             <w:pPr>
@@ -1926,7 +2320,7 @@
                 <w:rFonts w:ascii="Arial" w:hAnsi="Arial"/>
                 <w:b/>
                 <w:color w:val="FFFFFF"/>
-                <w:sz w:val="14"/>
+                <w:sz w:val="11"/>
               </w:rPr>
               <w:t>VOLTAGE V</w:t>
             </w:r>
@@ -1934,21 +2328,21 @@
         </w:tc>
         <w:tc>
           <w:tcPr>
-            <w:tcW w:type="dxa" w:w="1350"/>
+            <w:tcW w:type="dxa" w:w="1600"/>
             <w:vAlign w:val="center"/>
             <w:tcMar>
-              <w:top w:w="75" w:type="dxa"/>
-              <w:start w:w="105" w:type="dxa"/>
-              <w:bottom w:w="75" w:type="dxa"/>
-              <w:end w:w="105" w:type="dxa"/>
+              <w:top w:w="45" w:type="dxa"/>
+              <w:start w:w="70" w:type="dxa"/>
+              <w:bottom w:w="45" w:type="dxa"/>
+              <w:end w:w="70" w:type="dxa"/>
             </w:tcMar>
+            <w:shd w:fill="143A63" w:val="clear"/>
             <w:tcBorders>
-              <w:top w:val="single" w:sz="5" w:color="B7C2CC"/>
-              <w:left w:val="single" w:sz="5" w:color="B7C2CC"/>
-              <w:bottom w:val="single" w:sz="5" w:color="B7C2CC"/>
-              <w:right w:val="single" w:sz="5" w:color="B7C2CC"/>
+              <w:top w:val="single" w:sz="5" w:color="7E929F"/>
+              <w:left w:val="single" w:sz="5" w:color="7E929F"/>
+              <w:bottom w:val="single" w:sz="5" w:color="7E929F"/>
+              <w:right w:val="single" w:sz="5" w:color="7E929F"/>
             </w:tcBorders>
-            <w:shd w:fill="153B77" w:val="clear"/>
           </w:tcPr>
           <w:p>
             <w:pPr>
@@ -1961,7 +2355,7 @@
                 <w:rFonts w:ascii="Arial" w:hAnsi="Arial"/>
                 <w:b/>
                 <w:color w:val="FFFFFF"/>
-                <w:sz w:val="14"/>
+                <w:sz w:val="11"/>
               </w:rPr>
               <w:t>TRAVEL SPEED</w:t>
             </w:r>
@@ -1969,21 +2363,21 @@
         </w:tc>
         <w:tc>
           <w:tcPr>
-            <w:tcW w:type="dxa" w:w="3100"/>
+            <w:tcW w:type="dxa" w:w="3130"/>
             <w:vAlign w:val="center"/>
             <w:tcMar>
-              <w:top w:w="75" w:type="dxa"/>
-              <w:start w:w="105" w:type="dxa"/>
-              <w:bottom w:w="75" w:type="dxa"/>
-              <w:end w:w="105" w:type="dxa"/>
+              <w:top w:w="45" w:type="dxa"/>
+              <w:start w:w="70" w:type="dxa"/>
+              <w:bottom w:w="45" w:type="dxa"/>
+              <w:end w:w="70" w:type="dxa"/>
             </w:tcMar>
+            <w:shd w:fill="143A63" w:val="clear"/>
             <w:tcBorders>
-              <w:top w:val="single" w:sz="5" w:color="B7C2CC"/>
-              <w:left w:val="single" w:sz="5" w:color="B7C2CC"/>
-              <w:bottom w:val="single" w:sz="5" w:color="B7C2CC"/>
-              <w:right w:val="single" w:sz="5" w:color="B7C2CC"/>
+              <w:top w:val="single" w:sz="5" w:color="7E929F"/>
+              <w:left w:val="single" w:sz="5" w:color="7E929F"/>
+              <w:bottom w:val="single" w:sz="5" w:color="7E929F"/>
+              <w:right w:val="single" w:sz="5" w:color="7E929F"/>
             </w:tcBorders>
-            <w:shd w:fill="153B77" w:val="clear"/>
           </w:tcPr>
           <w:p>
             <w:pPr>
@@ -1996,7 +2390,7 @@
                 <w:rFonts w:ascii="Arial" w:hAnsi="Arial"/>
                 <w:b/>
                 <w:color w:val="FFFFFF"/>
-                <w:sz w:val="14"/>
+                <w:sz w:val="11"/>
               </w:rPr>
               <w:t>POLARITY / NOTES</w:t>
             </w:r>
@@ -2006,19 +2400,20 @@
       <w:tr>
         <w:tc>
           <w:tcPr>
-            <w:tcW w:type="dxa" w:w="900"/>
+            <w:tcW w:type="dxa" w:w="700"/>
             <w:vAlign w:val="center"/>
             <w:tcMar>
-              <w:top w:w="75" w:type="dxa"/>
-              <w:start w:w="105" w:type="dxa"/>
-              <w:bottom w:w="75" w:type="dxa"/>
-              <w:end w:w="105" w:type="dxa"/>
+              <w:top w:w="45" w:type="dxa"/>
+              <w:start w:w="70" w:type="dxa"/>
+              <w:bottom w:w="45" w:type="dxa"/>
+              <w:end w:w="70" w:type="dxa"/>
             </w:tcMar>
+            <w:shd w:fill="FFFFFF" w:val="clear"/>
             <w:tcBorders>
-              <w:top w:val="single" w:sz="5" w:color="B7C2CC"/>
-              <w:left w:val="single" w:sz="5" w:color="B7C2CC"/>
-              <w:bottom w:val="single" w:sz="5" w:color="B7C2CC"/>
-              <w:right w:val="single" w:sz="5" w:color="B7C2CC"/>
+              <w:top w:val="single" w:sz="5" w:color="7E929F"/>
+              <w:left w:val="single" w:sz="5" w:color="7E929F"/>
+              <w:bottom w:val="single" w:sz="5" w:color="7E929F"/>
+              <w:right w:val="single" w:sz="5" w:color="7E929F"/>
             </w:tcBorders>
           </w:tcPr>
           <w:p>
@@ -2031,8 +2426,8 @@
               <w:rPr>
                 <w:rFonts w:ascii="Arial" w:hAnsi="Arial"/>
                 <w:b w:val="0"/>
-                <w:color w:val="172533"/>
-                <w:sz w:val="14"/>
+                <w:color w:val="17232C"/>
+                <w:sz w:val="13"/>
               </w:rPr>
               <w:t>1</w:t>
             </w:r>
@@ -2040,19 +2435,20 @@
         </w:tc>
         <w:tc>
           <w:tcPr>
-            <w:tcW w:type="dxa" w:w="2150"/>
+            <w:tcW w:type="dxa" w:w="2250"/>
             <w:vAlign w:val="center"/>
             <w:tcMar>
-              <w:top w:w="75" w:type="dxa"/>
-              <w:start w:w="105" w:type="dxa"/>
-              <w:bottom w:w="75" w:type="dxa"/>
-              <w:end w:w="105" w:type="dxa"/>
+              <w:top w:w="45" w:type="dxa"/>
+              <w:start w:w="70" w:type="dxa"/>
+              <w:bottom w:w="45" w:type="dxa"/>
+              <w:end w:w="70" w:type="dxa"/>
             </w:tcMar>
+            <w:shd w:fill="FFFFFF" w:val="clear"/>
             <w:tcBorders>
-              <w:top w:val="single" w:sz="5" w:color="B7C2CC"/>
-              <w:left w:val="single" w:sz="5" w:color="B7C2CC"/>
-              <w:bottom w:val="single" w:sz="5" w:color="B7C2CC"/>
-              <w:right w:val="single" w:sz="5" w:color="B7C2CC"/>
+              <w:top w:val="single" w:sz="5" w:color="7E929F"/>
+              <w:left w:val="single" w:sz="5" w:color="7E929F"/>
+              <w:bottom w:val="single" w:sz="5" w:color="7E929F"/>
+              <w:right w:val="single" w:sz="5" w:color="7E929F"/>
             </w:tcBorders>
           </w:tcPr>
           <w:p>
@@ -2065,8 +2461,8 @@
               <w:rPr>
                 <w:rFonts w:ascii="Arial" w:hAnsi="Arial"/>
                 <w:b w:val="0"/>
-                <w:color w:val="172533"/>
-                <w:sz w:val="14"/>
+                <w:color w:val="17232C"/>
+                <w:sz w:val="13"/>
               </w:rPr>
               <w:t>{{RUN_1_PROCESS}}</w:t>
             </w:r>
@@ -2074,19 +2470,20 @@
         </w:tc>
         <w:tc>
           <w:tcPr>
-            <w:tcW w:type="dxa" w:w="1350"/>
+            <w:tcW w:type="dxa" w:w="1500"/>
             <w:vAlign w:val="center"/>
             <w:tcMar>
-              <w:top w:w="75" w:type="dxa"/>
-              <w:start w:w="105" w:type="dxa"/>
-              <w:bottom w:w="75" w:type="dxa"/>
-              <w:end w:w="105" w:type="dxa"/>
+              <w:top w:w="45" w:type="dxa"/>
+              <w:start w:w="70" w:type="dxa"/>
+              <w:bottom w:w="45" w:type="dxa"/>
+              <w:end w:w="70" w:type="dxa"/>
             </w:tcMar>
+            <w:shd w:fill="FFFFFF" w:val="clear"/>
             <w:tcBorders>
-              <w:top w:val="single" w:sz="5" w:color="B7C2CC"/>
-              <w:left w:val="single" w:sz="5" w:color="B7C2CC"/>
-              <w:bottom w:val="single" w:sz="5" w:color="B7C2CC"/>
-              <w:right w:val="single" w:sz="5" w:color="B7C2CC"/>
+              <w:top w:val="single" w:sz="5" w:color="7E929F"/>
+              <w:left w:val="single" w:sz="5" w:color="7E929F"/>
+              <w:bottom w:val="single" w:sz="5" w:color="7E929F"/>
+              <w:right w:val="single" w:sz="5" w:color="7E929F"/>
             </w:tcBorders>
           </w:tcPr>
           <w:p>
@@ -2099,8 +2496,8 @@
               <w:rPr>
                 <w:rFonts w:ascii="Arial" w:hAnsi="Arial"/>
                 <w:b w:val="0"/>
-                <w:color w:val="172533"/>
-                <w:sz w:val="14"/>
+                <w:color w:val="17232C"/>
+                <w:sz w:val="13"/>
               </w:rPr>
               <w:t>{{RUN_1_CURRENT}}</w:t>
             </w:r>
@@ -2108,19 +2505,20 @@
         </w:tc>
         <w:tc>
           <w:tcPr>
-            <w:tcW w:type="dxa" w:w="1350"/>
+            <w:tcW w:type="dxa" w:w="1500"/>
             <w:vAlign w:val="center"/>
             <w:tcMar>
-              <w:top w:w="75" w:type="dxa"/>
-              <w:start w:w="105" w:type="dxa"/>
-              <w:bottom w:w="75" w:type="dxa"/>
-              <w:end w:w="105" w:type="dxa"/>
+              <w:top w:w="45" w:type="dxa"/>
+              <w:start w:w="70" w:type="dxa"/>
+              <w:bottom w:w="45" w:type="dxa"/>
+              <w:end w:w="70" w:type="dxa"/>
             </w:tcMar>
+            <w:shd w:fill="FFFFFF" w:val="clear"/>
             <w:tcBorders>
-              <w:top w:val="single" w:sz="5" w:color="B7C2CC"/>
-              <w:left w:val="single" w:sz="5" w:color="B7C2CC"/>
-              <w:bottom w:val="single" w:sz="5" w:color="B7C2CC"/>
-              <w:right w:val="single" w:sz="5" w:color="B7C2CC"/>
+              <w:top w:val="single" w:sz="5" w:color="7E929F"/>
+              <w:left w:val="single" w:sz="5" w:color="7E929F"/>
+              <w:bottom w:val="single" w:sz="5" w:color="7E929F"/>
+              <w:right w:val="single" w:sz="5" w:color="7E929F"/>
             </w:tcBorders>
           </w:tcPr>
           <w:p>
@@ -2133,8 +2531,8 @@
               <w:rPr>
                 <w:rFonts w:ascii="Arial" w:hAnsi="Arial"/>
                 <w:b w:val="0"/>
-                <w:color w:val="172533"/>
-                <w:sz w:val="14"/>
+                <w:color w:val="17232C"/>
+                <w:sz w:val="13"/>
               </w:rPr>
               <w:t>{{RUN_1_VOLTAGE}}</w:t>
             </w:r>
@@ -2142,19 +2540,20 @@
         </w:tc>
         <w:tc>
           <w:tcPr>
-            <w:tcW w:type="dxa" w:w="1350"/>
+            <w:tcW w:type="dxa" w:w="1600"/>
             <w:vAlign w:val="center"/>
             <w:tcMar>
-              <w:top w:w="75" w:type="dxa"/>
-              <w:start w:w="105" w:type="dxa"/>
-              <w:bottom w:w="75" w:type="dxa"/>
-              <w:end w:w="105" w:type="dxa"/>
+              <w:top w:w="45" w:type="dxa"/>
+              <w:start w:w="70" w:type="dxa"/>
+              <w:bottom w:w="45" w:type="dxa"/>
+              <w:end w:w="70" w:type="dxa"/>
             </w:tcMar>
+            <w:shd w:fill="FFFFFF" w:val="clear"/>
             <w:tcBorders>
-              <w:top w:val="single" w:sz="5" w:color="B7C2CC"/>
-              <w:left w:val="single" w:sz="5" w:color="B7C2CC"/>
-              <w:bottom w:val="single" w:sz="5" w:color="B7C2CC"/>
-              <w:right w:val="single" w:sz="5" w:color="B7C2CC"/>
+              <w:top w:val="single" w:sz="5" w:color="7E929F"/>
+              <w:left w:val="single" w:sz="5" w:color="7E929F"/>
+              <w:bottom w:val="single" w:sz="5" w:color="7E929F"/>
+              <w:right w:val="single" w:sz="5" w:color="7E929F"/>
             </w:tcBorders>
           </w:tcPr>
           <w:p>
@@ -2167,8 +2566,8 @@
               <w:rPr>
                 <w:rFonts w:ascii="Arial" w:hAnsi="Arial"/>
                 <w:b w:val="0"/>
-                <w:color w:val="172533"/>
-                <w:sz w:val="14"/>
+                <w:color w:val="17232C"/>
+                <w:sz w:val="13"/>
               </w:rPr>
               <w:t>{{RUN_1_SPEED}}</w:t>
             </w:r>
@@ -2176,19 +2575,20 @@
         </w:tc>
         <w:tc>
           <w:tcPr>
-            <w:tcW w:type="dxa" w:w="3100"/>
+            <w:tcW w:type="dxa" w:w="3130"/>
             <w:vAlign w:val="center"/>
             <w:tcMar>
-              <w:top w:w="75" w:type="dxa"/>
-              <w:start w:w="105" w:type="dxa"/>
-              <w:bottom w:w="75" w:type="dxa"/>
-              <w:end w:w="105" w:type="dxa"/>
+              <w:top w:w="45" w:type="dxa"/>
+              <w:start w:w="70" w:type="dxa"/>
+              <w:bottom w:w="45" w:type="dxa"/>
+              <w:end w:w="70" w:type="dxa"/>
             </w:tcMar>
+            <w:shd w:fill="FFFFFF" w:val="clear"/>
             <w:tcBorders>
-              <w:top w:val="single" w:sz="5" w:color="B7C2CC"/>
-              <w:left w:val="single" w:sz="5" w:color="B7C2CC"/>
-              <w:bottom w:val="single" w:sz="5" w:color="B7C2CC"/>
-              <w:right w:val="single" w:sz="5" w:color="B7C2CC"/>
+              <w:top w:val="single" w:sz="5" w:color="7E929F"/>
+              <w:left w:val="single" w:sz="5" w:color="7E929F"/>
+              <w:bottom w:val="single" w:sz="5" w:color="7E929F"/>
+              <w:right w:val="single" w:sz="5" w:color="7E929F"/>
             </w:tcBorders>
           </w:tcPr>
           <w:p>
@@ -2201,8 +2601,8 @@
               <w:rPr>
                 <w:rFonts w:ascii="Arial" w:hAnsi="Arial"/>
                 <w:b w:val="0"/>
-                <w:color w:val="172533"/>
-                <w:sz w:val="14"/>
+                <w:color w:val="17232C"/>
+                <w:sz w:val="13"/>
               </w:rPr>
               <w:t>{{RUN_1_NOTES}}</w:t>
             </w:r>
@@ -2212,231 +2612,20 @@
       <w:tr>
         <w:tc>
           <w:tcPr>
-            <w:tcW w:type="dxa" w:w="900"/>
+            <w:tcW w:type="dxa" w:w="700"/>
             <w:vAlign w:val="center"/>
             <w:tcMar>
-              <w:top w:w="75" w:type="dxa"/>
-              <w:start w:w="105" w:type="dxa"/>
-              <w:bottom w:w="75" w:type="dxa"/>
-              <w:end w:w="105" w:type="dxa"/>
+              <w:top w:w="45" w:type="dxa"/>
+              <w:start w:w="70" w:type="dxa"/>
+              <w:bottom w:w="45" w:type="dxa"/>
+              <w:end w:w="70" w:type="dxa"/>
             </w:tcMar>
+            <w:shd w:fill="F4F7F9" w:val="clear"/>
             <w:tcBorders>
-              <w:top w:val="single" w:sz="5" w:color="B7C2CC"/>
-              <w:left w:val="single" w:sz="5" w:color="B7C2CC"/>
-              <w:bottom w:val="single" w:sz="5" w:color="B7C2CC"/>
-              <w:right w:val="single" w:sz="5" w:color="B7C2CC"/>
-            </w:tcBorders>
-            <w:shd w:fill="F3F5F7" w:val="clear"/>
-          </w:tcPr>
-          <w:p>
-            <w:pPr>
-              <w:spacing w:before="0" w:after="0" w:line="240" w:lineRule="auto"/>
-              <w:jc w:val="center"/>
-            </w:pPr>
-            <w:r/>
-            <w:r>
-              <w:rPr>
-                <w:rFonts w:ascii="Arial" w:hAnsi="Arial"/>
-                <w:b w:val="0"/>
-                <w:color w:val="172533"/>
-                <w:sz w:val="14"/>
-              </w:rPr>
-              <w:t>2</w:t>
-            </w:r>
-          </w:p>
-        </w:tc>
-        <w:tc>
-          <w:tcPr>
-            <w:tcW w:type="dxa" w:w="2150"/>
-            <w:vAlign w:val="center"/>
-            <w:tcMar>
-              <w:top w:w="75" w:type="dxa"/>
-              <w:start w:w="105" w:type="dxa"/>
-              <w:bottom w:w="75" w:type="dxa"/>
-              <w:end w:w="105" w:type="dxa"/>
-            </w:tcMar>
-            <w:tcBorders>
-              <w:top w:val="single" w:sz="5" w:color="B7C2CC"/>
-              <w:left w:val="single" w:sz="5" w:color="B7C2CC"/>
-              <w:bottom w:val="single" w:sz="5" w:color="B7C2CC"/>
-              <w:right w:val="single" w:sz="5" w:color="B7C2CC"/>
-            </w:tcBorders>
-            <w:shd w:fill="F3F5F7" w:val="clear"/>
-          </w:tcPr>
-          <w:p>
-            <w:pPr>
-              <w:spacing w:before="0" w:after="0" w:line="240" w:lineRule="auto"/>
-              <w:jc w:val="left"/>
-            </w:pPr>
-            <w:r/>
-            <w:r>
-              <w:rPr>
-                <w:rFonts w:ascii="Arial" w:hAnsi="Arial"/>
-                <w:b w:val="0"/>
-                <w:color w:val="172533"/>
-                <w:sz w:val="14"/>
-              </w:rPr>
-              <w:t>{{RUN_2_PROCESS}}</w:t>
-            </w:r>
-          </w:p>
-        </w:tc>
-        <w:tc>
-          <w:tcPr>
-            <w:tcW w:type="dxa" w:w="1350"/>
-            <w:vAlign w:val="center"/>
-            <w:tcMar>
-              <w:top w:w="75" w:type="dxa"/>
-              <w:start w:w="105" w:type="dxa"/>
-              <w:bottom w:w="75" w:type="dxa"/>
-              <w:end w:w="105" w:type="dxa"/>
-            </w:tcMar>
-            <w:tcBorders>
-              <w:top w:val="single" w:sz="5" w:color="B7C2CC"/>
-              <w:left w:val="single" w:sz="5" w:color="B7C2CC"/>
-              <w:bottom w:val="single" w:sz="5" w:color="B7C2CC"/>
-              <w:right w:val="single" w:sz="5" w:color="B7C2CC"/>
-            </w:tcBorders>
-            <w:shd w:fill="F3F5F7" w:val="clear"/>
-          </w:tcPr>
-          <w:p>
-            <w:pPr>
-              <w:spacing w:before="0" w:after="0" w:line="240" w:lineRule="auto"/>
-              <w:jc w:val="center"/>
-            </w:pPr>
-            <w:r/>
-            <w:r>
-              <w:rPr>
-                <w:rFonts w:ascii="Arial" w:hAnsi="Arial"/>
-                <w:b w:val="0"/>
-                <w:color w:val="172533"/>
-                <w:sz w:val="14"/>
-              </w:rPr>
-              <w:t>{{RUN_2_CURRENT}}</w:t>
-            </w:r>
-          </w:p>
-        </w:tc>
-        <w:tc>
-          <w:tcPr>
-            <w:tcW w:type="dxa" w:w="1350"/>
-            <w:vAlign w:val="center"/>
-            <w:tcMar>
-              <w:top w:w="75" w:type="dxa"/>
-              <w:start w:w="105" w:type="dxa"/>
-              <w:bottom w:w="75" w:type="dxa"/>
-              <w:end w:w="105" w:type="dxa"/>
-            </w:tcMar>
-            <w:tcBorders>
-              <w:top w:val="single" w:sz="5" w:color="B7C2CC"/>
-              <w:left w:val="single" w:sz="5" w:color="B7C2CC"/>
-              <w:bottom w:val="single" w:sz="5" w:color="B7C2CC"/>
-              <w:right w:val="single" w:sz="5" w:color="B7C2CC"/>
-            </w:tcBorders>
-            <w:shd w:fill="F3F5F7" w:val="clear"/>
-          </w:tcPr>
-          <w:p>
-            <w:pPr>
-              <w:spacing w:before="0" w:after="0" w:line="240" w:lineRule="auto"/>
-              <w:jc w:val="center"/>
-            </w:pPr>
-            <w:r/>
-            <w:r>
-              <w:rPr>
-                <w:rFonts w:ascii="Arial" w:hAnsi="Arial"/>
-                <w:b w:val="0"/>
-                <w:color w:val="172533"/>
-                <w:sz w:val="14"/>
-              </w:rPr>
-              <w:t>{{RUN_2_VOLTAGE}}</w:t>
-            </w:r>
-          </w:p>
-        </w:tc>
-        <w:tc>
-          <w:tcPr>
-            <w:tcW w:type="dxa" w:w="1350"/>
-            <w:vAlign w:val="center"/>
-            <w:tcMar>
-              <w:top w:w="75" w:type="dxa"/>
-              <w:start w:w="105" w:type="dxa"/>
-              <w:bottom w:w="75" w:type="dxa"/>
-              <w:end w:w="105" w:type="dxa"/>
-            </w:tcMar>
-            <w:tcBorders>
-              <w:top w:val="single" w:sz="5" w:color="B7C2CC"/>
-              <w:left w:val="single" w:sz="5" w:color="B7C2CC"/>
-              <w:bottom w:val="single" w:sz="5" w:color="B7C2CC"/>
-              <w:right w:val="single" w:sz="5" w:color="B7C2CC"/>
-            </w:tcBorders>
-            <w:shd w:fill="F3F5F7" w:val="clear"/>
-          </w:tcPr>
-          <w:p>
-            <w:pPr>
-              <w:spacing w:before="0" w:after="0" w:line="240" w:lineRule="auto"/>
-              <w:jc w:val="center"/>
-            </w:pPr>
-            <w:r/>
-            <w:r>
-              <w:rPr>
-                <w:rFonts w:ascii="Arial" w:hAnsi="Arial"/>
-                <w:b w:val="0"/>
-                <w:color w:val="172533"/>
-                <w:sz w:val="14"/>
-              </w:rPr>
-              <w:t>{{RUN_2_SPEED}}</w:t>
-            </w:r>
-          </w:p>
-        </w:tc>
-        <w:tc>
-          <w:tcPr>
-            <w:tcW w:type="dxa" w:w="3100"/>
-            <w:vAlign w:val="center"/>
-            <w:tcMar>
-              <w:top w:w="75" w:type="dxa"/>
-              <w:start w:w="105" w:type="dxa"/>
-              <w:bottom w:w="75" w:type="dxa"/>
-              <w:end w:w="105" w:type="dxa"/>
-            </w:tcMar>
-            <w:tcBorders>
-              <w:top w:val="single" w:sz="5" w:color="B7C2CC"/>
-              <w:left w:val="single" w:sz="5" w:color="B7C2CC"/>
-              <w:bottom w:val="single" w:sz="5" w:color="B7C2CC"/>
-              <w:right w:val="single" w:sz="5" w:color="B7C2CC"/>
-            </w:tcBorders>
-            <w:shd w:fill="F3F5F7" w:val="clear"/>
-          </w:tcPr>
-          <w:p>
-            <w:pPr>
-              <w:spacing w:before="0" w:after="0" w:line="240" w:lineRule="auto"/>
-              <w:jc w:val="left"/>
-            </w:pPr>
-            <w:r/>
-            <w:r>
-              <w:rPr>
-                <w:rFonts w:ascii="Arial" w:hAnsi="Arial"/>
-                <w:b w:val="0"/>
-                <w:color w:val="172533"/>
-                <w:sz w:val="14"/>
-              </w:rPr>
-              <w:t>{{RUN_2_NOTES}}</w:t>
-            </w:r>
-          </w:p>
-        </w:tc>
-      </w:tr>
-      <w:tr>
-        <w:tc>
-          <w:tcPr>
-            <w:tcW w:type="dxa" w:w="900"/>
-            <w:vAlign w:val="center"/>
-            <w:tcMar>
-              <w:top w:w="75" w:type="dxa"/>
-              <w:start w:w="105" w:type="dxa"/>
-              <w:bottom w:w="75" w:type="dxa"/>
-              <w:end w:w="105" w:type="dxa"/>
-            </w:tcMar>
-            <w:tcBorders>
-              <w:top w:val="single" w:sz="5" w:color="B7C2CC"/>
-              <w:left w:val="single" w:sz="5" w:color="B7C2CC"/>
-              <w:bottom w:val="single" w:sz="5" w:color="B7C2CC"/>
-              <w:right w:val="single" w:sz="5" w:color="B7C2CC"/>
+              <w:top w:val="single" w:sz="5" w:color="7E929F"/>
+              <w:left w:val="single" w:sz="5" w:color="7E929F"/>
+              <w:bottom w:val="single" w:sz="5" w:color="7E929F"/>
+              <w:right w:val="single" w:sz="5" w:color="7E929F"/>
             </w:tcBorders>
           </w:tcPr>
           <w:p>
@@ -2449,28 +2638,29 @@
               <w:rPr>
                 <w:rFonts w:ascii="Arial" w:hAnsi="Arial"/>
                 <w:b w:val="0"/>
-                <w:color w:val="172533"/>
-                <w:sz w:val="14"/>
+                <w:color w:val="17232C"/>
+                <w:sz w:val="13"/>
               </w:rPr>
-              <w:t>3</w:t>
+              <w:t>2</w:t>
             </w:r>
           </w:p>
         </w:tc>
         <w:tc>
           <w:tcPr>
-            <w:tcW w:type="dxa" w:w="2150"/>
+            <w:tcW w:type="dxa" w:w="2250"/>
             <w:vAlign w:val="center"/>
             <w:tcMar>
-              <w:top w:w="75" w:type="dxa"/>
-              <w:start w:w="105" w:type="dxa"/>
-              <w:bottom w:w="75" w:type="dxa"/>
-              <w:end w:w="105" w:type="dxa"/>
+              <w:top w:w="45" w:type="dxa"/>
+              <w:start w:w="70" w:type="dxa"/>
+              <w:bottom w:w="45" w:type="dxa"/>
+              <w:end w:w="70" w:type="dxa"/>
             </w:tcMar>
+            <w:shd w:fill="F4F7F9" w:val="clear"/>
             <w:tcBorders>
-              <w:top w:val="single" w:sz="5" w:color="B7C2CC"/>
-              <w:left w:val="single" w:sz="5" w:color="B7C2CC"/>
-              <w:bottom w:val="single" w:sz="5" w:color="B7C2CC"/>
-              <w:right w:val="single" w:sz="5" w:color="B7C2CC"/>
+              <w:top w:val="single" w:sz="5" w:color="7E929F"/>
+              <w:left w:val="single" w:sz="5" w:color="7E929F"/>
+              <w:bottom w:val="single" w:sz="5" w:color="7E929F"/>
+              <w:right w:val="single" w:sz="5" w:color="7E929F"/>
             </w:tcBorders>
           </w:tcPr>
           <w:p>
@@ -2483,28 +2673,29 @@
               <w:rPr>
                 <w:rFonts w:ascii="Arial" w:hAnsi="Arial"/>
                 <w:b w:val="0"/>
-                <w:color w:val="172533"/>
-                <w:sz w:val="14"/>
+                <w:color w:val="17232C"/>
+                <w:sz w:val="13"/>
               </w:rPr>
-              <w:t>{{RUN_3_PROCESS}}</w:t>
+              <w:t>{{RUN_2_PROCESS}}</w:t>
             </w:r>
           </w:p>
         </w:tc>
         <w:tc>
           <w:tcPr>
-            <w:tcW w:type="dxa" w:w="1350"/>
+            <w:tcW w:type="dxa" w:w="1500"/>
             <w:vAlign w:val="center"/>
             <w:tcMar>
-              <w:top w:w="75" w:type="dxa"/>
-              <w:start w:w="105" w:type="dxa"/>
-              <w:bottom w:w="75" w:type="dxa"/>
-              <w:end w:w="105" w:type="dxa"/>
+              <w:top w:w="45" w:type="dxa"/>
+              <w:start w:w="70" w:type="dxa"/>
+              <w:bottom w:w="45" w:type="dxa"/>
+              <w:end w:w="70" w:type="dxa"/>
             </w:tcMar>
+            <w:shd w:fill="F4F7F9" w:val="clear"/>
             <w:tcBorders>
-              <w:top w:val="single" w:sz="5" w:color="B7C2CC"/>
-              <w:left w:val="single" w:sz="5" w:color="B7C2CC"/>
-              <w:bottom w:val="single" w:sz="5" w:color="B7C2CC"/>
-              <w:right w:val="single" w:sz="5" w:color="B7C2CC"/>
+              <w:top w:val="single" w:sz="5" w:color="7E929F"/>
+              <w:left w:val="single" w:sz="5" w:color="7E929F"/>
+              <w:bottom w:val="single" w:sz="5" w:color="7E929F"/>
+              <w:right w:val="single" w:sz="5" w:color="7E929F"/>
             </w:tcBorders>
           </w:tcPr>
           <w:p>
@@ -2517,28 +2708,29 @@
               <w:rPr>
                 <w:rFonts w:ascii="Arial" w:hAnsi="Arial"/>
                 <w:b w:val="0"/>
-                <w:color w:val="172533"/>
-                <w:sz w:val="14"/>
+                <w:color w:val="17232C"/>
+                <w:sz w:val="13"/>
               </w:rPr>
-              <w:t>{{RUN_3_CURRENT}}</w:t>
+              <w:t>{{RUN_2_CURRENT}}</w:t>
             </w:r>
           </w:p>
         </w:tc>
         <w:tc>
           <w:tcPr>
-            <w:tcW w:type="dxa" w:w="1350"/>
+            <w:tcW w:type="dxa" w:w="1500"/>
             <w:vAlign w:val="center"/>
             <w:tcMar>
-              <w:top w:w="75" w:type="dxa"/>
-              <w:start w:w="105" w:type="dxa"/>
-              <w:bottom w:w="75" w:type="dxa"/>
-              <w:end w:w="105" w:type="dxa"/>
+              <w:top w:w="45" w:type="dxa"/>
+              <w:start w:w="70" w:type="dxa"/>
+              <w:bottom w:w="45" w:type="dxa"/>
+              <w:end w:w="70" w:type="dxa"/>
             </w:tcMar>
+            <w:shd w:fill="F4F7F9" w:val="clear"/>
             <w:tcBorders>
-              <w:top w:val="single" w:sz="5" w:color="B7C2CC"/>
-              <w:left w:val="single" w:sz="5" w:color="B7C2CC"/>
-              <w:bottom w:val="single" w:sz="5" w:color="B7C2CC"/>
-              <w:right w:val="single" w:sz="5" w:color="B7C2CC"/>
+              <w:top w:val="single" w:sz="5" w:color="7E929F"/>
+              <w:left w:val="single" w:sz="5" w:color="7E929F"/>
+              <w:bottom w:val="single" w:sz="5" w:color="7E929F"/>
+              <w:right w:val="single" w:sz="5" w:color="7E929F"/>
             </w:tcBorders>
           </w:tcPr>
           <w:p>
@@ -2551,28 +2743,29 @@
               <w:rPr>
                 <w:rFonts w:ascii="Arial" w:hAnsi="Arial"/>
                 <w:b w:val="0"/>
-                <w:color w:val="172533"/>
-                <w:sz w:val="14"/>
+                <w:color w:val="17232C"/>
+                <w:sz w:val="13"/>
               </w:rPr>
-              <w:t>{{RUN_3_VOLTAGE}}</w:t>
+              <w:t>{{RUN_2_VOLTAGE}}</w:t>
             </w:r>
           </w:p>
         </w:tc>
         <w:tc>
           <w:tcPr>
-            <w:tcW w:type="dxa" w:w="1350"/>
+            <w:tcW w:type="dxa" w:w="1600"/>
             <w:vAlign w:val="center"/>
             <w:tcMar>
-              <w:top w:w="75" w:type="dxa"/>
-              <w:start w:w="105" w:type="dxa"/>
-              <w:bottom w:w="75" w:type="dxa"/>
-              <w:end w:w="105" w:type="dxa"/>
+              <w:top w:w="45" w:type="dxa"/>
+              <w:start w:w="70" w:type="dxa"/>
+              <w:bottom w:w="45" w:type="dxa"/>
+              <w:end w:w="70" w:type="dxa"/>
             </w:tcMar>
+            <w:shd w:fill="F4F7F9" w:val="clear"/>
             <w:tcBorders>
-              <w:top w:val="single" w:sz="5" w:color="B7C2CC"/>
-              <w:left w:val="single" w:sz="5" w:color="B7C2CC"/>
-              <w:bottom w:val="single" w:sz="5" w:color="B7C2CC"/>
-              <w:right w:val="single" w:sz="5" w:color="B7C2CC"/>
+              <w:top w:val="single" w:sz="5" w:color="7E929F"/>
+              <w:left w:val="single" w:sz="5" w:color="7E929F"/>
+              <w:bottom w:val="single" w:sz="5" w:color="7E929F"/>
+              <w:right w:val="single" w:sz="5" w:color="7E929F"/>
             </w:tcBorders>
           </w:tcPr>
           <w:p>
@@ -2585,28 +2778,29 @@
               <w:rPr>
                 <w:rFonts w:ascii="Arial" w:hAnsi="Arial"/>
                 <w:b w:val="0"/>
-                <w:color w:val="172533"/>
-                <w:sz w:val="14"/>
+                <w:color w:val="17232C"/>
+                <w:sz w:val="13"/>
               </w:rPr>
-              <w:t>{{RUN_3_SPEED}}</w:t>
+              <w:t>{{RUN_2_SPEED}}</w:t>
             </w:r>
           </w:p>
         </w:tc>
         <w:tc>
           <w:tcPr>
-            <w:tcW w:type="dxa" w:w="3100"/>
+            <w:tcW w:type="dxa" w:w="3130"/>
             <w:vAlign w:val="center"/>
             <w:tcMar>
-              <w:top w:w="75" w:type="dxa"/>
-              <w:start w:w="105" w:type="dxa"/>
-              <w:bottom w:w="75" w:type="dxa"/>
-              <w:end w:w="105" w:type="dxa"/>
+              <w:top w:w="45" w:type="dxa"/>
+              <w:start w:w="70" w:type="dxa"/>
+              <w:bottom w:w="45" w:type="dxa"/>
+              <w:end w:w="70" w:type="dxa"/>
             </w:tcMar>
+            <w:shd w:fill="F4F7F9" w:val="clear"/>
             <w:tcBorders>
-              <w:top w:val="single" w:sz="5" w:color="B7C2CC"/>
-              <w:left w:val="single" w:sz="5" w:color="B7C2CC"/>
-              <w:bottom w:val="single" w:sz="5" w:color="B7C2CC"/>
-              <w:right w:val="single" w:sz="5" w:color="B7C2CC"/>
+              <w:top w:val="single" w:sz="5" w:color="7E929F"/>
+              <w:left w:val="single" w:sz="5" w:color="7E929F"/>
+              <w:bottom w:val="single" w:sz="5" w:color="7E929F"/>
+              <w:right w:val="single" w:sz="5" w:color="7E929F"/>
             </w:tcBorders>
           </w:tcPr>
           <w:p>
@@ -2619,10 +2813,10 @@
               <w:rPr>
                 <w:rFonts w:ascii="Arial" w:hAnsi="Arial"/>
                 <w:b w:val="0"/>
-                <w:color w:val="172533"/>
-                <w:sz w:val="14"/>
+                <w:color w:val="17232C"/>
+                <w:sz w:val="13"/>
               </w:rPr>
-              <w:t>{{RUN_3_NOTES}}</w:t>
+              <w:t>{{RUN_2_NOTES}}</w:t>
             </w:r>
           </w:p>
         </w:tc>
@@ -2630,231 +2824,20 @@
       <w:tr>
         <w:tc>
           <w:tcPr>
-            <w:tcW w:type="dxa" w:w="900"/>
+            <w:tcW w:type="dxa" w:w="700"/>
             <w:vAlign w:val="center"/>
             <w:tcMar>
-              <w:top w:w="75" w:type="dxa"/>
-              <w:start w:w="105" w:type="dxa"/>
-              <w:bottom w:w="75" w:type="dxa"/>
-              <w:end w:w="105" w:type="dxa"/>
+              <w:top w:w="45" w:type="dxa"/>
+              <w:start w:w="70" w:type="dxa"/>
+              <w:bottom w:w="45" w:type="dxa"/>
+              <w:end w:w="70" w:type="dxa"/>
             </w:tcMar>
+            <w:shd w:fill="FFFFFF" w:val="clear"/>
             <w:tcBorders>
-              <w:top w:val="single" w:sz="5" w:color="B7C2CC"/>
-              <w:left w:val="single" w:sz="5" w:color="B7C2CC"/>
-              <w:bottom w:val="single" w:sz="5" w:color="B7C2CC"/>
-              <w:right w:val="single" w:sz="5" w:color="B7C2CC"/>
-            </w:tcBorders>
-            <w:shd w:fill="F3F5F7" w:val="clear"/>
-          </w:tcPr>
-          <w:p>
-            <w:pPr>
-              <w:spacing w:before="0" w:after="0" w:line="240" w:lineRule="auto"/>
-              <w:jc w:val="center"/>
-            </w:pPr>
-            <w:r/>
-            <w:r>
-              <w:rPr>
-                <w:rFonts w:ascii="Arial" w:hAnsi="Arial"/>
-                <w:b w:val="0"/>
-                <w:color w:val="172533"/>
-                <w:sz w:val="14"/>
-              </w:rPr>
-              <w:t>4</w:t>
-            </w:r>
-          </w:p>
-        </w:tc>
-        <w:tc>
-          <w:tcPr>
-            <w:tcW w:type="dxa" w:w="2150"/>
-            <w:vAlign w:val="center"/>
-            <w:tcMar>
-              <w:top w:w="75" w:type="dxa"/>
-              <w:start w:w="105" w:type="dxa"/>
-              <w:bottom w:w="75" w:type="dxa"/>
-              <w:end w:w="105" w:type="dxa"/>
-            </w:tcMar>
-            <w:tcBorders>
-              <w:top w:val="single" w:sz="5" w:color="B7C2CC"/>
-              <w:left w:val="single" w:sz="5" w:color="B7C2CC"/>
-              <w:bottom w:val="single" w:sz="5" w:color="B7C2CC"/>
-              <w:right w:val="single" w:sz="5" w:color="B7C2CC"/>
-            </w:tcBorders>
-            <w:shd w:fill="F3F5F7" w:val="clear"/>
-          </w:tcPr>
-          <w:p>
-            <w:pPr>
-              <w:spacing w:before="0" w:after="0" w:line="240" w:lineRule="auto"/>
-              <w:jc w:val="left"/>
-            </w:pPr>
-            <w:r/>
-            <w:r>
-              <w:rPr>
-                <w:rFonts w:ascii="Arial" w:hAnsi="Arial"/>
-                <w:b w:val="0"/>
-                <w:color w:val="172533"/>
-                <w:sz w:val="14"/>
-              </w:rPr>
-              <w:t>{{RUN_4_PROCESS}}</w:t>
-            </w:r>
-          </w:p>
-        </w:tc>
-        <w:tc>
-          <w:tcPr>
-            <w:tcW w:type="dxa" w:w="1350"/>
-            <w:vAlign w:val="center"/>
-            <w:tcMar>
-              <w:top w:w="75" w:type="dxa"/>
-              <w:start w:w="105" w:type="dxa"/>
-              <w:bottom w:w="75" w:type="dxa"/>
-              <w:end w:w="105" w:type="dxa"/>
-            </w:tcMar>
-            <w:tcBorders>
-              <w:top w:val="single" w:sz="5" w:color="B7C2CC"/>
-              <w:left w:val="single" w:sz="5" w:color="B7C2CC"/>
-              <w:bottom w:val="single" w:sz="5" w:color="B7C2CC"/>
-              <w:right w:val="single" w:sz="5" w:color="B7C2CC"/>
-            </w:tcBorders>
-            <w:shd w:fill="F3F5F7" w:val="clear"/>
-          </w:tcPr>
-          <w:p>
-            <w:pPr>
-              <w:spacing w:before="0" w:after="0" w:line="240" w:lineRule="auto"/>
-              <w:jc w:val="center"/>
-            </w:pPr>
-            <w:r/>
-            <w:r>
-              <w:rPr>
-                <w:rFonts w:ascii="Arial" w:hAnsi="Arial"/>
-                <w:b w:val="0"/>
-                <w:color w:val="172533"/>
-                <w:sz w:val="14"/>
-              </w:rPr>
-              <w:t>{{RUN_4_CURRENT}}</w:t>
-            </w:r>
-          </w:p>
-        </w:tc>
-        <w:tc>
-          <w:tcPr>
-            <w:tcW w:type="dxa" w:w="1350"/>
-            <w:vAlign w:val="center"/>
-            <w:tcMar>
-              <w:top w:w="75" w:type="dxa"/>
-              <w:start w:w="105" w:type="dxa"/>
-              <w:bottom w:w="75" w:type="dxa"/>
-              <w:end w:w="105" w:type="dxa"/>
-            </w:tcMar>
-            <w:tcBorders>
-              <w:top w:val="single" w:sz="5" w:color="B7C2CC"/>
-              <w:left w:val="single" w:sz="5" w:color="B7C2CC"/>
-              <w:bottom w:val="single" w:sz="5" w:color="B7C2CC"/>
-              <w:right w:val="single" w:sz="5" w:color="B7C2CC"/>
-            </w:tcBorders>
-            <w:shd w:fill="F3F5F7" w:val="clear"/>
-          </w:tcPr>
-          <w:p>
-            <w:pPr>
-              <w:spacing w:before="0" w:after="0" w:line="240" w:lineRule="auto"/>
-              <w:jc w:val="center"/>
-            </w:pPr>
-            <w:r/>
-            <w:r>
-              <w:rPr>
-                <w:rFonts w:ascii="Arial" w:hAnsi="Arial"/>
-                <w:b w:val="0"/>
-                <w:color w:val="172533"/>
-                <w:sz w:val="14"/>
-              </w:rPr>
-              <w:t>{{RUN_4_VOLTAGE}}</w:t>
-            </w:r>
-          </w:p>
-        </w:tc>
-        <w:tc>
-          <w:tcPr>
-            <w:tcW w:type="dxa" w:w="1350"/>
-            <w:vAlign w:val="center"/>
-            <w:tcMar>
-              <w:top w:w="75" w:type="dxa"/>
-              <w:start w:w="105" w:type="dxa"/>
-              <w:bottom w:w="75" w:type="dxa"/>
-              <w:end w:w="105" w:type="dxa"/>
-            </w:tcMar>
-            <w:tcBorders>
-              <w:top w:val="single" w:sz="5" w:color="B7C2CC"/>
-              <w:left w:val="single" w:sz="5" w:color="B7C2CC"/>
-              <w:bottom w:val="single" w:sz="5" w:color="B7C2CC"/>
-              <w:right w:val="single" w:sz="5" w:color="B7C2CC"/>
-            </w:tcBorders>
-            <w:shd w:fill="F3F5F7" w:val="clear"/>
-          </w:tcPr>
-          <w:p>
-            <w:pPr>
-              <w:spacing w:before="0" w:after="0" w:line="240" w:lineRule="auto"/>
-              <w:jc w:val="center"/>
-            </w:pPr>
-            <w:r/>
-            <w:r>
-              <w:rPr>
-                <w:rFonts w:ascii="Arial" w:hAnsi="Arial"/>
-                <w:b w:val="0"/>
-                <w:color w:val="172533"/>
-                <w:sz w:val="14"/>
-              </w:rPr>
-              <w:t>{{RUN_4_SPEED}}</w:t>
-            </w:r>
-          </w:p>
-        </w:tc>
-        <w:tc>
-          <w:tcPr>
-            <w:tcW w:type="dxa" w:w="3100"/>
-            <w:vAlign w:val="center"/>
-            <w:tcMar>
-              <w:top w:w="75" w:type="dxa"/>
-              <w:start w:w="105" w:type="dxa"/>
-              <w:bottom w:w="75" w:type="dxa"/>
-              <w:end w:w="105" w:type="dxa"/>
-            </w:tcMar>
-            <w:tcBorders>
-              <w:top w:val="single" w:sz="5" w:color="B7C2CC"/>
-              <w:left w:val="single" w:sz="5" w:color="B7C2CC"/>
-              <w:bottom w:val="single" w:sz="5" w:color="B7C2CC"/>
-              <w:right w:val="single" w:sz="5" w:color="B7C2CC"/>
-            </w:tcBorders>
-            <w:shd w:fill="F3F5F7" w:val="clear"/>
-          </w:tcPr>
-          <w:p>
-            <w:pPr>
-              <w:spacing w:before="0" w:after="0" w:line="240" w:lineRule="auto"/>
-              <w:jc w:val="left"/>
-            </w:pPr>
-            <w:r/>
-            <w:r>
-              <w:rPr>
-                <w:rFonts w:ascii="Arial" w:hAnsi="Arial"/>
-                <w:b w:val="0"/>
-                <w:color w:val="172533"/>
-                <w:sz w:val="14"/>
-              </w:rPr>
-              <w:t>{{RUN_4_NOTES}}</w:t>
-            </w:r>
-          </w:p>
-        </w:tc>
-      </w:tr>
-      <w:tr>
-        <w:tc>
-          <w:tcPr>
-            <w:tcW w:type="dxa" w:w="900"/>
-            <w:vAlign w:val="center"/>
-            <w:tcMar>
-              <w:top w:w="75" w:type="dxa"/>
-              <w:start w:w="105" w:type="dxa"/>
-              <w:bottom w:w="75" w:type="dxa"/>
-              <w:end w:w="105" w:type="dxa"/>
-            </w:tcMar>
-            <w:tcBorders>
-              <w:top w:val="single" w:sz="5" w:color="B7C2CC"/>
-              <w:left w:val="single" w:sz="5" w:color="B7C2CC"/>
-              <w:bottom w:val="single" w:sz="5" w:color="B7C2CC"/>
-              <w:right w:val="single" w:sz="5" w:color="B7C2CC"/>
+              <w:top w:val="single" w:sz="5" w:color="7E929F"/>
+              <w:left w:val="single" w:sz="5" w:color="7E929F"/>
+              <w:bottom w:val="single" w:sz="5" w:color="7E929F"/>
+              <w:right w:val="single" w:sz="5" w:color="7E929F"/>
             </w:tcBorders>
           </w:tcPr>
           <w:p>
@@ -2867,28 +2850,29 @@
               <w:rPr>
                 <w:rFonts w:ascii="Arial" w:hAnsi="Arial"/>
                 <w:b w:val="0"/>
-                <w:color w:val="172533"/>
-                <w:sz w:val="14"/>
+                <w:color w:val="17232C"/>
+                <w:sz w:val="13"/>
               </w:rPr>
-              <w:t>5</w:t>
+              <w:t>3</w:t>
             </w:r>
           </w:p>
         </w:tc>
         <w:tc>
           <w:tcPr>
-            <w:tcW w:type="dxa" w:w="2150"/>
+            <w:tcW w:type="dxa" w:w="2250"/>
             <w:vAlign w:val="center"/>
             <w:tcMar>
-              <w:top w:w="75" w:type="dxa"/>
-              <w:start w:w="105" w:type="dxa"/>
-              <w:bottom w:w="75" w:type="dxa"/>
-              <w:end w:w="105" w:type="dxa"/>
+              <w:top w:w="45" w:type="dxa"/>
+              <w:start w:w="70" w:type="dxa"/>
+              <w:bottom w:w="45" w:type="dxa"/>
+              <w:end w:w="70" w:type="dxa"/>
             </w:tcMar>
+            <w:shd w:fill="FFFFFF" w:val="clear"/>
             <w:tcBorders>
-              <w:top w:val="single" w:sz="5" w:color="B7C2CC"/>
-              <w:left w:val="single" w:sz="5" w:color="B7C2CC"/>
-              <w:bottom w:val="single" w:sz="5" w:color="B7C2CC"/>
-              <w:right w:val="single" w:sz="5" w:color="B7C2CC"/>
+              <w:top w:val="single" w:sz="5" w:color="7E929F"/>
+              <w:left w:val="single" w:sz="5" w:color="7E929F"/>
+              <w:bottom w:val="single" w:sz="5" w:color="7E929F"/>
+              <w:right w:val="single" w:sz="5" w:color="7E929F"/>
             </w:tcBorders>
           </w:tcPr>
           <w:p>
@@ -2901,28 +2885,29 @@
               <w:rPr>
                 <w:rFonts w:ascii="Arial" w:hAnsi="Arial"/>
                 <w:b w:val="0"/>
-                <w:color w:val="172533"/>
-                <w:sz w:val="14"/>
+                <w:color w:val="17232C"/>
+                <w:sz w:val="13"/>
               </w:rPr>
-              <w:t>{{RUN_5_PROCESS}}</w:t>
+              <w:t>{{RUN_3_PROCESS}}</w:t>
             </w:r>
           </w:p>
         </w:tc>
         <w:tc>
           <w:tcPr>
-            <w:tcW w:type="dxa" w:w="1350"/>
+            <w:tcW w:type="dxa" w:w="1500"/>
             <w:vAlign w:val="center"/>
             <w:tcMar>
-              <w:top w:w="75" w:type="dxa"/>
-              <w:start w:w="105" w:type="dxa"/>
-              <w:bottom w:w="75" w:type="dxa"/>
-              <w:end w:w="105" w:type="dxa"/>
+              <w:top w:w="45" w:type="dxa"/>
+              <w:start w:w="70" w:type="dxa"/>
+              <w:bottom w:w="45" w:type="dxa"/>
+              <w:end w:w="70" w:type="dxa"/>
             </w:tcMar>
+            <w:shd w:fill="FFFFFF" w:val="clear"/>
             <w:tcBorders>
-              <w:top w:val="single" w:sz="5" w:color="B7C2CC"/>
-              <w:left w:val="single" w:sz="5" w:color="B7C2CC"/>
-              <w:bottom w:val="single" w:sz="5" w:color="B7C2CC"/>
-              <w:right w:val="single" w:sz="5" w:color="B7C2CC"/>
+              <w:top w:val="single" w:sz="5" w:color="7E929F"/>
+              <w:left w:val="single" w:sz="5" w:color="7E929F"/>
+              <w:bottom w:val="single" w:sz="5" w:color="7E929F"/>
+              <w:right w:val="single" w:sz="5" w:color="7E929F"/>
             </w:tcBorders>
           </w:tcPr>
           <w:p>
@@ -2935,28 +2920,29 @@
               <w:rPr>
                 <w:rFonts w:ascii="Arial" w:hAnsi="Arial"/>
                 <w:b w:val="0"/>
-                <w:color w:val="172533"/>
-                <w:sz w:val="14"/>
+                <w:color w:val="17232C"/>
+                <w:sz w:val="13"/>
               </w:rPr>
-              <w:t>{{RUN_5_CURRENT}}</w:t>
+              <w:t>{{RUN_3_CURRENT}}</w:t>
             </w:r>
           </w:p>
         </w:tc>
         <w:tc>
           <w:tcPr>
-            <w:tcW w:type="dxa" w:w="1350"/>
+            <w:tcW w:type="dxa" w:w="1500"/>
             <w:vAlign w:val="center"/>
             <w:tcMar>
-              <w:top w:w="75" w:type="dxa"/>
-              <w:start w:w="105" w:type="dxa"/>
-              <w:bottom w:w="75" w:type="dxa"/>
-              <w:end w:w="105" w:type="dxa"/>
+              <w:top w:w="45" w:type="dxa"/>
+              <w:start w:w="70" w:type="dxa"/>
+              <w:bottom w:w="45" w:type="dxa"/>
+              <w:end w:w="70" w:type="dxa"/>
             </w:tcMar>
+            <w:shd w:fill="FFFFFF" w:val="clear"/>
             <w:tcBorders>
-              <w:top w:val="single" w:sz="5" w:color="B7C2CC"/>
-              <w:left w:val="single" w:sz="5" w:color="B7C2CC"/>
-              <w:bottom w:val="single" w:sz="5" w:color="B7C2CC"/>
-              <w:right w:val="single" w:sz="5" w:color="B7C2CC"/>
+              <w:top w:val="single" w:sz="5" w:color="7E929F"/>
+              <w:left w:val="single" w:sz="5" w:color="7E929F"/>
+              <w:bottom w:val="single" w:sz="5" w:color="7E929F"/>
+              <w:right w:val="single" w:sz="5" w:color="7E929F"/>
             </w:tcBorders>
           </w:tcPr>
           <w:p>
@@ -2969,28 +2955,29 @@
               <w:rPr>
                 <w:rFonts w:ascii="Arial" w:hAnsi="Arial"/>
                 <w:b w:val="0"/>
-                <w:color w:val="172533"/>
-                <w:sz w:val="14"/>
+                <w:color w:val="17232C"/>
+                <w:sz w:val="13"/>
               </w:rPr>
-              <w:t>{{RUN_5_VOLTAGE}}</w:t>
+              <w:t>{{RUN_3_VOLTAGE}}</w:t>
             </w:r>
           </w:p>
         </w:tc>
         <w:tc>
           <w:tcPr>
-            <w:tcW w:type="dxa" w:w="1350"/>
+            <w:tcW w:type="dxa" w:w="1600"/>
             <w:vAlign w:val="center"/>
             <w:tcMar>
-              <w:top w:w="75" w:type="dxa"/>
-              <w:start w:w="105" w:type="dxa"/>
-              <w:bottom w:w="75" w:type="dxa"/>
-              <w:end w:w="105" w:type="dxa"/>
+              <w:top w:w="45" w:type="dxa"/>
+              <w:start w:w="70" w:type="dxa"/>
+              <w:bottom w:w="45" w:type="dxa"/>
+              <w:end w:w="70" w:type="dxa"/>
             </w:tcMar>
+            <w:shd w:fill="FFFFFF" w:val="clear"/>
             <w:tcBorders>
-              <w:top w:val="single" w:sz="5" w:color="B7C2CC"/>
-              <w:left w:val="single" w:sz="5" w:color="B7C2CC"/>
-              <w:bottom w:val="single" w:sz="5" w:color="B7C2CC"/>
-              <w:right w:val="single" w:sz="5" w:color="B7C2CC"/>
+              <w:top w:val="single" w:sz="5" w:color="7E929F"/>
+              <w:left w:val="single" w:sz="5" w:color="7E929F"/>
+              <w:bottom w:val="single" w:sz="5" w:color="7E929F"/>
+              <w:right w:val="single" w:sz="5" w:color="7E929F"/>
             </w:tcBorders>
           </w:tcPr>
           <w:p>
@@ -3003,28 +2990,29 @@
               <w:rPr>
                 <w:rFonts w:ascii="Arial" w:hAnsi="Arial"/>
                 <w:b w:val="0"/>
-                <w:color w:val="172533"/>
-                <w:sz w:val="14"/>
+                <w:color w:val="17232C"/>
+                <w:sz w:val="13"/>
               </w:rPr>
-              <w:t>{{RUN_5_SPEED}}</w:t>
+              <w:t>{{RUN_3_SPEED}}</w:t>
             </w:r>
           </w:p>
         </w:tc>
         <w:tc>
           <w:tcPr>
-            <w:tcW w:type="dxa" w:w="3100"/>
+            <w:tcW w:type="dxa" w:w="3130"/>
             <w:vAlign w:val="center"/>
             <w:tcMar>
-              <w:top w:w="75" w:type="dxa"/>
-              <w:start w:w="105" w:type="dxa"/>
-              <w:bottom w:w="75" w:type="dxa"/>
-              <w:end w:w="105" w:type="dxa"/>
+              <w:top w:w="45" w:type="dxa"/>
+              <w:start w:w="70" w:type="dxa"/>
+              <w:bottom w:w="45" w:type="dxa"/>
+              <w:end w:w="70" w:type="dxa"/>
             </w:tcMar>
+            <w:shd w:fill="FFFFFF" w:val="clear"/>
             <w:tcBorders>
-              <w:top w:val="single" w:sz="5" w:color="B7C2CC"/>
-              <w:left w:val="single" w:sz="5" w:color="B7C2CC"/>
-              <w:bottom w:val="single" w:sz="5" w:color="B7C2CC"/>
-              <w:right w:val="single" w:sz="5" w:color="B7C2CC"/>
+              <w:top w:val="single" w:sz="5" w:color="7E929F"/>
+              <w:left w:val="single" w:sz="5" w:color="7E929F"/>
+              <w:bottom w:val="single" w:sz="5" w:color="7E929F"/>
+              <w:right w:val="single" w:sz="5" w:color="7E929F"/>
             </w:tcBorders>
           </w:tcPr>
           <w:p>
@@ -3037,222 +3025,10 @@
               <w:rPr>
                 <w:rFonts w:ascii="Arial" w:hAnsi="Arial"/>
                 <w:b w:val="0"/>
-                <w:color w:val="172533"/>
-                <w:sz w:val="14"/>
+                <w:color w:val="17232C"/>
+                <w:sz w:val="13"/>
               </w:rPr>
-              <w:t>{{RUN_5_NOTES}}</w:t>
-            </w:r>
-          </w:p>
-        </w:tc>
-      </w:tr>
-      <w:tr>
-        <w:tc>
-          <w:tcPr>
-            <w:tcW w:type="dxa" w:w="900"/>
-            <w:vAlign w:val="center"/>
-            <w:tcMar>
-              <w:top w:w="75" w:type="dxa"/>
-              <w:start w:w="105" w:type="dxa"/>
-              <w:bottom w:w="75" w:type="dxa"/>
-              <w:end w:w="105" w:type="dxa"/>
-            </w:tcMar>
-            <w:tcBorders>
-              <w:top w:val="single" w:sz="5" w:color="B7C2CC"/>
-              <w:left w:val="single" w:sz="5" w:color="B7C2CC"/>
-              <w:bottom w:val="single" w:sz="5" w:color="B7C2CC"/>
-              <w:right w:val="single" w:sz="5" w:color="B7C2CC"/>
-            </w:tcBorders>
-            <w:shd w:fill="F3F5F7" w:val="clear"/>
-          </w:tcPr>
-          <w:p>
-            <w:pPr>
-              <w:spacing w:before="0" w:after="0" w:line="240" w:lineRule="auto"/>
-              <w:jc w:val="center"/>
-            </w:pPr>
-            <w:r/>
-            <w:r>
-              <w:rPr>
-                <w:rFonts w:ascii="Arial" w:hAnsi="Arial"/>
-                <w:b w:val="0"/>
-                <w:color w:val="172533"/>
-                <w:sz w:val="14"/>
-              </w:rPr>
-              <w:t>6</w:t>
-            </w:r>
-          </w:p>
-        </w:tc>
-        <w:tc>
-          <w:tcPr>
-            <w:tcW w:type="dxa" w:w="2150"/>
-            <w:vAlign w:val="center"/>
-            <w:tcMar>
-              <w:top w:w="75" w:type="dxa"/>
-              <w:start w:w="105" w:type="dxa"/>
-              <w:bottom w:w="75" w:type="dxa"/>
-              <w:end w:w="105" w:type="dxa"/>
-            </w:tcMar>
-            <w:tcBorders>
-              <w:top w:val="single" w:sz="5" w:color="B7C2CC"/>
-              <w:left w:val="single" w:sz="5" w:color="B7C2CC"/>
-              <w:bottom w:val="single" w:sz="5" w:color="B7C2CC"/>
-              <w:right w:val="single" w:sz="5" w:color="B7C2CC"/>
-            </w:tcBorders>
-            <w:shd w:fill="F3F5F7" w:val="clear"/>
-          </w:tcPr>
-          <w:p>
-            <w:pPr>
-              <w:spacing w:before="0" w:after="0" w:line="240" w:lineRule="auto"/>
-              <w:jc w:val="left"/>
-            </w:pPr>
-            <w:r/>
-            <w:r>
-              <w:rPr>
-                <w:rFonts w:ascii="Arial" w:hAnsi="Arial"/>
-                <w:b w:val="0"/>
-                <w:color w:val="172533"/>
-                <w:sz w:val="14"/>
-              </w:rPr>
-              <w:t>{{RUN_6_PROCESS}}</w:t>
-            </w:r>
-          </w:p>
-        </w:tc>
-        <w:tc>
-          <w:tcPr>
-            <w:tcW w:type="dxa" w:w="1350"/>
-            <w:vAlign w:val="center"/>
-            <w:tcMar>
-              <w:top w:w="75" w:type="dxa"/>
-              <w:start w:w="105" w:type="dxa"/>
-              <w:bottom w:w="75" w:type="dxa"/>
-              <w:end w:w="105" w:type="dxa"/>
-            </w:tcMar>
-            <w:tcBorders>
-              <w:top w:val="single" w:sz="5" w:color="B7C2CC"/>
-              <w:left w:val="single" w:sz="5" w:color="B7C2CC"/>
-              <w:bottom w:val="single" w:sz="5" w:color="B7C2CC"/>
-              <w:right w:val="single" w:sz="5" w:color="B7C2CC"/>
-            </w:tcBorders>
-            <w:shd w:fill="F3F5F7" w:val="clear"/>
-          </w:tcPr>
-          <w:p>
-            <w:pPr>
-              <w:spacing w:before="0" w:after="0" w:line="240" w:lineRule="auto"/>
-              <w:jc w:val="center"/>
-            </w:pPr>
-            <w:r/>
-            <w:r>
-              <w:rPr>
-                <w:rFonts w:ascii="Arial" w:hAnsi="Arial"/>
-                <w:b w:val="0"/>
-                <w:color w:val="172533"/>
-                <w:sz w:val="14"/>
-              </w:rPr>
-              <w:t>{{RUN_6_CURRENT}}</w:t>
-            </w:r>
-          </w:p>
-        </w:tc>
-        <w:tc>
-          <w:tcPr>
-            <w:tcW w:type="dxa" w:w="1350"/>
-            <w:vAlign w:val="center"/>
-            <w:tcMar>
-              <w:top w:w="75" w:type="dxa"/>
-              <w:start w:w="105" w:type="dxa"/>
-              <w:bottom w:w="75" w:type="dxa"/>
-              <w:end w:w="105" w:type="dxa"/>
-            </w:tcMar>
-            <w:tcBorders>
-              <w:top w:val="single" w:sz="5" w:color="B7C2CC"/>
-              <w:left w:val="single" w:sz="5" w:color="B7C2CC"/>
-              <w:bottom w:val="single" w:sz="5" w:color="B7C2CC"/>
-              <w:right w:val="single" w:sz="5" w:color="B7C2CC"/>
-            </w:tcBorders>
-            <w:shd w:fill="F3F5F7" w:val="clear"/>
-          </w:tcPr>
-          <w:p>
-            <w:pPr>
-              <w:spacing w:before="0" w:after="0" w:line="240" w:lineRule="auto"/>
-              <w:jc w:val="center"/>
-            </w:pPr>
-            <w:r/>
-            <w:r>
-              <w:rPr>
-                <w:rFonts w:ascii="Arial" w:hAnsi="Arial"/>
-                <w:b w:val="0"/>
-                <w:color w:val="172533"/>
-                <w:sz w:val="14"/>
-              </w:rPr>
-              <w:t>{{RUN_6_VOLTAGE}}</w:t>
-            </w:r>
-          </w:p>
-        </w:tc>
-        <w:tc>
-          <w:tcPr>
-            <w:tcW w:type="dxa" w:w="1350"/>
-            <w:vAlign w:val="center"/>
-            <w:tcMar>
-              <w:top w:w="75" w:type="dxa"/>
-              <w:start w:w="105" w:type="dxa"/>
-              <w:bottom w:w="75" w:type="dxa"/>
-              <w:end w:w="105" w:type="dxa"/>
-            </w:tcMar>
-            <w:tcBorders>
-              <w:top w:val="single" w:sz="5" w:color="B7C2CC"/>
-              <w:left w:val="single" w:sz="5" w:color="B7C2CC"/>
-              <w:bottom w:val="single" w:sz="5" w:color="B7C2CC"/>
-              <w:right w:val="single" w:sz="5" w:color="B7C2CC"/>
-            </w:tcBorders>
-            <w:shd w:fill="F3F5F7" w:val="clear"/>
-          </w:tcPr>
-          <w:p>
-            <w:pPr>
-              <w:spacing w:before="0" w:after="0" w:line="240" w:lineRule="auto"/>
-              <w:jc w:val="center"/>
-            </w:pPr>
-            <w:r/>
-            <w:r>
-              <w:rPr>
-                <w:rFonts w:ascii="Arial" w:hAnsi="Arial"/>
-                <w:b w:val="0"/>
-                <w:color w:val="172533"/>
-                <w:sz w:val="14"/>
-              </w:rPr>
-              <w:t>{{RUN_6_SPEED}}</w:t>
-            </w:r>
-          </w:p>
-        </w:tc>
-        <w:tc>
-          <w:tcPr>
-            <w:tcW w:type="dxa" w:w="3100"/>
-            <w:vAlign w:val="center"/>
-            <w:tcMar>
-              <w:top w:w="75" w:type="dxa"/>
-              <w:start w:w="105" w:type="dxa"/>
-              <w:bottom w:w="75" w:type="dxa"/>
-              <w:end w:w="105" w:type="dxa"/>
-            </w:tcMar>
-            <w:tcBorders>
-              <w:top w:val="single" w:sz="5" w:color="B7C2CC"/>
-              <w:left w:val="single" w:sz="5" w:color="B7C2CC"/>
-              <w:bottom w:val="single" w:sz="5" w:color="B7C2CC"/>
-              <w:right w:val="single" w:sz="5" w:color="B7C2CC"/>
-            </w:tcBorders>
-            <w:shd w:fill="F3F5F7" w:val="clear"/>
-          </w:tcPr>
-          <w:p>
-            <w:pPr>
-              <w:spacing w:before="0" w:after="0" w:line="240" w:lineRule="auto"/>
-              <w:jc w:val="left"/>
-            </w:pPr>
-            <w:r/>
-            <w:r>
-              <w:rPr>
-                <w:rFonts w:ascii="Arial" w:hAnsi="Arial"/>
-                <w:b w:val="0"/>
-                <w:color w:val="172533"/>
-                <w:sz w:val="14"/>
-              </w:rPr>
-              <w:t>{{RUN_6_NOTES}}</w:t>
+              <w:t>{{RUN_3_NOTES}}</w:t>
             </w:r>
           </w:p>
         </w:tc>
@@ -3260,33 +3036,35 @@
     </w:tbl>
     <w:tbl>
       <w:tblPr>
-        <w:tblW w:type="dxa" w:w="10200"/>
+        <w:tblW w:type="dxa" w:w="10680"/>
         <w:jc w:val="left"/>
         <w:tblLayout w:type="fixed"/>
         <w:tblLook w:firstColumn="1" w:firstRow="1" w:lastColumn="0" w:lastRow="0" w:noHBand="0" w:noVBand="1" w:val="04A0"/>
-        <w:tblInd w:w="105" w:type="dxa"/>
+        <w:tblInd w:w="70" w:type="dxa"/>
       </w:tblPr>
       <w:tblGrid>
-        <w:gridCol w:w="5100"/>
-        <w:gridCol w:w="5100"/>
+        <w:gridCol w:w="2670"/>
+        <w:gridCol w:w="2670"/>
+        <w:gridCol w:w="2670"/>
+        <w:gridCol w:w="2670"/>
       </w:tblGrid>
       <w:tr>
         <w:tc>
           <w:tcPr>
-            <w:tcW w:type="dxa" w:w="5100"/>
+            <w:tcW w:type="dxa" w:w="2670"/>
             <w:vAlign w:val="center"/>
-            <w:shd w:fill="F3F5F7" w:val="clear"/>
             <w:tcMar>
-              <w:top w:w="65" w:type="dxa"/>
-              <w:start w:w="105" w:type="dxa"/>
-              <w:bottom w:w="75" w:type="dxa"/>
-              <w:end w:w="105" w:type="dxa"/>
+              <w:top w:w="45" w:type="dxa"/>
+              <w:start w:w="70" w:type="dxa"/>
+              <w:bottom w:w="45" w:type="dxa"/>
+              <w:end w:w="70" w:type="dxa"/>
             </w:tcMar>
+            <w:shd w:fill="FFFFFF" w:val="clear"/>
             <w:tcBorders>
-              <w:top w:val="single" w:sz="5" w:color="B7C2CC"/>
-              <w:left w:val="single" w:sz="5" w:color="B7C2CC"/>
-              <w:bottom w:val="single" w:sz="5" w:color="B7C2CC"/>
-              <w:right w:val="single" w:sz="5" w:color="B7C2CC"/>
+              <w:top w:val="single" w:sz="5" w:color="7E929F"/>
+              <w:left w:val="single" w:sz="5" w:color="7E929F"/>
+              <w:bottom w:val="single" w:sz="5" w:color="7E929F"/>
+              <w:right w:val="single" w:sz="5" w:color="7E929F"/>
             </w:tcBorders>
           </w:tcPr>
           <w:p>
@@ -3298,10 +3076,10 @@
               <w:rPr>
                 <w:rFonts w:ascii="Arial" w:hAnsi="Arial"/>
                 <w:b/>
-                <w:color w:val="153B77"/>
-                <w:sz w:val="14"/>
+                <w:color w:val="143A63"/>
+                <w:sz w:val="11"/>
               </w:rPr>
-              <w:t>CURRENT TYPE / POLARITY</w:t>
+              <w:t>HEAT INPUT</w:t>
             </w:r>
             <w:r>
               <w:br/>
@@ -3310,29 +3088,29 @@
               <w:rPr>
                 <w:rFonts w:ascii="Arial" w:hAnsi="Arial"/>
                 <w:b w:val="0"/>
-                <w:color w:val="172533"/>
-                <w:sz w:val="17"/>
+                <w:color w:val="17232C"/>
+                <w:sz w:val="14"/>
               </w:rPr>
-              <w:t>{{CURRENT_POLARITY}}</w:t>
+              <w:t>{{HEAT_INPUT}}</w:t>
             </w:r>
           </w:p>
         </w:tc>
         <w:tc>
           <w:tcPr>
-            <w:tcW w:type="dxa" w:w="5100"/>
+            <w:tcW w:type="dxa" w:w="2670"/>
             <w:vAlign w:val="center"/>
+            <w:tcMar>
+              <w:top w:w="45" w:type="dxa"/>
+              <w:start w:w="70" w:type="dxa"/>
+              <w:bottom w:w="45" w:type="dxa"/>
+              <w:end w:w="70" w:type="dxa"/>
+            </w:tcMar>
             <w:shd w:fill="FFFFFF" w:val="clear"/>
-            <w:tcMar>
-              <w:top w:w="65" w:type="dxa"/>
-              <w:start w:w="105" w:type="dxa"/>
-              <w:bottom w:w="75" w:type="dxa"/>
-              <w:end w:w="105" w:type="dxa"/>
-            </w:tcMar>
             <w:tcBorders>
-              <w:top w:val="single" w:sz="5" w:color="B7C2CC"/>
-              <w:left w:val="single" w:sz="5" w:color="B7C2CC"/>
-              <w:bottom w:val="single" w:sz="5" w:color="B7C2CC"/>
-              <w:right w:val="single" w:sz="5" w:color="B7C2CC"/>
+              <w:top w:val="single" w:sz="5" w:color="7E929F"/>
+              <w:left w:val="single" w:sz="5" w:color="7E929F"/>
+              <w:bottom w:val="single" w:sz="5" w:color="7E929F"/>
+              <w:right w:val="single" w:sz="5" w:color="7E929F"/>
             </w:tcBorders>
           </w:tcPr>
           <w:p>
@@ -3344,10 +3122,10 @@
               <w:rPr>
                 <w:rFonts w:ascii="Arial" w:hAnsi="Arial"/>
                 <w:b/>
-                <w:color w:val="153B77"/>
-                <w:sz w:val="14"/>
+                <w:color w:val="143A63"/>
+                <w:sz w:val="11"/>
               </w:rPr>
-              <w:t>HEAT INPUT RANGE</w:t>
+              <w:t>SPECIAL INSTRUCTIONS</w:t>
             </w:r>
             <w:r>
               <w:br/>
@@ -3356,31 +3134,29 @@
               <w:rPr>
                 <w:rFonts w:ascii="Arial" w:hAnsi="Arial"/>
                 <w:b w:val="0"/>
-                <w:color w:val="172533"/>
-                <w:sz w:val="17"/>
+                <w:color w:val="17232C"/>
+                <w:sz w:val="14"/>
               </w:rPr>
-              <w:t>{{HEAT_INPUT}}</w:t>
+              <w:t>{{SPECIAL_INSTRUCTIONS}}</w:t>
             </w:r>
           </w:p>
         </w:tc>
-      </w:tr>
-      <w:tr>
         <w:tc>
           <w:tcPr>
-            <w:tcW w:type="dxa" w:w="5100"/>
+            <w:tcW w:type="dxa" w:w="2670"/>
             <w:vAlign w:val="center"/>
-            <w:shd w:fill="F3F5F7" w:val="clear"/>
             <w:tcMar>
-              <w:top w:w="65" w:type="dxa"/>
-              <w:start w:w="105" w:type="dxa"/>
-              <w:bottom w:w="75" w:type="dxa"/>
-              <w:end w:w="105" w:type="dxa"/>
+              <w:top w:w="45" w:type="dxa"/>
+              <w:start w:w="70" w:type="dxa"/>
+              <w:bottom w:w="45" w:type="dxa"/>
+              <w:end w:w="70" w:type="dxa"/>
             </w:tcMar>
+            <w:shd w:fill="FFFFFF" w:val="clear"/>
             <w:tcBorders>
-              <w:top w:val="single" w:sz="5" w:color="B7C2CC"/>
-              <w:left w:val="single" w:sz="5" w:color="B7C2CC"/>
-              <w:bottom w:val="single" w:sz="5" w:color="B7C2CC"/>
-              <w:right w:val="single" w:sz="5" w:color="B7C2CC"/>
+              <w:top w:val="single" w:sz="5" w:color="7E929F"/>
+              <w:left w:val="single" w:sz="5" w:color="7E929F"/>
+              <w:bottom w:val="single" w:sz="5" w:color="7E929F"/>
+              <w:right w:val="single" w:sz="5" w:color="7E929F"/>
             </w:tcBorders>
           </w:tcPr>
           <w:p>
@@ -3392,10 +3168,10 @@
               <w:rPr>
                 <w:rFonts w:ascii="Arial" w:hAnsi="Arial"/>
                 <w:b/>
-                <w:color w:val="153B77"/>
-                <w:sz w:val="14"/>
+                <w:color w:val="143A63"/>
+                <w:sz w:val="11"/>
               </w:rPr>
-              <w:t>WIRE FEED SPEED</w:t>
+              <w:t>INSPECTION / NDT</w:t>
             </w:r>
             <w:r>
               <w:br/>
@@ -3404,29 +3180,29 @@
               <w:rPr>
                 <w:rFonts w:ascii="Arial" w:hAnsi="Arial"/>
                 <w:b w:val="0"/>
-                <w:color w:val="172533"/>
-                <w:sz w:val="17"/>
+                <w:color w:val="17232C"/>
+                <w:sz w:val="14"/>
               </w:rPr>
-              <w:t>{{WIRE_FEED_SPEED}}</w:t>
+              <w:t>{{INSPECTION_NDT}}</w:t>
             </w:r>
           </w:p>
         </w:tc>
         <w:tc>
           <w:tcPr>
-            <w:tcW w:type="dxa" w:w="5100"/>
+            <w:tcW w:type="dxa" w:w="2670"/>
             <w:vAlign w:val="center"/>
+            <w:tcMar>
+              <w:top w:w="45" w:type="dxa"/>
+              <w:start w:w="70" w:type="dxa"/>
+              <w:bottom w:w="45" w:type="dxa"/>
+              <w:end w:w="70" w:type="dxa"/>
+            </w:tcMar>
             <w:shd w:fill="FFFFFF" w:val="clear"/>
-            <w:tcMar>
-              <w:top w:w="65" w:type="dxa"/>
-              <w:start w:w="105" w:type="dxa"/>
-              <w:bottom w:w="75" w:type="dxa"/>
-              <w:end w:w="105" w:type="dxa"/>
-            </w:tcMar>
             <w:tcBorders>
-              <w:top w:val="single" w:sz="5" w:color="B7C2CC"/>
-              <w:left w:val="single" w:sz="5" w:color="B7C2CC"/>
-              <w:bottom w:val="single" w:sz="5" w:color="B7C2CC"/>
-              <w:right w:val="single" w:sz="5" w:color="B7C2CC"/>
+              <w:top w:val="single" w:sz="5" w:color="7E929F"/>
+              <w:left w:val="single" w:sz="5" w:color="7E929F"/>
+              <w:bottom w:val="single" w:sz="5" w:color="7E929F"/>
+              <w:right w:val="single" w:sz="5" w:color="7E929F"/>
             </w:tcBorders>
           </w:tcPr>
           <w:p>
@@ -3438,10 +3214,10 @@
               <w:rPr>
                 <w:rFonts w:ascii="Arial" w:hAnsi="Arial"/>
                 <w:b/>
-                <w:color w:val="153B77"/>
-                <w:sz w:val="14"/>
+                <w:color w:val="143A63"/>
+                <w:sz w:val="11"/>
               </w:rPr>
-              <w:t>TRANSFER MODE / PULSING</w:t>
+              <w:t>ACCEPTANCE CRITERIA</w:t>
             </w:r>
             <w:r>
               <w:br/>
@@ -3450,58 +3226,31 @@
               <w:rPr>
                 <w:rFonts w:ascii="Arial" w:hAnsi="Arial"/>
                 <w:b w:val="0"/>
-                <w:color w:val="172533"/>
-                <w:sz w:val="17"/>
+                <w:color w:val="17232C"/>
+                <w:sz w:val="14"/>
               </w:rPr>
-              <w:t>{{TRANSFER_MODE}}</w:t>
+              <w:t>{{ACCEPTANCE_CRITERIA}}</w:t>
             </w:r>
           </w:p>
         </w:tc>
       </w:tr>
-    </w:tbl>
-    <w:p>
-      <w:pPr>
-        <w:spacing w:before="140" w:after="60"/>
-      </w:pPr>
-      <w:r>
-        <w:rPr>
-          <w:rFonts w:ascii="Arial" w:hAnsi="Arial"/>
-          <w:b/>
-          <w:color w:val="153B77"/>
-          <w:sz w:val="19"/>
-        </w:rPr>
-        <w:t>5  THERMAL CONDITIONS AND TECHNIQUE</w:t>
-      </w:r>
-    </w:p>
-    <w:tbl>
-      <w:tblPr>
-        <w:tblW w:type="dxa" w:w="10200"/>
-        <w:jc w:val="left"/>
-        <w:tblLayout w:type="fixed"/>
-        <w:tblLook w:firstColumn="1" w:firstRow="1" w:lastColumn="0" w:lastRow="0" w:noHBand="0" w:noVBand="1" w:val="04A0"/>
-        <w:tblInd w:w="105" w:type="dxa"/>
-      </w:tblPr>
-      <w:tblGrid>
-        <w:gridCol w:w="5100"/>
-        <w:gridCol w:w="5100"/>
-      </w:tblGrid>
       <w:tr>
         <w:tc>
           <w:tcPr>
-            <w:tcW w:type="dxa" w:w="5100"/>
+            <w:tcW w:type="dxa" w:w="2670"/>
             <w:vAlign w:val="center"/>
-            <w:shd w:fill="F3F5F7" w:val="clear"/>
             <w:tcMar>
-              <w:top w:w="65" w:type="dxa"/>
-              <w:start w:w="105" w:type="dxa"/>
-              <w:bottom w:w="75" w:type="dxa"/>
-              <w:end w:w="105" w:type="dxa"/>
+              <w:top w:w="45" w:type="dxa"/>
+              <w:start w:w="70" w:type="dxa"/>
+              <w:bottom w:w="45" w:type="dxa"/>
+              <w:end w:w="70" w:type="dxa"/>
             </w:tcMar>
+            <w:shd w:fill="FFFFFF" w:val="clear"/>
             <w:tcBorders>
-              <w:top w:val="single" w:sz="5" w:color="B7C2CC"/>
-              <w:left w:val="single" w:sz="5" w:color="B7C2CC"/>
-              <w:bottom w:val="single" w:sz="5" w:color="B7C2CC"/>
-              <w:right w:val="single" w:sz="5" w:color="B7C2CC"/>
+              <w:top w:val="single" w:sz="5" w:color="7E929F"/>
+              <w:left w:val="single" w:sz="5" w:color="7E929F"/>
+              <w:bottom w:val="single" w:sz="5" w:color="7E929F"/>
+              <w:right w:val="single" w:sz="5" w:color="7E929F"/>
             </w:tcBorders>
           </w:tcPr>
           <w:p>
@@ -3513,10 +3262,10 @@
               <w:rPr>
                 <w:rFonts w:ascii="Arial" w:hAnsi="Arial"/>
                 <w:b/>
-                <w:color w:val="153B77"/>
-                <w:sz w:val="14"/>
+                <w:color w:val="143A63"/>
+                <w:sz w:val="11"/>
               </w:rPr>
-              <w:t>PREHEAT TEMPERATURE</w:t>
+              <w:t>WELDER QUALIFICATION</w:t>
             </w:r>
             <w:r>
               <w:br/>
@@ -3525,29 +3274,29 @@
               <w:rPr>
                 <w:rFonts w:ascii="Arial" w:hAnsi="Arial"/>
                 <w:b w:val="0"/>
-                <w:color w:val="172533"/>
-                <w:sz w:val="17"/>
+                <w:color w:val="17232C"/>
+                <w:sz w:val="14"/>
               </w:rPr>
-              <w:t>{{PREHEAT}}</w:t>
+              <w:t>{{WELDER_QUALIFICATION}}</w:t>
             </w:r>
           </w:p>
         </w:tc>
         <w:tc>
           <w:tcPr>
-            <w:tcW w:type="dxa" w:w="5100"/>
+            <w:tcW w:type="dxa" w:w="2670"/>
             <w:vAlign w:val="center"/>
+            <w:tcMar>
+              <w:top w:w="45" w:type="dxa"/>
+              <w:start w:w="70" w:type="dxa"/>
+              <w:bottom w:w="45" w:type="dxa"/>
+              <w:end w:w="70" w:type="dxa"/>
+            </w:tcMar>
             <w:shd w:fill="FFFFFF" w:val="clear"/>
-            <w:tcMar>
-              <w:top w:w="65" w:type="dxa"/>
-              <w:start w:w="105" w:type="dxa"/>
-              <w:bottom w:w="75" w:type="dxa"/>
-              <w:end w:w="105" w:type="dxa"/>
-            </w:tcMar>
             <w:tcBorders>
-              <w:top w:val="single" w:sz="5" w:color="B7C2CC"/>
-              <w:left w:val="single" w:sz="5" w:color="B7C2CC"/>
-              <w:bottom w:val="single" w:sz="5" w:color="B7C2CC"/>
-              <w:right w:val="single" w:sz="5" w:color="B7C2CC"/>
+              <w:top w:val="single" w:sz="5" w:color="7E929F"/>
+              <w:left w:val="single" w:sz="5" w:color="7E929F"/>
+              <w:bottom w:val="single" w:sz="5" w:color="7E929F"/>
+              <w:right w:val="single" w:sz="5" w:color="7E929F"/>
             </w:tcBorders>
           </w:tcPr>
           <w:p>
@@ -3559,10 +3308,10 @@
               <w:rPr>
                 <w:rFonts w:ascii="Arial" w:hAnsi="Arial"/>
                 <w:b/>
-                <w:color w:val="153B77"/>
-                <w:sz w:val="14"/>
+                <w:color w:val="143A63"/>
+                <w:sz w:val="11"/>
               </w:rPr>
-              <w:t>MAX. INTERPASS TEMPERATURE</w:t>
+              <w:t>LIMITATIONS</w:t>
             </w:r>
             <w:r>
               <w:br/>
@@ -3571,31 +3320,29 @@
               <w:rPr>
                 <w:rFonts w:ascii="Arial" w:hAnsi="Arial"/>
                 <w:b w:val="0"/>
-                <w:color w:val="172533"/>
-                <w:sz w:val="17"/>
+                <w:color w:val="17232C"/>
+                <w:sz w:val="14"/>
               </w:rPr>
-              <w:t>{{INTERPASS}}</w:t>
+              <w:t>{{LIMITATIONS}}</w:t>
             </w:r>
           </w:p>
         </w:tc>
-      </w:tr>
-      <w:tr>
         <w:tc>
           <w:tcPr>
-            <w:tcW w:type="dxa" w:w="5100"/>
+            <w:tcW w:type="dxa" w:w="2670"/>
             <w:vAlign w:val="center"/>
-            <w:shd w:fill="F3F5F7" w:val="clear"/>
             <w:tcMar>
-              <w:top w:w="65" w:type="dxa"/>
-              <w:start w:w="105" w:type="dxa"/>
-              <w:bottom w:w="75" w:type="dxa"/>
-              <w:end w:w="105" w:type="dxa"/>
+              <w:top w:w="45" w:type="dxa"/>
+              <w:start w:w="70" w:type="dxa"/>
+              <w:bottom w:w="45" w:type="dxa"/>
+              <w:end w:w="70" w:type="dxa"/>
             </w:tcMar>
+            <w:shd w:fill="FFFFFF" w:val="clear"/>
             <w:tcBorders>
-              <w:top w:val="single" w:sz="5" w:color="B7C2CC"/>
-              <w:left w:val="single" w:sz="5" w:color="B7C2CC"/>
-              <w:bottom w:val="single" w:sz="5" w:color="B7C2CC"/>
-              <w:right w:val="single" w:sz="5" w:color="B7C2CC"/>
+              <w:top w:val="single" w:sz="5" w:color="7E929F"/>
+              <w:left w:val="single" w:sz="5" w:color="7E929F"/>
+              <w:bottom w:val="single" w:sz="5" w:color="7E929F"/>
+              <w:right w:val="single" w:sz="5" w:color="7E929F"/>
             </w:tcBorders>
           </w:tcPr>
           <w:p>
@@ -3607,10 +3354,10 @@
               <w:rPr>
                 <w:rFonts w:ascii="Arial" w:hAnsi="Arial"/>
                 <w:b/>
-                <w:color w:val="153B77"/>
-                <w:sz w:val="14"/>
+                <w:color w:val="143A63"/>
+                <w:sz w:val="11"/>
               </w:rPr>
-              <w:t>POST-HEAT / PWHT</w:t>
+              <w:t>ENVIRONMENTAL LIMITS</w:t>
             </w:r>
             <w:r>
               <w:br/>
@@ -3619,29 +3366,29 @@
               <w:rPr>
                 <w:rFonts w:ascii="Arial" w:hAnsi="Arial"/>
                 <w:b w:val="0"/>
-                <w:color w:val="172533"/>
-                <w:sz w:val="17"/>
+                <w:color w:val="17232C"/>
+                <w:sz w:val="14"/>
               </w:rPr>
-              <w:t>{{PWHT}}</w:t>
+              <w:t>{{ENVIRONMENTAL_LIMITS}}</w:t>
             </w:r>
           </w:p>
         </w:tc>
         <w:tc>
           <w:tcPr>
-            <w:tcW w:type="dxa" w:w="5100"/>
+            <w:tcW w:type="dxa" w:w="2670"/>
             <w:vAlign w:val="center"/>
+            <w:tcMar>
+              <w:top w:w="45" w:type="dxa"/>
+              <w:start w:w="70" w:type="dxa"/>
+              <w:bottom w:w="45" w:type="dxa"/>
+              <w:end w:w="70" w:type="dxa"/>
+            </w:tcMar>
             <w:shd w:fill="FFFFFF" w:val="clear"/>
-            <w:tcMar>
-              <w:top w:w="65" w:type="dxa"/>
-              <w:start w:w="105" w:type="dxa"/>
-              <w:bottom w:w="75" w:type="dxa"/>
-              <w:end w:w="105" w:type="dxa"/>
-            </w:tcMar>
             <w:tcBorders>
-              <w:top w:val="single" w:sz="5" w:color="B7C2CC"/>
-              <w:left w:val="single" w:sz="5" w:color="B7C2CC"/>
-              <w:bottom w:val="single" w:sz="5" w:color="B7C2CC"/>
-              <w:right w:val="single" w:sz="5" w:color="B7C2CC"/>
+              <w:top w:val="single" w:sz="5" w:color="7E929F"/>
+              <w:left w:val="single" w:sz="5" w:color="7E929F"/>
+              <w:bottom w:val="single" w:sz="5" w:color="7E929F"/>
+              <w:right w:val="single" w:sz="5" w:color="7E929F"/>
             </w:tcBorders>
           </w:tcPr>
           <w:p>
@@ -3653,10 +3400,10 @@
               <w:rPr>
                 <w:rFonts w:ascii="Arial" w:hAnsi="Arial"/>
                 <w:b/>
-                <w:color w:val="153B77"/>
-                <w:sz w:val="14"/>
+                <w:color w:val="143A63"/>
+                <w:sz w:val="11"/>
               </w:rPr>
-              <w:t>HEAT CONTROL METHOD</w:t>
+              <w:t>REVIEW DATE</w:t>
             </w:r>
             <w:r>
               <w:br/>
@@ -3665,31 +3412,95 @@
               <w:rPr>
                 <w:rFonts w:ascii="Arial" w:hAnsi="Arial"/>
                 <w:b w:val="0"/>
-                <w:color w:val="172533"/>
-                <w:sz w:val="17"/>
+                <w:color w:val="17232C"/>
+                <w:sz w:val="14"/>
               </w:rPr>
-              <w:t>{{HEAT_CONTROL}}</w:t>
+              <w:t>{{REVIEW_DATE}}</w:t>
             </w:r>
           </w:p>
         </w:tc>
       </w:tr>
+    </w:tbl>
+    <w:tbl>
+      <w:tblPr>
+        <w:tblW w:type="dxa" w:w="10680"/>
+        <w:jc w:val="left"/>
+        <w:tblLayout w:type="fixed"/>
+        <w:tblLook w:firstColumn="1" w:firstRow="1" w:lastColumn="0" w:lastRow="0" w:noHBand="0" w:noVBand="1" w:val="04A0"/>
+        <w:tblInd w:w="70" w:type="dxa"/>
+      </w:tblPr>
+      <w:tblGrid>
+        <w:gridCol w:w="10680"/>
+      </w:tblGrid>
       <w:tr>
         <w:tc>
           <w:tcPr>
-            <w:tcW w:type="dxa" w:w="5100"/>
+            <w:tcW w:type="dxa" w:w="10680"/>
             <w:vAlign w:val="center"/>
-            <w:shd w:fill="F3F5F7" w:val="clear"/>
             <w:tcMar>
-              <w:top w:w="65" w:type="dxa"/>
-              <w:start w:w="105" w:type="dxa"/>
-              <w:bottom w:w="75" w:type="dxa"/>
-              <w:end w:w="105" w:type="dxa"/>
+              <w:top w:w="45" w:type="dxa"/>
+              <w:start w:w="70" w:type="dxa"/>
+              <w:bottom w:w="45" w:type="dxa"/>
+              <w:end w:w="70" w:type="dxa"/>
             </w:tcMar>
+            <w:shd w:fill="143A63" w:val="clear"/>
             <w:tcBorders>
-              <w:top w:val="single" w:sz="5" w:color="B7C2CC"/>
-              <w:left w:val="single" w:sz="5" w:color="B7C2CC"/>
-              <w:bottom w:val="single" w:sz="5" w:color="B7C2CC"/>
-              <w:right w:val="single" w:sz="5" w:color="B7C2CC"/>
+              <w:top w:val="single" w:sz="5" w:color="7E929F"/>
+              <w:left w:val="single" w:sz="5" w:color="7E929F"/>
+              <w:bottom w:val="single" w:sz="5" w:color="7E929F"/>
+              <w:right w:val="single" w:sz="5" w:color="7E929F"/>
+            </w:tcBorders>
+          </w:tcPr>
+          <w:p>
+            <w:pPr>
+              <w:spacing w:before="0" w:after="0" w:line="240" w:lineRule="auto"/>
+              <w:jc w:val="left"/>
+            </w:pPr>
+            <w:r/>
+            <w:r>
+              <w:rPr>
+                <w:rFonts w:ascii="Arial" w:hAnsi="Arial"/>
+                <w:b/>
+                <w:color w:val="FFFFFF"/>
+                <w:sz w:val="12"/>
+              </w:rPr>
+              <w:t>SOURCE TRACEABILITY AND TECHNICAL NOTES</w:t>
+            </w:r>
+          </w:p>
+        </w:tc>
+      </w:tr>
+    </w:tbl>
+    <w:tbl>
+      <w:tblPr>
+        <w:tblW w:type="dxa" w:w="10680"/>
+        <w:jc w:val="left"/>
+        <w:tblLayout w:type="fixed"/>
+        <w:tblLook w:firstColumn="1" w:firstRow="1" w:lastColumn="0" w:lastRow="0" w:noHBand="0" w:noVBand="1" w:val="04A0"/>
+        <w:tblInd w:w="70" w:type="dxa"/>
+      </w:tblPr>
+      <w:tblGrid>
+        <w:gridCol w:w="10680"/>
+      </w:tblGrid>
+      <w:tr>
+        <w:trPr>
+          <w:trHeight w:val="879" w:hRule="atLeast"/>
+        </w:trPr>
+        <w:tc>
+          <w:tcPr>
+            <w:tcW w:type="dxa" w:w="10680"/>
+            <w:vAlign w:val="center"/>
+            <w:tcMar>
+              <w:top w:w="45" w:type="dxa"/>
+              <w:start w:w="70" w:type="dxa"/>
+              <w:bottom w:w="45" w:type="dxa"/>
+              <w:end w:w="70" w:type="dxa"/>
+            </w:tcMar>
+            <w:shd w:fill="EAF4F8" w:val="clear"/>
+            <w:tcBorders>
+              <w:top w:val="single" w:sz="5" w:color="7E929F"/>
+              <w:left w:val="single" w:sz="5" w:color="7E929F"/>
+              <w:bottom w:val="single" w:sz="5" w:color="7E929F"/>
+              <w:right w:val="single" w:sz="5" w:color="7E929F"/>
             </w:tcBorders>
           </w:tcPr>
           <w:p>
@@ -3701,10 +3512,10 @@
               <w:rPr>
                 <w:rFonts w:ascii="Arial" w:hAnsi="Arial"/>
                 <w:b/>
-                <w:color w:val="153B77"/>
-                <w:sz w:val="14"/>
+                <w:color w:val="143A63"/>
+                <w:sz w:val="11"/>
               </w:rPr>
-              <w:t>STRINGER / WEAVE</w:t>
+              <w:t>CONTROLLED SOURCE DOCUMENTS USED</w:t>
             </w:r>
             <w:r>
               <w:br/>
@@ -3713,29 +3524,34 @@
               <w:rPr>
                 <w:rFonts w:ascii="Arial" w:hAnsi="Arial"/>
                 <w:b w:val="0"/>
-                <w:color w:val="172533"/>
-                <w:sz w:val="17"/>
+                <w:color w:val="17232C"/>
+                <w:sz w:val="13"/>
               </w:rPr>
-              <w:t>{{BEAD_TECHNIQUE}}</w:t>
+              <w:t>{{SOURCE_DOCUMENTS}}</w:t>
             </w:r>
           </w:p>
         </w:tc>
+      </w:tr>
+      <w:tr>
+        <w:trPr>
+          <w:trHeight w:val="1191" w:hRule="atLeast"/>
+        </w:trPr>
         <w:tc>
           <w:tcPr>
-            <w:tcW w:type="dxa" w:w="5100"/>
+            <w:tcW w:type="dxa" w:w="10680"/>
             <w:vAlign w:val="center"/>
-            <w:shd w:fill="FFFFFF" w:val="clear"/>
             <w:tcMar>
-              <w:top w:w="65" w:type="dxa"/>
-              <w:start w:w="105" w:type="dxa"/>
-              <w:bottom w:w="75" w:type="dxa"/>
-              <w:end w:w="105" w:type="dxa"/>
+              <w:top w:w="45" w:type="dxa"/>
+              <w:start w:w="70" w:type="dxa"/>
+              <w:bottom w:w="45" w:type="dxa"/>
+              <w:end w:w="70" w:type="dxa"/>
             </w:tcMar>
+            <w:shd w:fill="F4F7F9" w:val="clear"/>
             <w:tcBorders>
-              <w:top w:val="single" w:sz="5" w:color="B7C2CC"/>
-              <w:left w:val="single" w:sz="5" w:color="B7C2CC"/>
-              <w:bottom w:val="single" w:sz="5" w:color="B7C2CC"/>
-              <w:right w:val="single" w:sz="5" w:color="B7C2CC"/>
+              <w:top w:val="single" w:sz="5" w:color="7E929F"/>
+              <w:left w:val="single" w:sz="5" w:color="7E929F"/>
+              <w:bottom w:val="single" w:sz="5" w:color="7E929F"/>
+              <w:right w:val="single" w:sz="5" w:color="7E929F"/>
             </w:tcBorders>
           </w:tcPr>
           <w:p>
@@ -3747,10 +3563,10 @@
               <w:rPr>
                 <w:rFonts w:ascii="Arial" w:hAnsi="Arial"/>
                 <w:b/>
-                <w:color w:val="153B77"/>
-                <w:sz w:val="14"/>
+                <w:color w:val="143A63"/>
+                <w:sz w:val="11"/>
               </w:rPr>
-              <w:t>MAX. WEAVE WIDTH</w:t>
+              <w:t>ATLAS VERIFICATION NOTES / CONFLICTS</w:t>
             </w:r>
             <w:r>
               <w:br/>
@@ -3759,31 +3575,45 @@
               <w:rPr>
                 <w:rFonts w:ascii="Arial" w:hAnsi="Arial"/>
                 <w:b w:val="0"/>
-                <w:color w:val="172533"/>
-                <w:sz w:val="17"/>
+                <w:color w:val="17232C"/>
+                <w:sz w:val="13"/>
               </w:rPr>
-              <w:t>{{WEAVE_WIDTH}}</w:t>
+              <w:t>{{VERIFICATION_NOTES}}</w:t>
             </w:r>
           </w:p>
         </w:tc>
       </w:tr>
+    </w:tbl>
+    <w:tbl>
+      <w:tblPr>
+        <w:tblW w:type="dxa" w:w="10680"/>
+        <w:jc w:val="left"/>
+        <w:tblLayout w:type="fixed"/>
+        <w:tblLook w:firstColumn="1" w:firstRow="1" w:lastColumn="0" w:lastRow="0" w:noHBand="0" w:noVBand="1" w:val="04A0"/>
+        <w:tblInd w:w="70" w:type="dxa"/>
+      </w:tblPr>
+      <w:tblGrid>
+        <w:gridCol w:w="3560"/>
+        <w:gridCol w:w="3560"/>
+        <w:gridCol w:w="3560"/>
+      </w:tblGrid>
       <w:tr>
         <w:tc>
           <w:tcPr>
-            <w:tcW w:type="dxa" w:w="5100"/>
+            <w:tcW w:type="dxa" w:w="3560"/>
             <w:vAlign w:val="center"/>
-            <w:shd w:fill="F3F5F7" w:val="clear"/>
             <w:tcMar>
-              <w:top w:w="65" w:type="dxa"/>
-              <w:start w:w="105" w:type="dxa"/>
-              <w:bottom w:w="75" w:type="dxa"/>
-              <w:end w:w="105" w:type="dxa"/>
+              <w:top w:w="45" w:type="dxa"/>
+              <w:start w:w="70" w:type="dxa"/>
+              <w:bottom w:w="45" w:type="dxa"/>
+              <w:end w:w="70" w:type="dxa"/>
             </w:tcMar>
+            <w:shd w:fill="FFFFFF" w:val="clear"/>
             <w:tcBorders>
-              <w:top w:val="single" w:sz="5" w:color="B7C2CC"/>
-              <w:left w:val="single" w:sz="5" w:color="B7C2CC"/>
-              <w:bottom w:val="single" w:sz="5" w:color="B7C2CC"/>
-              <w:right w:val="single" w:sz="5" w:color="B7C2CC"/>
+              <w:top w:val="single" w:sz="5" w:color="7E929F"/>
+              <w:left w:val="single" w:sz="5" w:color="7E929F"/>
+              <w:bottom w:val="single" w:sz="5" w:color="7E929F"/>
+              <w:right w:val="single" w:sz="5" w:color="7E929F"/>
             </w:tcBorders>
           </w:tcPr>
           <w:p>
@@ -3795,10 +3625,10 @@
               <w:rPr>
                 <w:rFonts w:ascii="Arial" w:hAnsi="Arial"/>
                 <w:b/>
-                <w:color w:val="153B77"/>
-                <w:sz w:val="14"/>
+                <w:color w:val="143A63"/>
+                <w:sz w:val="11"/>
               </w:rPr>
-              <w:t>CLEANING BETWEEN RUNS</w:t>
+              <w:t>PREPARED BY</w:t>
             </w:r>
             <w:r>
               <w:br/>
@@ -3807,29 +3637,29 @@
               <w:rPr>
                 <w:rFonts w:ascii="Arial" w:hAnsi="Arial"/>
                 <w:b w:val="0"/>
-                <w:color w:val="172533"/>
-                <w:sz w:val="17"/>
+                <w:color w:val="17232C"/>
+                <w:sz w:val="14"/>
               </w:rPr>
-              <w:t>{{INTERPASS_CLEANING}}</w:t>
+              <w:t>{{PREPARED_BY}}</w:t>
             </w:r>
           </w:p>
         </w:tc>
         <w:tc>
           <w:tcPr>
-            <w:tcW w:type="dxa" w:w="5100"/>
+            <w:tcW w:type="dxa" w:w="3560"/>
             <w:vAlign w:val="center"/>
-            <w:shd w:fill="FFFFFF" w:val="clear"/>
             <w:tcMar>
-              <w:top w:w="65" w:type="dxa"/>
-              <w:start w:w="105" w:type="dxa"/>
-              <w:bottom w:w="75" w:type="dxa"/>
-              <w:end w:w="105" w:type="dxa"/>
+              <w:top w:w="45" w:type="dxa"/>
+              <w:start w:w="70" w:type="dxa"/>
+              <w:bottom w:w="45" w:type="dxa"/>
+              <w:end w:w="70" w:type="dxa"/>
             </w:tcMar>
+            <w:shd w:fill="EAF4F8" w:val="clear"/>
             <w:tcBorders>
-              <w:top w:val="single" w:sz="5" w:color="B7C2CC"/>
-              <w:left w:val="single" w:sz="5" w:color="B7C2CC"/>
-              <w:bottom w:val="single" w:sz="5" w:color="B7C2CC"/>
-              <w:right w:val="single" w:sz="5" w:color="B7C2CC"/>
+              <w:top w:val="single" w:sz="5" w:color="7E929F"/>
+              <w:left w:val="single" w:sz="5" w:color="7E929F"/>
+              <w:bottom w:val="single" w:sz="5" w:color="7E929F"/>
+              <w:right w:val="single" w:sz="5" w:color="7E929F"/>
             </w:tcBorders>
           </w:tcPr>
           <w:p>
@@ -3841,10 +3671,10 @@
               <w:rPr>
                 <w:rFonts w:ascii="Arial" w:hAnsi="Arial"/>
                 <w:b/>
-                <w:color w:val="153B77"/>
-                <w:sz w:val="14"/>
+                <w:color w:val="143A63"/>
+                <w:sz w:val="11"/>
               </w:rPr>
-              <w:t>BACK GOUGING METHOD</w:t>
+              <w:t>TECHNICALLY REVIEWED BY</w:t>
             </w:r>
             <w:r>
               <w:br/>
@@ -3853,31 +3683,29 @@
               <w:rPr>
                 <w:rFonts w:ascii="Arial" w:hAnsi="Arial"/>
                 <w:b w:val="0"/>
-                <w:color w:val="172533"/>
-                <w:sz w:val="17"/>
+                <w:color w:val="17232C"/>
+                <w:sz w:val="14"/>
               </w:rPr>
-              <w:t>{{BACK_GOUGING_METHOD}}</w:t>
+              <w:t>{{TECHNICAL_REVIEWER}}</w:t>
             </w:r>
           </w:p>
         </w:tc>
-      </w:tr>
-      <w:tr>
         <w:tc>
           <w:tcPr>
-            <w:tcW w:type="dxa" w:w="5100"/>
+            <w:tcW w:type="dxa" w:w="3560"/>
             <w:vAlign w:val="center"/>
-            <w:shd w:fill="F3F5F7" w:val="clear"/>
             <w:tcMar>
-              <w:top w:w="65" w:type="dxa"/>
-              <w:start w:w="105" w:type="dxa"/>
-              <w:bottom w:w="75" w:type="dxa"/>
-              <w:end w:w="105" w:type="dxa"/>
+              <w:top w:w="45" w:type="dxa"/>
+              <w:start w:w="70" w:type="dxa"/>
+              <w:bottom w:w="45" w:type="dxa"/>
+              <w:end w:w="70" w:type="dxa"/>
             </w:tcMar>
+            <w:shd w:fill="FFFFFF" w:val="clear"/>
             <w:tcBorders>
-              <w:top w:val="single" w:sz="5" w:color="B7C2CC"/>
-              <w:left w:val="single" w:sz="5" w:color="B7C2CC"/>
-              <w:bottom w:val="single" w:sz="5" w:color="B7C2CC"/>
-              <w:right w:val="single" w:sz="5" w:color="B7C2CC"/>
+              <w:top w:val="single" w:sz="5" w:color="7E929F"/>
+              <w:left w:val="single" w:sz="5" w:color="7E929F"/>
+              <w:bottom w:val="single" w:sz="5" w:color="7E929F"/>
+              <w:right w:val="single" w:sz="5" w:color="7E929F"/>
             </w:tcBorders>
           </w:tcPr>
           <w:p>
@@ -3889,10 +3717,10 @@
               <w:rPr>
                 <w:rFonts w:ascii="Arial" w:hAnsi="Arial"/>
                 <w:b/>
-                <w:color w:val="153B77"/>
-                <w:sz w:val="14"/>
+                <w:color w:val="143A63"/>
+                <w:sz w:val="11"/>
               </w:rPr>
-              <w:t>TORCH / ELECTRODE ANGLE</w:t>
+              <w:t>APPROVED BY</w:t>
             </w:r>
             <w:r>
               <w:br/>
@@ -3901,29 +3729,31 @@
               <w:rPr>
                 <w:rFonts w:ascii="Arial" w:hAnsi="Arial"/>
                 <w:b w:val="0"/>
-                <w:color w:val="172533"/>
-                <w:sz w:val="17"/>
+                <w:color w:val="17232C"/>
+                <w:sz w:val="14"/>
               </w:rPr>
-              <w:t>{{TORCH_ANGLE}}</w:t>
+              <w:t>{{APPROVED_BY}}</w:t>
             </w:r>
           </w:p>
         </w:tc>
+      </w:tr>
+      <w:tr>
         <w:tc>
           <w:tcPr>
-            <w:tcW w:type="dxa" w:w="5100"/>
+            <w:tcW w:type="dxa" w:w="3560"/>
             <w:vAlign w:val="center"/>
+            <w:tcMar>
+              <w:top w:w="45" w:type="dxa"/>
+              <w:start w:w="70" w:type="dxa"/>
+              <w:bottom w:w="45" w:type="dxa"/>
+              <w:end w:w="70" w:type="dxa"/>
+            </w:tcMar>
             <w:shd w:fill="FFFFFF" w:val="clear"/>
-            <w:tcMar>
-              <w:top w:w="65" w:type="dxa"/>
-              <w:start w:w="105" w:type="dxa"/>
-              <w:bottom w:w="75" w:type="dxa"/>
-              <w:end w:w="105" w:type="dxa"/>
-            </w:tcMar>
             <w:tcBorders>
-              <w:top w:val="single" w:sz="5" w:color="B7C2CC"/>
-              <w:left w:val="single" w:sz="5" w:color="B7C2CC"/>
-              <w:bottom w:val="single" w:sz="5" w:color="B7C2CC"/>
-              <w:right w:val="single" w:sz="5" w:color="B7C2CC"/>
+              <w:top w:val="single" w:sz="5" w:color="7E929F"/>
+              <w:left w:val="single" w:sz="5" w:color="7E929F"/>
+              <w:bottom w:val="single" w:sz="5" w:color="7E929F"/>
+              <w:right w:val="single" w:sz="5" w:color="7E929F"/>
             </w:tcBorders>
           </w:tcPr>
           <w:p>
@@ -3935,10 +3765,10 @@
               <w:rPr>
                 <w:rFonts w:ascii="Arial" w:hAnsi="Arial"/>
                 <w:b/>
-                <w:color w:val="153B77"/>
-                <w:sz w:val="14"/>
+                <w:color w:val="143A63"/>
+                <w:sz w:val="11"/>
               </w:rPr>
-              <w:t>OSCILLATION / DWELL</w:t>
+              <w:t>DATE</w:t>
             </w:r>
             <w:r>
               <w:br/>
@@ -3947,63 +3777,29 @@
               <w:rPr>
                 <w:rFonts w:ascii="Arial" w:hAnsi="Arial"/>
                 <w:b w:val="0"/>
-                <w:color w:val="172533"/>
-                <w:sz w:val="17"/>
+                <w:color w:val="17232C"/>
+                <w:sz w:val="14"/>
               </w:rPr>
-              <w:t>{{OSCILLATION}}</w:t>
+              <w:t>{{DATE}}</w:t>
             </w:r>
           </w:p>
         </w:tc>
-      </w:tr>
-    </w:tbl>
-    <w:p>
-      <w:r>
-        <w:br w:type="page"/>
-      </w:r>
-    </w:p>
-    <w:p>
-      <w:pPr>
-        <w:spacing w:before="140" w:after="60"/>
-      </w:pPr>
-      <w:r>
-        <w:rPr>
-          <w:rFonts w:ascii="Arial" w:hAnsi="Arial"/>
-          <w:b/>
-          <w:color w:val="153B77"/>
-          <w:sz w:val="19"/>
-        </w:rPr>
-        <w:t>6  INSPECTION, ACCEPTANCE AND SPECIAL REQUIREMENTS</w:t>
-      </w:r>
-    </w:p>
-    <w:tbl>
-      <w:tblPr>
-        <w:tblW w:type="dxa" w:w="10200"/>
-        <w:jc w:val="left"/>
-        <w:tblLayout w:type="fixed"/>
-        <w:tblLook w:firstColumn="1" w:firstRow="1" w:lastColumn="0" w:lastRow="0" w:noHBand="0" w:noVBand="1" w:val="04A0"/>
-        <w:tblInd w:w="105" w:type="dxa"/>
-      </w:tblPr>
-      <w:tblGrid>
-        <w:gridCol w:w="5100"/>
-        <w:gridCol w:w="5100"/>
-      </w:tblGrid>
-      <w:tr>
         <w:tc>
           <w:tcPr>
-            <w:tcW w:type="dxa" w:w="5100"/>
+            <w:tcW w:type="dxa" w:w="3560"/>
             <w:vAlign w:val="center"/>
-            <w:shd w:fill="F3F5F7" w:val="clear"/>
             <w:tcMar>
-              <w:top w:w="65" w:type="dxa"/>
-              <w:start w:w="105" w:type="dxa"/>
-              <w:bottom w:w="75" w:type="dxa"/>
-              <w:end w:w="105" w:type="dxa"/>
+              <w:top w:w="45" w:type="dxa"/>
+              <w:start w:w="70" w:type="dxa"/>
+              <w:bottom w:w="45" w:type="dxa"/>
+              <w:end w:w="70" w:type="dxa"/>
             </w:tcMar>
+            <w:shd w:fill="FFFFFF" w:val="clear"/>
             <w:tcBorders>
-              <w:top w:val="single" w:sz="5" w:color="B7C2CC"/>
-              <w:left w:val="single" w:sz="5" w:color="B7C2CC"/>
-              <w:bottom w:val="single" w:sz="5" w:color="B7C2CC"/>
-              <w:right w:val="single" w:sz="5" w:color="B7C2CC"/>
+              <w:top w:val="single" w:sz="5" w:color="7E929F"/>
+              <w:left w:val="single" w:sz="5" w:color="7E929F"/>
+              <w:bottom w:val="single" w:sz="5" w:color="7E929F"/>
+              <w:right w:val="single" w:sz="5" w:color="7E929F"/>
             </w:tcBorders>
           </w:tcPr>
           <w:p>
@@ -4015,10 +3811,10 @@
               <w:rPr>
                 <w:rFonts w:ascii="Arial" w:hAnsi="Arial"/>
                 <w:b/>
-                <w:color w:val="153B77"/>
-                <w:sz w:val="14"/>
+                <w:color w:val="143A63"/>
+                <w:sz w:val="11"/>
               </w:rPr>
-              <w:t>VISUAL / NDT REQUIREMENTS</w:t>
+              <w:t>REVIEW DATE</w:t>
             </w:r>
             <w:r>
               <w:br/>
@@ -4027,29 +3823,29 @@
               <w:rPr>
                 <w:rFonts w:ascii="Arial" w:hAnsi="Arial"/>
                 <w:b w:val="0"/>
-                <w:color w:val="172533"/>
-                <w:sz w:val="17"/>
+                <w:color w:val="17232C"/>
+                <w:sz w:val="14"/>
               </w:rPr>
-              <w:t>{{INSPECTION_NDT}}</w:t>
+              <w:t>{{REVIEW_DATE}}</w:t>
             </w:r>
           </w:p>
         </w:tc>
         <w:tc>
           <w:tcPr>
-            <w:tcW w:type="dxa" w:w="5100"/>
+            <w:tcW w:type="dxa" w:w="3560"/>
             <w:vAlign w:val="center"/>
+            <w:tcMar>
+              <w:top w:w="45" w:type="dxa"/>
+              <w:start w:w="70" w:type="dxa"/>
+              <w:bottom w:w="45" w:type="dxa"/>
+              <w:end w:w="70" w:type="dxa"/>
+            </w:tcMar>
             <w:shd w:fill="FFFFFF" w:val="clear"/>
-            <w:tcMar>
-              <w:top w:w="65" w:type="dxa"/>
-              <w:start w:w="105" w:type="dxa"/>
-              <w:bottom w:w="75" w:type="dxa"/>
-              <w:end w:w="105" w:type="dxa"/>
-            </w:tcMar>
             <w:tcBorders>
-              <w:top w:val="single" w:sz="5" w:color="B7C2CC"/>
-              <w:left w:val="single" w:sz="5" w:color="B7C2CC"/>
-              <w:bottom w:val="single" w:sz="5" w:color="B7C2CC"/>
-              <w:right w:val="single" w:sz="5" w:color="B7C2CC"/>
+              <w:top w:val="single" w:sz="5" w:color="7E929F"/>
+              <w:left w:val="single" w:sz="5" w:color="7E929F"/>
+              <w:bottom w:val="single" w:sz="5" w:color="7E929F"/>
+              <w:right w:val="single" w:sz="5" w:color="7E929F"/>
             </w:tcBorders>
           </w:tcPr>
           <w:p>
@@ -4061,688 +3857,8 @@
               <w:rPr>
                 <w:rFonts w:ascii="Arial" w:hAnsi="Arial"/>
                 <w:b/>
-                <w:color w:val="153B77"/>
-                <w:sz w:val="14"/>
-              </w:rPr>
-              <w:t>ACCEPTANCE CRITERIA</w:t>
-            </w:r>
-            <w:r>
-              <w:br/>
-            </w:r>
-            <w:r>
-              <w:rPr>
-                <w:rFonts w:ascii="Arial" w:hAnsi="Arial"/>
-                <w:b w:val="0"/>
-                <w:color w:val="172533"/>
-                <w:sz w:val="17"/>
-              </w:rPr>
-              <w:t>{{ACCEPTANCE_CRITERIA}}</w:t>
-            </w:r>
-          </w:p>
-        </w:tc>
-      </w:tr>
-      <w:tr>
-        <w:tc>
-          <w:tcPr>
-            <w:tcW w:type="dxa" w:w="5100"/>
-            <w:vAlign w:val="center"/>
-            <w:shd w:fill="F3F5F7" w:val="clear"/>
-            <w:tcMar>
-              <w:top w:w="65" w:type="dxa"/>
-              <w:start w:w="105" w:type="dxa"/>
-              <w:bottom w:w="75" w:type="dxa"/>
-              <w:end w:w="105" w:type="dxa"/>
-            </w:tcMar>
-            <w:tcBorders>
-              <w:top w:val="single" w:sz="5" w:color="B7C2CC"/>
-              <w:left w:val="single" w:sz="5" w:color="B7C2CC"/>
-              <w:bottom w:val="single" w:sz="5" w:color="B7C2CC"/>
-              <w:right w:val="single" w:sz="5" w:color="B7C2CC"/>
-            </w:tcBorders>
-          </w:tcPr>
-          <w:p>
-            <w:pPr>
-              <w:spacing w:before="0" w:after="0" w:line="240" w:lineRule="auto"/>
-            </w:pPr>
-            <w:r/>
-            <w:r>
-              <w:rPr>
-                <w:rFonts w:ascii="Arial" w:hAnsi="Arial"/>
-                <w:b/>
-                <w:color w:val="153B77"/>
-                <w:sz w:val="14"/>
-              </w:rPr>
-              <w:t>WELDER QUALIFICATION</w:t>
-            </w:r>
-            <w:r>
-              <w:br/>
-            </w:r>
-            <w:r>
-              <w:rPr>
-                <w:rFonts w:ascii="Arial" w:hAnsi="Arial"/>
-                <w:b w:val="0"/>
-                <w:color w:val="172533"/>
-                <w:sz w:val="17"/>
-              </w:rPr>
-              <w:t>{{WELDER_QUALIFICATION}}</w:t>
-            </w:r>
-          </w:p>
-        </w:tc>
-        <w:tc>
-          <w:tcPr>
-            <w:tcW w:type="dxa" w:w="5100"/>
-            <w:vAlign w:val="center"/>
-            <w:shd w:fill="FFFFFF" w:val="clear"/>
-            <w:tcMar>
-              <w:top w:w="65" w:type="dxa"/>
-              <w:start w:w="105" w:type="dxa"/>
-              <w:bottom w:w="75" w:type="dxa"/>
-              <w:end w:w="105" w:type="dxa"/>
-            </w:tcMar>
-            <w:tcBorders>
-              <w:top w:val="single" w:sz="5" w:color="B7C2CC"/>
-              <w:left w:val="single" w:sz="5" w:color="B7C2CC"/>
-              <w:bottom w:val="single" w:sz="5" w:color="B7C2CC"/>
-              <w:right w:val="single" w:sz="5" w:color="B7C2CC"/>
-            </w:tcBorders>
-          </w:tcPr>
-          <w:p>
-            <w:pPr>
-              <w:spacing w:before="0" w:after="0" w:line="240" w:lineRule="auto"/>
-            </w:pPr>
-            <w:r/>
-            <w:r>
-              <w:rPr>
-                <w:rFonts w:ascii="Arial" w:hAnsi="Arial"/>
-                <w:b/>
-                <w:color w:val="153B77"/>
-                <w:sz w:val="14"/>
-              </w:rPr>
-              <w:t>ENVIRONMENTAL LIMITS</w:t>
-            </w:r>
-            <w:r>
-              <w:br/>
-            </w:r>
-            <w:r>
-              <w:rPr>
-                <w:rFonts w:ascii="Arial" w:hAnsi="Arial"/>
-                <w:b w:val="0"/>
-                <w:color w:val="172533"/>
-                <w:sz w:val="17"/>
-              </w:rPr>
-              <w:t>{{ENVIRONMENTAL_LIMITS}}</w:t>
-            </w:r>
-          </w:p>
-        </w:tc>
-      </w:tr>
-    </w:tbl>
-    <w:p>
-      <w:pPr>
-        <w:spacing w:before="140" w:after="60"/>
-      </w:pPr>
-      <w:r>
-        <w:rPr>
-          <w:rFonts w:ascii="Arial" w:hAnsi="Arial"/>
-          <w:b/>
-          <w:color w:val="153B77"/>
-          <w:sz w:val="19"/>
-        </w:rPr>
-        <w:t>7  SEQUENCE AND SPECIAL INSTRUCTIONS</w:t>
-      </w:r>
-    </w:p>
-    <w:tbl>
-      <w:tblPr>
-        <w:tblW w:type="dxa" w:w="10200"/>
-        <w:jc w:val="left"/>
-        <w:tblLayout w:type="fixed"/>
-        <w:tblLook w:firstColumn="1" w:firstRow="1" w:lastColumn="0" w:lastRow="0" w:noHBand="0" w:noVBand="1" w:val="04A0"/>
-        <w:tblInd w:w="105" w:type="dxa"/>
-      </w:tblPr>
-      <w:tblGrid>
-        <w:gridCol w:w="10200"/>
-      </w:tblGrid>
-      <w:tr>
-        <w:tc>
-          <w:tcPr>
-            <w:tcW w:type="dxa" w:w="10200"/>
-            <w:vAlign w:val="center"/>
-            <w:shd w:fill="F3F5F7" w:val="clear"/>
-            <w:tcMar>
-              <w:top w:w="65" w:type="dxa"/>
-              <w:start w:w="105" w:type="dxa"/>
-              <w:bottom w:w="75" w:type="dxa"/>
-              <w:end w:w="105" w:type="dxa"/>
-            </w:tcMar>
-            <w:tcBorders>
-              <w:top w:val="single" w:sz="5" w:color="B7C2CC"/>
-              <w:left w:val="single" w:sz="5" w:color="B7C2CC"/>
-              <w:bottom w:val="single" w:sz="5" w:color="B7C2CC"/>
-              <w:right w:val="single" w:sz="5" w:color="B7C2CC"/>
-            </w:tcBorders>
-          </w:tcPr>
-          <w:p>
-            <w:pPr>
-              <w:spacing w:before="0" w:after="0" w:line="240" w:lineRule="auto"/>
-            </w:pPr>
-            <w:r/>
-            <w:r>
-              <w:rPr>
-                <w:rFonts w:ascii="Arial" w:hAnsi="Arial"/>
-                <w:b/>
-                <w:color w:val="153B77"/>
-                <w:sz w:val="14"/>
-              </w:rPr>
-              <w:t>WELDING SEQUENCE</w:t>
-            </w:r>
-            <w:r>
-              <w:br/>
-            </w:r>
-            <w:r>
-              <w:rPr>
-                <w:rFonts w:ascii="Arial" w:hAnsi="Arial"/>
-                <w:b w:val="0"/>
-                <w:color w:val="172533"/>
-                <w:sz w:val="17"/>
-              </w:rPr>
-              <w:t>{{WELDING_SEQUENCE}}</w:t>
-            </w:r>
-          </w:p>
-        </w:tc>
-      </w:tr>
-      <w:tr>
-        <w:tc>
-          <w:tcPr>
-            <w:tcW w:type="dxa" w:w="10200"/>
-            <w:vAlign w:val="center"/>
-            <w:shd w:fill="FFFFFF" w:val="clear"/>
-            <w:tcMar>
-              <w:top w:w="65" w:type="dxa"/>
-              <w:start w:w="105" w:type="dxa"/>
-              <w:bottom w:w="75" w:type="dxa"/>
-              <w:end w:w="105" w:type="dxa"/>
-            </w:tcMar>
-            <w:tcBorders>
-              <w:top w:val="single" w:sz="5" w:color="B7C2CC"/>
-              <w:left w:val="single" w:sz="5" w:color="B7C2CC"/>
-              <w:bottom w:val="single" w:sz="5" w:color="B7C2CC"/>
-              <w:right w:val="single" w:sz="5" w:color="B7C2CC"/>
-            </w:tcBorders>
-          </w:tcPr>
-          <w:p>
-            <w:pPr>
-              <w:spacing w:before="0" w:after="0" w:line="240" w:lineRule="auto"/>
-            </w:pPr>
-            <w:r/>
-            <w:r>
-              <w:rPr>
-                <w:rFonts w:ascii="Arial" w:hAnsi="Arial"/>
-                <w:b/>
-                <w:color w:val="153B77"/>
-                <w:sz w:val="14"/>
-              </w:rPr>
-              <w:t>SPECIAL INSTRUCTIONS</w:t>
-            </w:r>
-            <w:r>
-              <w:br/>
-            </w:r>
-            <w:r>
-              <w:rPr>
-                <w:rFonts w:ascii="Arial" w:hAnsi="Arial"/>
-                <w:b w:val="0"/>
-                <w:color w:val="172533"/>
-                <w:sz w:val="17"/>
-              </w:rPr>
-              <w:t>{{SPECIAL_INSTRUCTIONS}}</w:t>
-            </w:r>
-          </w:p>
-        </w:tc>
-      </w:tr>
-      <w:tr>
-        <w:tc>
-          <w:tcPr>
-            <w:tcW w:type="dxa" w:w="10200"/>
-            <w:vAlign w:val="center"/>
-            <w:shd w:fill="F3F5F7" w:val="clear"/>
-            <w:tcMar>
-              <w:top w:w="65" w:type="dxa"/>
-              <w:start w:w="105" w:type="dxa"/>
-              <w:bottom w:w="75" w:type="dxa"/>
-              <w:end w:w="105" w:type="dxa"/>
-            </w:tcMar>
-            <w:tcBorders>
-              <w:top w:val="single" w:sz="5" w:color="B7C2CC"/>
-              <w:left w:val="single" w:sz="5" w:color="B7C2CC"/>
-              <w:bottom w:val="single" w:sz="5" w:color="B7C2CC"/>
-              <w:right w:val="single" w:sz="5" w:color="B7C2CC"/>
-            </w:tcBorders>
-          </w:tcPr>
-          <w:p>
-            <w:pPr>
-              <w:spacing w:before="0" w:after="0" w:line="240" w:lineRule="auto"/>
-            </w:pPr>
-            <w:r/>
-            <w:r>
-              <w:rPr>
-                <w:rFonts w:ascii="Arial" w:hAnsi="Arial"/>
-                <w:b/>
-                <w:color w:val="153B77"/>
-                <w:sz w:val="14"/>
-              </w:rPr>
-              <w:t>LIMITATIONS / EXCLUSIONS</w:t>
-            </w:r>
-            <w:r>
-              <w:br/>
-            </w:r>
-            <w:r>
-              <w:rPr>
-                <w:rFonts w:ascii="Arial" w:hAnsi="Arial"/>
-                <w:b w:val="0"/>
-                <w:color w:val="172533"/>
-                <w:sz w:val="17"/>
-              </w:rPr>
-              <w:t>{{LIMITATIONS}}</w:t>
-            </w:r>
-          </w:p>
-        </w:tc>
-      </w:tr>
-    </w:tbl>
-    <w:p>
-      <w:pPr>
-        <w:spacing w:before="140" w:after="60"/>
-      </w:pPr>
-      <w:r>
-        <w:rPr>
-          <w:rFonts w:ascii="Arial" w:hAnsi="Arial"/>
-          <w:b/>
-          <w:color w:val="153B77"/>
-          <w:sz w:val="19"/>
-        </w:rPr>
-        <w:t>8  SOURCE TRACEABILITY AND HUMAN VERIFICATION</w:t>
-      </w:r>
-    </w:p>
-    <w:tbl>
-      <w:tblPr>
-        <w:tblW w:type="dxa" w:w="10200"/>
-        <w:jc w:val="left"/>
-        <w:tblLayout w:type="fixed"/>
-        <w:tblLook w:firstColumn="1" w:firstRow="1" w:lastColumn="0" w:lastRow="0" w:noHBand="0" w:noVBand="1" w:val="04A0"/>
-        <w:tblInd w:w="105" w:type="dxa"/>
-      </w:tblPr>
-      <w:tblGrid>
-        <w:gridCol w:w="10200"/>
-      </w:tblGrid>
-      <w:tr>
-        <w:tc>
-          <w:tcPr>
-            <w:tcW w:type="dxa" w:w="10200"/>
-            <w:vAlign w:val="center"/>
-            <w:shd w:fill="EAF3F9" w:val="clear"/>
-            <w:tcMar>
-              <w:top w:w="65" w:type="dxa"/>
-              <w:start w:w="105" w:type="dxa"/>
-              <w:bottom w:w="75" w:type="dxa"/>
-              <w:end w:w="105" w:type="dxa"/>
-            </w:tcMar>
-            <w:tcBorders>
-              <w:top w:val="single" w:sz="5" w:color="B7C2CC"/>
-              <w:left w:val="single" w:sz="5" w:color="B7C2CC"/>
-              <w:bottom w:val="single" w:sz="5" w:color="B7C2CC"/>
-              <w:right w:val="single" w:sz="5" w:color="B7C2CC"/>
-            </w:tcBorders>
-          </w:tcPr>
-          <w:p>
-            <w:pPr>
-              <w:spacing w:before="0" w:after="0" w:line="240" w:lineRule="auto"/>
-            </w:pPr>
-            <w:r/>
-            <w:r>
-              <w:rPr>
-                <w:rFonts w:ascii="Arial" w:hAnsi="Arial"/>
-                <w:b/>
-                <w:color w:val="153B77"/>
-                <w:sz w:val="14"/>
-              </w:rPr>
-              <w:t>SOURCE DOCUMENTS USED</w:t>
-            </w:r>
-            <w:r>
-              <w:br/>
-            </w:r>
-            <w:r>
-              <w:rPr>
-                <w:rFonts w:ascii="Arial" w:hAnsi="Arial"/>
-                <w:b w:val="0"/>
-                <w:color w:val="172533"/>
-                <w:sz w:val="17"/>
-              </w:rPr>
-              <w:t>{{SOURCE_DOCUMENTS}}</w:t>
-            </w:r>
-          </w:p>
-        </w:tc>
-      </w:tr>
-      <w:tr>
-        <w:tc>
-          <w:tcPr>
-            <w:tcW w:type="dxa" w:w="10200"/>
-            <w:vAlign w:val="center"/>
-            <w:shd w:fill="FFF4D6" w:val="clear"/>
-            <w:tcMar>
-              <w:top w:w="65" w:type="dxa"/>
-              <w:start w:w="105" w:type="dxa"/>
-              <w:bottom w:w="75" w:type="dxa"/>
-              <w:end w:w="105" w:type="dxa"/>
-            </w:tcMar>
-            <w:tcBorders>
-              <w:top w:val="single" w:sz="5" w:color="B7C2CC"/>
-              <w:left w:val="single" w:sz="5" w:color="B7C2CC"/>
-              <w:bottom w:val="single" w:sz="5" w:color="B7C2CC"/>
-              <w:right w:val="single" w:sz="5" w:color="B7C2CC"/>
-            </w:tcBorders>
-          </w:tcPr>
-          <w:p>
-            <w:pPr>
-              <w:spacing w:before="0" w:after="0" w:line="240" w:lineRule="auto"/>
-            </w:pPr>
-            <w:r/>
-            <w:r>
-              <w:rPr>
-                <w:rFonts w:ascii="Arial" w:hAnsi="Arial"/>
-                <w:b/>
-                <w:color w:val="153B77"/>
-                <w:sz w:val="14"/>
-              </w:rPr>
-              <w:t>VERIFICATION NOTES / CONFLICTS</w:t>
-            </w:r>
-            <w:r>
-              <w:br/>
-            </w:r>
-            <w:r>
-              <w:rPr>
-                <w:rFonts w:ascii="Arial" w:hAnsi="Arial"/>
-                <w:b w:val="0"/>
-                <w:color w:val="172533"/>
-                <w:sz w:val="17"/>
-              </w:rPr>
-              <w:t>{{VERIFICATION_NOTES}}</w:t>
-            </w:r>
-          </w:p>
-        </w:tc>
-      </w:tr>
-    </w:tbl>
-    <w:tbl>
-      <w:tblPr>
-        <w:tblW w:type="dxa" w:w="10200"/>
-        <w:jc w:val="left"/>
-        <w:tblLayout w:type="fixed"/>
-        <w:tblLook w:firstColumn="1" w:firstRow="1" w:lastColumn="0" w:lastRow="0" w:noHBand="0" w:noVBand="1" w:val="04A0"/>
-        <w:tblInd w:w="105" w:type="dxa"/>
-      </w:tblPr>
-      <w:tblGrid>
-        <w:gridCol w:w="3400"/>
-        <w:gridCol w:w="3400"/>
-        <w:gridCol w:w="3400"/>
-      </w:tblGrid>
-      <w:tr>
-        <w:tc>
-          <w:tcPr>
-            <w:tcW w:type="dxa" w:w="3400"/>
-            <w:vAlign w:val="center"/>
-            <w:shd w:fill="F3F5F7" w:val="clear"/>
-            <w:tcMar>
-              <w:top w:w="65" w:type="dxa"/>
-              <w:start w:w="105" w:type="dxa"/>
-              <w:bottom w:w="75" w:type="dxa"/>
-              <w:end w:w="105" w:type="dxa"/>
-            </w:tcMar>
-            <w:tcBorders>
-              <w:top w:val="single" w:sz="5" w:color="B7C2CC"/>
-              <w:left w:val="single" w:sz="5" w:color="B7C2CC"/>
-              <w:bottom w:val="single" w:sz="5" w:color="B7C2CC"/>
-              <w:right w:val="single" w:sz="5" w:color="B7C2CC"/>
-            </w:tcBorders>
-          </w:tcPr>
-          <w:p>
-            <w:pPr>
-              <w:spacing w:before="0" w:after="0" w:line="240" w:lineRule="auto"/>
-            </w:pPr>
-            <w:r/>
-            <w:r>
-              <w:rPr>
-                <w:rFonts w:ascii="Arial" w:hAnsi="Arial"/>
-                <w:b/>
-                <w:color w:val="153B77"/>
-                <w:sz w:val="14"/>
-              </w:rPr>
-              <w:t>PREPARED BY</w:t>
-            </w:r>
-            <w:r>
-              <w:br/>
-            </w:r>
-            <w:r>
-              <w:rPr>
-                <w:rFonts w:ascii="Arial" w:hAnsi="Arial"/>
-                <w:b w:val="0"/>
-                <w:color w:val="172533"/>
-                <w:sz w:val="17"/>
-              </w:rPr>
-              <w:t>{{PREPARED_BY}}</w:t>
-            </w:r>
-          </w:p>
-        </w:tc>
-        <w:tc>
-          <w:tcPr>
-            <w:tcW w:type="dxa" w:w="3400"/>
-            <w:vAlign w:val="center"/>
-            <w:shd w:fill="FFFFFF" w:val="clear"/>
-            <w:tcMar>
-              <w:top w:w="65" w:type="dxa"/>
-              <w:start w:w="105" w:type="dxa"/>
-              <w:bottom w:w="75" w:type="dxa"/>
-              <w:end w:w="105" w:type="dxa"/>
-            </w:tcMar>
-            <w:tcBorders>
-              <w:top w:val="single" w:sz="5" w:color="B7C2CC"/>
-              <w:left w:val="single" w:sz="5" w:color="B7C2CC"/>
-              <w:bottom w:val="single" w:sz="5" w:color="B7C2CC"/>
-              <w:right w:val="single" w:sz="5" w:color="B7C2CC"/>
-            </w:tcBorders>
-          </w:tcPr>
-          <w:p>
-            <w:pPr>
-              <w:spacing w:before="0" w:after="0" w:line="240" w:lineRule="auto"/>
-            </w:pPr>
-            <w:r/>
-            <w:r>
-              <w:rPr>
-                <w:rFonts w:ascii="Arial" w:hAnsi="Arial"/>
-                <w:b/>
-                <w:color w:val="153B77"/>
-                <w:sz w:val="14"/>
-              </w:rPr>
-              <w:t>TECHNICALLY REVIEWED BY</w:t>
-            </w:r>
-            <w:r>
-              <w:br/>
-            </w:r>
-            <w:r>
-              <w:rPr>
-                <w:rFonts w:ascii="Arial" w:hAnsi="Arial"/>
-                <w:b w:val="0"/>
-                <w:color w:val="172533"/>
-                <w:sz w:val="17"/>
-              </w:rPr>
-              <w:t>{{TECHNICAL_REVIEWER}}</w:t>
-            </w:r>
-          </w:p>
-        </w:tc>
-        <w:tc>
-          <w:tcPr>
-            <w:tcW w:type="dxa" w:w="3400"/>
-            <w:vAlign w:val="center"/>
-            <w:shd w:fill="F3F5F7" w:val="clear"/>
-            <w:tcMar>
-              <w:top w:w="65" w:type="dxa"/>
-              <w:start w:w="105" w:type="dxa"/>
-              <w:bottom w:w="75" w:type="dxa"/>
-              <w:end w:w="105" w:type="dxa"/>
-            </w:tcMar>
-            <w:tcBorders>
-              <w:top w:val="single" w:sz="5" w:color="B7C2CC"/>
-              <w:left w:val="single" w:sz="5" w:color="B7C2CC"/>
-              <w:bottom w:val="single" w:sz="5" w:color="B7C2CC"/>
-              <w:right w:val="single" w:sz="5" w:color="B7C2CC"/>
-            </w:tcBorders>
-          </w:tcPr>
-          <w:p>
-            <w:pPr>
-              <w:spacing w:before="0" w:after="0" w:line="240" w:lineRule="auto"/>
-            </w:pPr>
-            <w:r/>
-            <w:r>
-              <w:rPr>
-                <w:rFonts w:ascii="Arial" w:hAnsi="Arial"/>
-                <w:b/>
-                <w:color w:val="153B77"/>
-                <w:sz w:val="14"/>
-              </w:rPr>
-              <w:t>APPROVED BY</w:t>
-            </w:r>
-            <w:r>
-              <w:br/>
-            </w:r>
-            <w:r>
-              <w:rPr>
-                <w:rFonts w:ascii="Arial" w:hAnsi="Arial"/>
-                <w:b w:val="0"/>
-                <w:color w:val="172533"/>
-                <w:sz w:val="17"/>
-              </w:rPr>
-              <w:t>{{APPROVED_BY}}</w:t>
-            </w:r>
-          </w:p>
-        </w:tc>
-      </w:tr>
-      <w:tr>
-        <w:tc>
-          <w:tcPr>
-            <w:tcW w:type="dxa" w:w="3400"/>
-            <w:vAlign w:val="center"/>
-            <w:shd w:fill="F3F5F7" w:val="clear"/>
-            <w:tcMar>
-              <w:top w:w="65" w:type="dxa"/>
-              <w:start w:w="105" w:type="dxa"/>
-              <w:bottom w:w="75" w:type="dxa"/>
-              <w:end w:w="105" w:type="dxa"/>
-            </w:tcMar>
-            <w:tcBorders>
-              <w:top w:val="single" w:sz="5" w:color="B7C2CC"/>
-              <w:left w:val="single" w:sz="5" w:color="B7C2CC"/>
-              <w:bottom w:val="single" w:sz="5" w:color="B7C2CC"/>
-              <w:right w:val="single" w:sz="5" w:color="B7C2CC"/>
-            </w:tcBorders>
-          </w:tcPr>
-          <w:p>
-            <w:pPr>
-              <w:spacing w:before="0" w:after="0" w:line="240" w:lineRule="auto"/>
-            </w:pPr>
-            <w:r/>
-            <w:r>
-              <w:rPr>
-                <w:rFonts w:ascii="Arial" w:hAnsi="Arial"/>
-                <w:b/>
-                <w:color w:val="153B77"/>
-                <w:sz w:val="14"/>
-              </w:rPr>
-              <w:t>DATE</w:t>
-            </w:r>
-            <w:r>
-              <w:br/>
-            </w:r>
-            <w:r>
-              <w:rPr>
-                <w:rFonts w:ascii="Arial" w:hAnsi="Arial"/>
-                <w:b w:val="0"/>
-                <w:color w:val="172533"/>
-                <w:sz w:val="17"/>
-              </w:rPr>
-              <w:t>{{DATE}}</w:t>
-            </w:r>
-          </w:p>
-        </w:tc>
-        <w:tc>
-          <w:tcPr>
-            <w:tcW w:type="dxa" w:w="3400"/>
-            <w:vAlign w:val="center"/>
-            <w:shd w:fill="FFFFFF" w:val="clear"/>
-            <w:tcMar>
-              <w:top w:w="65" w:type="dxa"/>
-              <w:start w:w="105" w:type="dxa"/>
-              <w:bottom w:w="75" w:type="dxa"/>
-              <w:end w:w="105" w:type="dxa"/>
-            </w:tcMar>
-            <w:tcBorders>
-              <w:top w:val="single" w:sz="5" w:color="B7C2CC"/>
-              <w:left w:val="single" w:sz="5" w:color="B7C2CC"/>
-              <w:bottom w:val="single" w:sz="5" w:color="B7C2CC"/>
-              <w:right w:val="single" w:sz="5" w:color="B7C2CC"/>
-            </w:tcBorders>
-          </w:tcPr>
-          <w:p>
-            <w:pPr>
-              <w:spacing w:before="0" w:after="0" w:line="240" w:lineRule="auto"/>
-            </w:pPr>
-            <w:r/>
-            <w:r>
-              <w:rPr>
-                <w:rFonts w:ascii="Arial" w:hAnsi="Arial"/>
-                <w:b/>
-                <w:color w:val="153B77"/>
-                <w:sz w:val="14"/>
-              </w:rPr>
-              <w:t>REVIEW DATE</w:t>
-            </w:r>
-            <w:r>
-              <w:br/>
-            </w:r>
-            <w:r>
-              <w:rPr>
-                <w:rFonts w:ascii="Arial" w:hAnsi="Arial"/>
-                <w:b w:val="0"/>
-                <w:color w:val="172533"/>
-                <w:sz w:val="17"/>
-              </w:rPr>
-              <w:t>{{REVIEW_DATE}}</w:t>
-            </w:r>
-          </w:p>
-        </w:tc>
-        <w:tc>
-          <w:tcPr>
-            <w:tcW w:type="dxa" w:w="3400"/>
-            <w:vAlign w:val="center"/>
-            <w:shd w:fill="F3F5F7" w:val="clear"/>
-            <w:tcMar>
-              <w:top w:w="65" w:type="dxa"/>
-              <w:start w:w="105" w:type="dxa"/>
-              <w:bottom w:w="75" w:type="dxa"/>
-              <w:end w:w="105" w:type="dxa"/>
-            </w:tcMar>
-            <w:tcBorders>
-              <w:top w:val="single" w:sz="5" w:color="B7C2CC"/>
-              <w:left w:val="single" w:sz="5" w:color="B7C2CC"/>
-              <w:bottom w:val="single" w:sz="5" w:color="B7C2CC"/>
-              <w:right w:val="single" w:sz="5" w:color="B7C2CC"/>
-            </w:tcBorders>
-          </w:tcPr>
-          <w:p>
-            <w:pPr>
-              <w:spacing w:before="0" w:after="0" w:line="240" w:lineRule="auto"/>
-            </w:pPr>
-            <w:r/>
-            <w:r>
-              <w:rPr>
-                <w:rFonts w:ascii="Arial" w:hAnsi="Arial"/>
-                <w:b/>
-                <w:color w:val="153B77"/>
-                <w:sz w:val="14"/>
+                <w:color w:val="143A63"/>
+                <w:sz w:val="11"/>
               </w:rPr>
               <w:t>APPROVAL DATE</w:t>
             </w:r>
@@ -4753,8 +3869,8 @@
               <w:rPr>
                 <w:rFonts w:ascii="Arial" w:hAnsi="Arial"/>
                 <w:b w:val="0"/>
-                <w:color w:val="172533"/>
-                <w:sz w:val="17"/>
+                <w:color w:val="17232C"/>
+                <w:sz w:val="14"/>
               </w:rPr>
               <w:t>{{APPROVAL_DATE}}</w:t>
             </w:r>
@@ -4763,10 +3879,9 @@
       </w:tr>
     </w:tbl>
     <w:sectPr>
-      <w:headerReference w:type="default" r:id="rId9"/>
-      <w:footerReference w:type="default" r:id="rId10"/>
+      <w:footerReference w:type="default" r:id="rId12"/>
       <w:pgSz w:w="11906" w:h="16838"/>
-      <w:pgMar w:top="1276" w:right="850" w:bottom="879" w:left="850" w:header="312" w:footer="340" w:gutter="0"/>
+      <w:pgMar w:top="425" w:right="425" w:bottom="397" w:left="425" w:header="170" w:footer="170" w:gutter="0"/>
       <w:cols w:space="720"/>
       <w:docGrid w:linePitch="360"/>
     </w:sectPr>
@@ -4779,214 +3894,19 @@
   <w:p>
     <w:pPr>
       <w:pStyle w:val="Footer"/>
+      <w:jc w:val="center"/>
     </w:pPr>
     <w:r>
       <w:rPr>
         <w:rFonts w:ascii="Arial" w:hAnsi="Arial"/>
-        <w:b w:val="0"/>
-        <w:color w:val="5D7284"/>
-        <w:sz w:val="14"/>
-      </w:rPr>
-      <w:t>FSQ • Marine and Offshore Support • Generated from controlled WPQR/WPS sources</w:t>
-    </w:r>
-  </w:p>
-  <w:p>
-    <w:pPr>
-      <w:jc w:val="right"/>
-    </w:pPr>
-    <w:r>
-      <w:rPr>
-        <w:rFonts w:ascii="Arial" w:hAnsi="Arial"/>
-        <w:b w:val="0"/>
-        <w:color w:val="5D7284"/>
-        <w:sz w:val="15"/>
-      </w:rPr>
-      <w:t xml:space="preserve">Side </w:t>
-      <w:fldChar w:fldCharType="begin"/>
-      <w:instrText xml:space="preserve"> PAGE </w:instrText>
-      <w:fldChar w:fldCharType="separate"/>
-      <w:t>1</w:t>
-      <w:fldChar w:fldCharType="end"/>
+        <w:b/>
+        <w:color w:val="143A63"/>
+        <w:sz w:val="12"/>
+      </w:rPr>
+      <w:t>FSQ - Controlled Welding Document - Valid only after competent technical review and approval</w:t>
     </w:r>
   </w:p>
 </w:ftr>
-</file>
-
-<file path=word/header1.xml><?xml version="1.0" encoding="utf-8"?>
-<w:hdr xmlns:m="http://schemas.openxmlformats.org/officeDocument/2006/math" xmlns:mc="http://schemas.openxmlformats.org/markup-compatibility/2006" xmlns:mo="http://schemas.microsoft.com/office/mac/office/2008/main" xmlns:mv="urn:schemas-microsoft-com:mac:vml" xmlns:o="urn:schemas-microsoft-com:office:office" xmlns:r="http://schemas.openxmlformats.org/officeDocument/2006/relationships" xmlns:v="urn:schemas-microsoft-com:vml" xmlns:w10="urn:schemas-microsoft-com:office:word" xmlns:w14="http://schemas.microsoft.com/office/word/2010/wordml" xmlns:w="http://schemas.openxmlformats.org/wordprocessingml/2006/main" xmlns:wne="http://schemas.microsoft.com/office/word/2006/wordml" xmlns:wp14="http://schemas.microsoft.com/office/word/2010/wordprocessingDrawing" xmlns:wp="http://schemas.openxmlformats.org/drawingml/2006/wordprocessingDrawing" xmlns:wpc="http://schemas.microsoft.com/office/word/2010/wordprocessingCanvas" xmlns:wpg="http://schemas.microsoft.com/office/word/2010/wordprocessingGroup" xmlns:wpi="http://schemas.microsoft.com/office/word/2010/wordprocessingInk" xmlns:wps="http://schemas.microsoft.com/office/word/2010/wordprocessingShape" mc:Ignorable="w14 wp14">
-  <w:p>
-    <w:pPr>
-      <w:pStyle w:val="Header"/>
-    </w:pPr>
-  </w:p>
-  <w:tbl>
-    <w:tblPr>
-      <w:tblW w:type="dxa" w:w="10200"/>
-      <w:jc w:val="left"/>
-      <w:tblLayout w:type="fixed"/>
-      <w:tblLook w:firstColumn="1" w:firstRow="1" w:lastColumn="0" w:lastRow="0" w:noHBand="0" w:noVBand="1" w:val="04A0"/>
-      <w:tblInd w:w="105" w:type="dxa"/>
-    </w:tblPr>
-    <w:tblGrid>
-      <w:gridCol w:w="1500"/>
-      <w:gridCol w:w="6150"/>
-      <w:gridCol w:w="2550"/>
-    </w:tblGrid>
-    <w:tr>
-      <w:tc>
-        <w:tcPr>
-          <w:tcW w:type="dxa" w:w="1500"/>
-          <w:tcBorders>
-            <w:top w:val="nil"/>
-            <w:left w:val="nil"/>
-            <w:right w:val="nil"/>
-            <w:bottom w:val="single" w:sz="12" w:color="1268A8"/>
-          </w:tcBorders>
-          <w:tcMar>
-            <w:top w:w="0" w:type="dxa"/>
-            <w:start w:w="0" w:type="dxa"/>
-            <w:bottom w:w="45" w:type="dxa"/>
-            <w:end w:w="80" w:type="dxa"/>
-          </w:tcMar>
-        </w:tcPr>
-        <w:p>
-          <w:pPr>
-            <w:spacing w:before="0" w:after="0" w:line="240" w:lineRule="auto"/>
-          </w:pPr>
-          <w:r/>
-          <w:r>
-            <w:drawing>
-              <wp:inline xmlns:a="http://schemas.openxmlformats.org/drawingml/2006/main" xmlns:pic="http://schemas.openxmlformats.org/drawingml/2006/picture">
-                <wp:extent cx="594000" cy="594000"/>
-                <wp:docPr id="1" name="Picture 1" descr="FSQ logo" title="FSQ logo"/>
-                <wp:cNvGraphicFramePr>
-                  <a:graphicFrameLocks noChangeAspect="1"/>
-                </wp:cNvGraphicFramePr>
-                <a:graphic>
-                  <a:graphicData uri="http://schemas.openxmlformats.org/drawingml/2006/picture">
-                    <pic:pic>
-                      <pic:nvPicPr>
-                        <pic:cNvPr id="0" name="fsq-logo-clean.png"/>
-                        <pic:cNvPicPr/>
-                      </pic:nvPicPr>
-                      <pic:blipFill>
-                        <a:blip r:embed="rId1"/>
-                        <a:stretch>
-                          <a:fillRect/>
-                        </a:stretch>
-                      </pic:blipFill>
-                      <pic:spPr>
-                        <a:xfrm>
-                          <a:off x="0" y="0"/>
-                          <a:ext cx="594000" cy="594000"/>
-                        </a:xfrm>
-                        <a:prstGeom prst="rect"/>
-                      </pic:spPr>
-                    </pic:pic>
-                  </a:graphicData>
-                </a:graphic>
-              </wp:inline>
-            </w:drawing>
-          </w:r>
-        </w:p>
-      </w:tc>
-      <w:tc>
-        <w:tcPr>
-          <w:tcW w:type="dxa" w:w="6150"/>
-          <w:tcBorders>
-            <w:top w:val="nil"/>
-            <w:left w:val="nil"/>
-            <w:right w:val="nil"/>
-            <w:bottom w:val="single" w:sz="12" w:color="1268A8"/>
-          </w:tcBorders>
-          <w:tcMar>
-            <w:top w:w="45" w:type="dxa"/>
-            <w:start w:w="80" w:type="dxa"/>
-            <w:bottom w:w="45" w:type="dxa"/>
-            <w:end w:w="80" w:type="dxa"/>
-          </w:tcMar>
-        </w:tcPr>
-        <w:p>
-          <w:pPr>
-            <w:spacing w:before="0" w:after="0" w:line="240" w:lineRule="auto"/>
-          </w:pPr>
-          <w:r/>
-          <w:r>
-            <w:rPr>
-              <w:rFonts w:ascii="Arial" w:hAnsi="Arial"/>
-              <w:b/>
-              <w:color w:val="153B77"/>
-              <w:sz w:val="22"/>
-            </w:rPr>
-            <w:t>FSQ WELDING PROCEDURE SPECIFICATION</w:t>
-          </w:r>
-        </w:p>
-        <w:p>
-          <w:pPr>
-            <w:spacing w:after="0"/>
-          </w:pPr>
-          <w:r>
-            <w:rPr>
-              <w:rFonts w:ascii="Arial" w:hAnsi="Arial"/>
-              <w:b w:val="0"/>
-              <w:color w:val="5D7284"/>
-              <w:sz w:val="15"/>
-            </w:rPr>
-            <w:t>Controlled technical document</w:t>
-          </w:r>
-        </w:p>
-      </w:tc>
-      <w:tc>
-        <w:tcPr>
-          <w:tcW w:type="dxa" w:w="2550"/>
-          <w:tcBorders>
-            <w:top w:val="nil"/>
-            <w:left w:val="nil"/>
-            <w:right w:val="nil"/>
-            <w:bottom w:val="single" w:sz="12" w:color="1268A8"/>
-          </w:tcBorders>
-          <w:tcMar>
-            <w:top w:w="45" w:type="dxa"/>
-            <w:start w:w="80" w:type="dxa"/>
-            <w:bottom w:w="45" w:type="dxa"/>
-            <w:end w:w="0" w:type="dxa"/>
-          </w:tcMar>
-        </w:tcPr>
-        <w:p>
-          <w:pPr>
-            <w:spacing w:before="0" w:after="0" w:line="240" w:lineRule="auto"/>
-            <w:jc w:val="right"/>
-          </w:pPr>
-          <w:r/>
-          <w:r>
-            <w:rPr>
-              <w:rFonts w:ascii="Arial" w:hAnsi="Arial"/>
-              <w:b/>
-              <w:color w:val="1268A8"/>
-              <w:sz w:val="17"/>
-            </w:rPr>
-            <w:t>{{STATUS}}</w:t>
-          </w:r>
-        </w:p>
-        <w:p>
-          <w:pPr>
-            <w:spacing w:after="0"/>
-            <w:jc w:val="right"/>
-          </w:pPr>
-          <w:r>
-            <w:rPr>
-              <w:rFonts w:ascii="Arial" w:hAnsi="Arial"/>
-              <w:b w:val="0"/>
-              <w:color w:val="5D7284"/>
-              <w:sz w:val="15"/>
-            </w:rPr>
-            <w:t>WPS {{WPS_NO}}</w:t>
-          </w:r>
-        </w:p>
-      </w:tc>
-    </w:tr>
-  </w:tbl>
-</w:hdr>
 </file>
 
 <file path=word/numbering.xml><?xml version="1.0" encoding="utf-8"?>
@@ -5357,8 +4277,7 @@
     </w:pPr>
     <w:rPr>
       <w:rFonts w:ascii="Arial" w:hAnsi="Arial"/>
-      <w:color w:val="172533"/>
-      <w:sz w:val="17"/>
+      <w:sz w:val="14"/>
     </w:rPr>
   </w:style>
   <w:style w:type="paragraph" w:styleId="Header">
